--- a/2026/CUBE/Sync Monitoring and Notification System/DigDev_Cube_Sync_Monitoring_and_Notification_System_SOP_v1.0.docx
+++ b/2026/CUBE/Sync Monitoring and Notification System/DigDev_Cube_Sync_Monitoring_and_Notification_System_SOP_v1.0.docx
@@ -349,7 +349,7 @@
           <w:r>
             <w:fldChar w:fldCharType="separate"/>
           </w:r>
-          <w:hyperlink w:anchor="_Toc228482322" w:history="1">
+          <w:hyperlink w:anchor="_Toc228726284" w:history="1">
             <w:r>
               <w:rPr>
                 <w:rStyle w:val="Hyperlink"/>
@@ -388,7 +388,7 @@
               <w:rPr>
                 <w:webHidden/>
               </w:rPr>
-              <w:instrText xml:space="preserve"> PAGEREF _Toc228482322 \h </w:instrText>
+              <w:instrText xml:space="preserve"> PAGEREF _Toc228726284 \h </w:instrText>
             </w:r>
             <w:r>
               <w:rPr>
@@ -429,7 +429,7 @@
               <w:szCs w:val="24"/>
             </w:rPr>
           </w:pPr>
-          <w:hyperlink w:anchor="_Toc228482323" w:history="1">
+          <w:hyperlink w:anchor="_Toc228726285" w:history="1">
             <w:r>
               <w:rPr>
                 <w:rStyle w:val="Hyperlink"/>
@@ -472,7 +472,7 @@
                 <w:noProof/>
                 <w:webHidden/>
               </w:rPr>
-              <w:instrText xml:space="preserve"> PAGEREF _Toc228482323 \h </w:instrText>
+              <w:instrText xml:space="preserve"> PAGEREF _Toc228726285 \h </w:instrText>
             </w:r>
             <w:r>
               <w:rPr>
@@ -517,7 +517,7 @@
               <w:szCs w:val="24"/>
             </w:rPr>
           </w:pPr>
-          <w:hyperlink w:anchor="_Toc228482324" w:history="1">
+          <w:hyperlink w:anchor="_Toc228726286" w:history="1">
             <w:r>
               <w:rPr>
                 <w:rStyle w:val="Hyperlink"/>
@@ -560,7 +560,7 @@
                 <w:noProof/>
                 <w:webHidden/>
               </w:rPr>
-              <w:instrText xml:space="preserve"> PAGEREF _Toc228482324 \h </w:instrText>
+              <w:instrText xml:space="preserve"> PAGEREF _Toc228726286 \h </w:instrText>
             </w:r>
             <w:r>
               <w:rPr>
@@ -605,7 +605,7 @@
               <w:szCs w:val="24"/>
             </w:rPr>
           </w:pPr>
-          <w:hyperlink w:anchor="_Toc228482325" w:history="1">
+          <w:hyperlink w:anchor="_Toc228726287" w:history="1">
             <w:r>
               <w:rPr>
                 <w:rStyle w:val="Hyperlink"/>
@@ -648,7 +648,7 @@
                 <w:noProof/>
                 <w:webHidden/>
               </w:rPr>
-              <w:instrText xml:space="preserve"> PAGEREF _Toc228482325 \h </w:instrText>
+              <w:instrText xml:space="preserve"> PAGEREF _Toc228726287 \h </w:instrText>
             </w:r>
             <w:r>
               <w:rPr>
@@ -690,7 +690,7 @@
               <w:szCs w:val="24"/>
             </w:rPr>
           </w:pPr>
-          <w:hyperlink w:anchor="_Toc228482326" w:history="1">
+          <w:hyperlink w:anchor="_Toc228726288" w:history="1">
             <w:r>
               <w:rPr>
                 <w:rStyle w:val="Hyperlink"/>
@@ -729,7 +729,7 @@
               <w:rPr>
                 <w:webHidden/>
               </w:rPr>
-              <w:instrText xml:space="preserve"> PAGEREF _Toc228482326 \h </w:instrText>
+              <w:instrText xml:space="preserve"> PAGEREF _Toc228726288 \h </w:instrText>
             </w:r>
             <w:r>
               <w:rPr>
@@ -770,7 +770,7 @@
               <w:szCs w:val="24"/>
             </w:rPr>
           </w:pPr>
-          <w:hyperlink w:anchor="_Toc228482327" w:history="1">
+          <w:hyperlink w:anchor="_Toc228726289" w:history="1">
             <w:r>
               <w:rPr>
                 <w:rStyle w:val="Hyperlink"/>
@@ -813,7 +813,7 @@
                 <w:noProof/>
                 <w:webHidden/>
               </w:rPr>
-              <w:instrText xml:space="preserve"> PAGEREF _Toc228482327 \h </w:instrText>
+              <w:instrText xml:space="preserve"> PAGEREF _Toc228726289 \h </w:instrText>
             </w:r>
             <w:r>
               <w:rPr>
@@ -858,7 +858,7 @@
               <w:szCs w:val="24"/>
             </w:rPr>
           </w:pPr>
-          <w:hyperlink w:anchor="_Toc228482328" w:history="1">
+          <w:hyperlink w:anchor="_Toc228726290" w:history="1">
             <w:r>
               <w:rPr>
                 <w:rStyle w:val="Hyperlink"/>
@@ -901,7 +901,7 @@
                 <w:noProof/>
                 <w:webHidden/>
               </w:rPr>
-              <w:instrText xml:space="preserve"> PAGEREF _Toc228482328 \h </w:instrText>
+              <w:instrText xml:space="preserve"> PAGEREF _Toc228726290 \h </w:instrText>
             </w:r>
             <w:r>
               <w:rPr>
@@ -946,7 +946,7 @@
               <w:szCs w:val="24"/>
             </w:rPr>
           </w:pPr>
-          <w:hyperlink w:anchor="_Toc228482329" w:history="1">
+          <w:hyperlink w:anchor="_Toc228726291" w:history="1">
             <w:r>
               <w:rPr>
                 <w:rStyle w:val="Hyperlink"/>
@@ -989,7 +989,7 @@
                 <w:noProof/>
                 <w:webHidden/>
               </w:rPr>
-              <w:instrText xml:space="preserve"> PAGEREF _Toc228482329 \h </w:instrText>
+              <w:instrText xml:space="preserve"> PAGEREF _Toc228726291 \h </w:instrText>
             </w:r>
             <w:r>
               <w:rPr>
@@ -1034,7 +1034,7 @@
               <w:szCs w:val="24"/>
             </w:rPr>
           </w:pPr>
-          <w:hyperlink w:anchor="_Toc228482330" w:history="1">
+          <w:hyperlink w:anchor="_Toc228726292" w:history="1">
             <w:r>
               <w:rPr>
                 <w:rStyle w:val="Hyperlink"/>
@@ -1077,7 +1077,7 @@
                 <w:noProof/>
                 <w:webHidden/>
               </w:rPr>
-              <w:instrText xml:space="preserve"> PAGEREF _Toc228482330 \h </w:instrText>
+              <w:instrText xml:space="preserve"> PAGEREF _Toc228726292 \h </w:instrText>
             </w:r>
             <w:r>
               <w:rPr>
@@ -1122,7 +1122,7 @@
               <w:szCs w:val="24"/>
             </w:rPr>
           </w:pPr>
-          <w:hyperlink w:anchor="_Toc228482331" w:history="1">
+          <w:hyperlink w:anchor="_Toc228726293" w:history="1">
             <w:r>
               <w:rPr>
                 <w:rStyle w:val="Hyperlink"/>
@@ -1165,7 +1165,7 @@
                 <w:noProof/>
                 <w:webHidden/>
               </w:rPr>
-              <w:instrText xml:space="preserve"> PAGEREF _Toc228482331 \h </w:instrText>
+              <w:instrText xml:space="preserve"> PAGEREF _Toc228726293 \h </w:instrText>
             </w:r>
             <w:r>
               <w:rPr>
@@ -1207,7 +1207,7 @@
               <w:szCs w:val="24"/>
             </w:rPr>
           </w:pPr>
-          <w:hyperlink w:anchor="_Toc228482332" w:history="1">
+          <w:hyperlink w:anchor="_Toc228726294" w:history="1">
             <w:r>
               <w:rPr>
                 <w:rStyle w:val="Hyperlink"/>
@@ -1228,7 +1228,7 @@
               <w:rPr>
                 <w:rStyle w:val="Hyperlink"/>
               </w:rPr>
-              <w:t>MONITORinG AND NOTIFICATION OVERVIEW</w:t>
+              <w:t>Monitoring and notification overview</w:t>
             </w:r>
             <w:r>
               <w:rPr>
@@ -1246,7 +1246,7 @@
               <w:rPr>
                 <w:webHidden/>
               </w:rPr>
-              <w:instrText xml:space="preserve"> PAGEREF _Toc228482332 \h </w:instrText>
+              <w:instrText xml:space="preserve"> PAGEREF _Toc228726294 \h </w:instrText>
             </w:r>
             <w:r>
               <w:rPr>
@@ -1287,7 +1287,7 @@
               <w:szCs w:val="24"/>
             </w:rPr>
           </w:pPr>
-          <w:hyperlink w:anchor="_Toc228482333" w:history="1">
+          <w:hyperlink w:anchor="_Toc228726295" w:history="1">
             <w:r>
               <w:rPr>
                 <w:rStyle w:val="Hyperlink"/>
@@ -1330,7 +1330,7 @@
                 <w:noProof/>
                 <w:webHidden/>
               </w:rPr>
-              <w:instrText xml:space="preserve"> PAGEREF _Toc228482333 \h </w:instrText>
+              <w:instrText xml:space="preserve"> PAGEREF _Toc228726295 \h </w:instrText>
             </w:r>
             <w:r>
               <w:rPr>
@@ -1375,7 +1375,7 @@
               <w:szCs w:val="24"/>
             </w:rPr>
           </w:pPr>
-          <w:hyperlink w:anchor="_Toc228482334" w:history="1">
+          <w:hyperlink w:anchor="_Toc228726296" w:history="1">
             <w:r>
               <w:rPr>
                 <w:rStyle w:val="Hyperlink"/>
@@ -1418,7 +1418,7 @@
                 <w:noProof/>
                 <w:webHidden/>
               </w:rPr>
-              <w:instrText xml:space="preserve"> PAGEREF _Toc228482334 \h </w:instrText>
+              <w:instrText xml:space="preserve"> PAGEREF _Toc228726296 \h </w:instrText>
             </w:r>
             <w:r>
               <w:rPr>
@@ -1463,7 +1463,7 @@
               <w:szCs w:val="24"/>
             </w:rPr>
           </w:pPr>
-          <w:hyperlink w:anchor="_Toc228482335" w:history="1">
+          <w:hyperlink w:anchor="_Toc228726297" w:history="1">
             <w:r>
               <w:rPr>
                 <w:rStyle w:val="Hyperlink"/>
@@ -1506,7 +1506,7 @@
                 <w:noProof/>
                 <w:webHidden/>
               </w:rPr>
-              <w:instrText xml:space="preserve"> PAGEREF _Toc228482335 \h </w:instrText>
+              <w:instrText xml:space="preserve"> PAGEREF _Toc228726297 \h </w:instrText>
             </w:r>
             <w:r>
               <w:rPr>
@@ -1551,7 +1551,7 @@
               <w:szCs w:val="24"/>
             </w:rPr>
           </w:pPr>
-          <w:hyperlink w:anchor="_Toc228482336" w:history="1">
+          <w:hyperlink w:anchor="_Toc228726298" w:history="1">
             <w:r>
               <w:rPr>
                 <w:rStyle w:val="Hyperlink"/>
@@ -1594,7 +1594,7 @@
                 <w:noProof/>
                 <w:webHidden/>
               </w:rPr>
-              <w:instrText xml:space="preserve"> PAGEREF _Toc228482336 \h </w:instrText>
+              <w:instrText xml:space="preserve"> PAGEREF _Toc228726298 \h </w:instrText>
             </w:r>
             <w:r>
               <w:rPr>
@@ -1614,7 +1614,7 @@
                 <w:noProof/>
                 <w:webHidden/>
               </w:rPr>
-              <w:t>7</w:t>
+              <w:t>8</w:t>
             </w:r>
             <w:r>
               <w:rPr>
@@ -1639,7 +1639,7 @@
               <w:szCs w:val="24"/>
             </w:rPr>
           </w:pPr>
-          <w:hyperlink w:anchor="_Toc228482337" w:history="1">
+          <w:hyperlink w:anchor="_Toc228726299" w:history="1">
             <w:r>
               <w:rPr>
                 <w:rStyle w:val="Hyperlink"/>
@@ -1682,7 +1682,7 @@
                 <w:noProof/>
                 <w:webHidden/>
               </w:rPr>
-              <w:instrText xml:space="preserve"> PAGEREF _Toc228482337 \h </w:instrText>
+              <w:instrText xml:space="preserve"> PAGEREF _Toc228726299 \h </w:instrText>
             </w:r>
             <w:r>
               <w:rPr>
@@ -1727,7 +1727,7 @@
               <w:szCs w:val="24"/>
             </w:rPr>
           </w:pPr>
-          <w:hyperlink w:anchor="_Toc228482338" w:history="1">
+          <w:hyperlink w:anchor="_Toc228726300" w:history="1">
             <w:r>
               <w:rPr>
                 <w:rStyle w:val="Hyperlink"/>
@@ -1770,7 +1770,7 @@
                 <w:noProof/>
                 <w:webHidden/>
               </w:rPr>
-              <w:instrText xml:space="preserve"> PAGEREF _Toc228482338 \h </w:instrText>
+              <w:instrText xml:space="preserve"> PAGEREF _Toc228726300 \h </w:instrText>
             </w:r>
             <w:r>
               <w:rPr>
@@ -1815,7 +1815,7 @@
               <w:szCs w:val="24"/>
             </w:rPr>
           </w:pPr>
-          <w:hyperlink w:anchor="_Toc228482339" w:history="1">
+          <w:hyperlink w:anchor="_Toc228726301" w:history="1">
             <w:r>
               <w:rPr>
                 <w:rStyle w:val="Hyperlink"/>
@@ -1858,7 +1858,7 @@
                 <w:noProof/>
                 <w:webHidden/>
               </w:rPr>
-              <w:instrText xml:space="preserve"> PAGEREF _Toc228482339 \h </w:instrText>
+              <w:instrText xml:space="preserve"> PAGEREF _Toc228726301 \h </w:instrText>
             </w:r>
             <w:r>
               <w:rPr>
@@ -1903,7 +1903,7 @@
               <w:szCs w:val="24"/>
             </w:rPr>
           </w:pPr>
-          <w:hyperlink w:anchor="_Toc228482340" w:history="1">
+          <w:hyperlink w:anchor="_Toc228726302" w:history="1">
             <w:r>
               <w:rPr>
                 <w:rStyle w:val="Hyperlink"/>
@@ -1946,7 +1946,7 @@
                 <w:noProof/>
                 <w:webHidden/>
               </w:rPr>
-              <w:instrText xml:space="preserve"> PAGEREF _Toc228482340 \h </w:instrText>
+              <w:instrText xml:space="preserve"> PAGEREF _Toc228726302 \h </w:instrText>
             </w:r>
             <w:r>
               <w:rPr>
@@ -1991,7 +1991,7 @@
               <w:szCs w:val="24"/>
             </w:rPr>
           </w:pPr>
-          <w:hyperlink w:anchor="_Toc228482341" w:history="1">
+          <w:hyperlink w:anchor="_Toc228726303" w:history="1">
             <w:r>
               <w:rPr>
                 <w:rStyle w:val="Hyperlink"/>
@@ -2034,7 +2034,7 @@
                 <w:noProof/>
                 <w:webHidden/>
               </w:rPr>
-              <w:instrText xml:space="preserve"> PAGEREF _Toc228482341 \h </w:instrText>
+              <w:instrText xml:space="preserve"> PAGEREF _Toc228726303 \h </w:instrText>
             </w:r>
             <w:r>
               <w:rPr>
@@ -2076,7 +2076,7 @@
               <w:szCs w:val="24"/>
             </w:rPr>
           </w:pPr>
-          <w:hyperlink w:anchor="_Toc228482342" w:history="1">
+          <w:hyperlink w:anchor="_Toc228726304" w:history="1">
             <w:r>
               <w:rPr>
                 <w:rStyle w:val="Hyperlink"/>
@@ -2097,7 +2097,7 @@
               <w:rPr>
                 <w:rStyle w:val="Hyperlink"/>
               </w:rPr>
-              <w:t>SECTION / PROCEDURE 2</w:t>
+              <w:t>Sync workflow and data synchronization behavior</w:t>
             </w:r>
             <w:r>
               <w:rPr>
@@ -2115,7 +2115,7 @@
               <w:rPr>
                 <w:webHidden/>
               </w:rPr>
-              <w:instrText xml:space="preserve"> PAGEREF _Toc228482342 \h </w:instrText>
+              <w:instrText xml:space="preserve"> PAGEREF _Toc228726304 \h </w:instrText>
             </w:r>
             <w:r>
               <w:rPr>
@@ -2156,7 +2156,7 @@
               <w:szCs w:val="24"/>
             </w:rPr>
           </w:pPr>
-          <w:hyperlink w:anchor="_Toc228482343" w:history="1">
+          <w:hyperlink w:anchor="_Toc228726305" w:history="1">
             <w:r>
               <w:rPr>
                 <w:rStyle w:val="Hyperlink"/>
@@ -2178,7 +2178,7 @@
                 <w:rStyle w:val="Hyperlink"/>
                 <w:noProof/>
               </w:rPr>
-              <w:t>Subtitle</w:t>
+              <w:t>Sync Execution Methods</w:t>
             </w:r>
             <w:r>
               <w:rPr>
@@ -2199,7 +2199,7 @@
                 <w:noProof/>
                 <w:webHidden/>
               </w:rPr>
-              <w:instrText xml:space="preserve"> PAGEREF _Toc228482343 \h </w:instrText>
+              <w:instrText xml:space="preserve"> PAGEREF _Toc228726305 \h </w:instrText>
             </w:r>
             <w:r>
               <w:rPr>
@@ -2219,7 +2219,7 @@
                 <w:noProof/>
                 <w:webHidden/>
               </w:rPr>
-              <w:t>11</w:t>
+              <w:t>12</w:t>
             </w:r>
             <w:r>
               <w:rPr>
@@ -2232,9 +2232,9 @@
         </w:p>
         <w:p>
           <w:pPr>
-            <w:pStyle w:val="TOC3"/>
+            <w:pStyle w:val="TOC2"/>
             <w:tabs>
-              <w:tab w:val="left" w:pos="1200"/>
+              <w:tab w:val="left" w:pos="960"/>
               <w:tab w:val="right" w:leader="dot" w:pos="10530"/>
             </w:tabs>
             <w:rPr>
@@ -2244,13 +2244,13 @@
               <w:szCs w:val="24"/>
             </w:rPr>
           </w:pPr>
-          <w:hyperlink w:anchor="_Toc228482344" w:history="1">
+          <w:hyperlink w:anchor="_Toc228726306" w:history="1">
             <w:r>
               <w:rPr>
                 <w:rStyle w:val="Hyperlink"/>
                 <w:noProof/>
               </w:rPr>
-              <w:t>4.1.1</w:t>
+              <w:t>4.2</w:t>
             </w:r>
             <w:r>
               <w:rPr>
@@ -2266,7 +2266,7 @@
                 <w:rStyle w:val="Hyperlink"/>
                 <w:noProof/>
               </w:rPr>
-              <w:t>Subsection</w:t>
+              <w:t>Cron Job Synchronization Workflow</w:t>
             </w:r>
             <w:r>
               <w:rPr>
@@ -2287,7 +2287,7 @@
                 <w:noProof/>
                 <w:webHidden/>
               </w:rPr>
-              <w:instrText xml:space="preserve"> PAGEREF _Toc228482344 \h </w:instrText>
+              <w:instrText xml:space="preserve"> PAGEREF _Toc228726306 \h </w:instrText>
             </w:r>
             <w:r>
               <w:rPr>
@@ -2307,7 +2307,623 @@
                 <w:noProof/>
                 <w:webHidden/>
               </w:rPr>
-              <w:t>11</w:t>
+              <w:t>12</w:t>
+            </w:r>
+            <w:r>
+              <w:rPr>
+                <w:noProof/>
+                <w:webHidden/>
+              </w:rPr>
+              <w:fldChar w:fldCharType="end"/>
+            </w:r>
+          </w:hyperlink>
+        </w:p>
+        <w:p>
+          <w:pPr>
+            <w:pStyle w:val="TOC2"/>
+            <w:tabs>
+              <w:tab w:val="left" w:pos="960"/>
+              <w:tab w:val="right" w:leader="dot" w:pos="10530"/>
+            </w:tabs>
+            <w:rPr>
+              <w:rFonts w:asciiTheme="minorHAnsi" w:eastAsiaTheme="minorEastAsia" w:hAnsiTheme="minorHAnsi"/>
+              <w:noProof/>
+              <w:sz w:val="24"/>
+              <w:szCs w:val="24"/>
+            </w:rPr>
+          </w:pPr>
+          <w:hyperlink w:anchor="_Toc228726307" w:history="1">
+            <w:r>
+              <w:rPr>
+                <w:rStyle w:val="Hyperlink"/>
+                <w:noProof/>
+              </w:rPr>
+              <w:t>4.3</w:t>
+            </w:r>
+            <w:r>
+              <w:rPr>
+                <w:rFonts w:asciiTheme="minorHAnsi" w:eastAsiaTheme="minorEastAsia" w:hAnsiTheme="minorHAnsi"/>
+                <w:noProof/>
+                <w:sz w:val="24"/>
+                <w:szCs w:val="24"/>
+              </w:rPr>
+              <w:tab/>
+            </w:r>
+            <w:r>
+              <w:rPr>
+                <w:rStyle w:val="Hyperlink"/>
+                <w:noProof/>
+              </w:rPr>
+              <w:t>Incremental Sync Behavior</w:t>
+            </w:r>
+            <w:r>
+              <w:rPr>
+                <w:noProof/>
+                <w:webHidden/>
+              </w:rPr>
+              <w:tab/>
+            </w:r>
+            <w:r>
+              <w:rPr>
+                <w:noProof/>
+                <w:webHidden/>
+              </w:rPr>
+              <w:fldChar w:fldCharType="begin"/>
+            </w:r>
+            <w:r>
+              <w:rPr>
+                <w:noProof/>
+                <w:webHidden/>
+              </w:rPr>
+              <w:instrText xml:space="preserve"> PAGEREF _Toc228726307 \h </w:instrText>
+            </w:r>
+            <w:r>
+              <w:rPr>
+                <w:noProof/>
+                <w:webHidden/>
+              </w:rPr>
+            </w:r>
+            <w:r>
+              <w:rPr>
+                <w:noProof/>
+                <w:webHidden/>
+              </w:rPr>
+              <w:fldChar w:fldCharType="separate"/>
+            </w:r>
+            <w:r>
+              <w:rPr>
+                <w:noProof/>
+                <w:webHidden/>
+              </w:rPr>
+              <w:t>13</w:t>
+            </w:r>
+            <w:r>
+              <w:rPr>
+                <w:noProof/>
+                <w:webHidden/>
+              </w:rPr>
+              <w:fldChar w:fldCharType="end"/>
+            </w:r>
+          </w:hyperlink>
+        </w:p>
+        <w:p>
+          <w:pPr>
+            <w:pStyle w:val="TOC2"/>
+            <w:tabs>
+              <w:tab w:val="left" w:pos="960"/>
+              <w:tab w:val="right" w:leader="dot" w:pos="10530"/>
+            </w:tabs>
+            <w:rPr>
+              <w:rFonts w:asciiTheme="minorHAnsi" w:eastAsiaTheme="minorEastAsia" w:hAnsiTheme="minorHAnsi"/>
+              <w:noProof/>
+              <w:sz w:val="24"/>
+              <w:szCs w:val="24"/>
+            </w:rPr>
+          </w:pPr>
+          <w:hyperlink w:anchor="_Toc228726308" w:history="1">
+            <w:r>
+              <w:rPr>
+                <w:rStyle w:val="Hyperlink"/>
+                <w:noProof/>
+              </w:rPr>
+              <w:t>4.4</w:t>
+            </w:r>
+            <w:r>
+              <w:rPr>
+                <w:rFonts w:asciiTheme="minorHAnsi" w:eastAsiaTheme="minorEastAsia" w:hAnsiTheme="minorHAnsi"/>
+                <w:noProof/>
+                <w:sz w:val="24"/>
+                <w:szCs w:val="24"/>
+              </w:rPr>
+              <w:tab/>
+            </w:r>
+            <w:r>
+              <w:rPr>
+                <w:rStyle w:val="Hyperlink"/>
+                <w:noProof/>
+              </w:rPr>
+              <w:t>Decremental Sync Behavior</w:t>
+            </w:r>
+            <w:r>
+              <w:rPr>
+                <w:noProof/>
+                <w:webHidden/>
+              </w:rPr>
+              <w:tab/>
+            </w:r>
+            <w:r>
+              <w:rPr>
+                <w:noProof/>
+                <w:webHidden/>
+              </w:rPr>
+              <w:fldChar w:fldCharType="begin"/>
+            </w:r>
+            <w:r>
+              <w:rPr>
+                <w:noProof/>
+                <w:webHidden/>
+              </w:rPr>
+              <w:instrText xml:space="preserve"> PAGEREF _Toc228726308 \h </w:instrText>
+            </w:r>
+            <w:r>
+              <w:rPr>
+                <w:noProof/>
+                <w:webHidden/>
+              </w:rPr>
+            </w:r>
+            <w:r>
+              <w:rPr>
+                <w:noProof/>
+                <w:webHidden/>
+              </w:rPr>
+              <w:fldChar w:fldCharType="separate"/>
+            </w:r>
+            <w:r>
+              <w:rPr>
+                <w:noProof/>
+                <w:webHidden/>
+              </w:rPr>
+              <w:t>13</w:t>
+            </w:r>
+            <w:r>
+              <w:rPr>
+                <w:noProof/>
+                <w:webHidden/>
+              </w:rPr>
+              <w:fldChar w:fldCharType="end"/>
+            </w:r>
+          </w:hyperlink>
+        </w:p>
+        <w:p>
+          <w:pPr>
+            <w:pStyle w:val="TOC2"/>
+            <w:tabs>
+              <w:tab w:val="left" w:pos="960"/>
+              <w:tab w:val="right" w:leader="dot" w:pos="10530"/>
+            </w:tabs>
+            <w:rPr>
+              <w:rFonts w:asciiTheme="minorHAnsi" w:eastAsiaTheme="minorEastAsia" w:hAnsiTheme="minorHAnsi"/>
+              <w:noProof/>
+              <w:sz w:val="24"/>
+              <w:szCs w:val="24"/>
+            </w:rPr>
+          </w:pPr>
+          <w:hyperlink w:anchor="_Toc228726309" w:history="1">
+            <w:r>
+              <w:rPr>
+                <w:rStyle w:val="Hyperlink"/>
+                <w:noProof/>
+              </w:rPr>
+              <w:t>4.5</w:t>
+            </w:r>
+            <w:r>
+              <w:rPr>
+                <w:rFonts w:asciiTheme="minorHAnsi" w:eastAsiaTheme="minorEastAsia" w:hAnsiTheme="minorHAnsi"/>
+                <w:noProof/>
+                <w:sz w:val="24"/>
+                <w:szCs w:val="24"/>
+              </w:rPr>
+              <w:tab/>
+            </w:r>
+            <w:r>
+              <w:rPr>
+                <w:rStyle w:val="Hyperlink"/>
+                <w:noProof/>
+              </w:rPr>
+              <w:t>Webhook Sync Behavior</w:t>
+            </w:r>
+            <w:r>
+              <w:rPr>
+                <w:noProof/>
+                <w:webHidden/>
+              </w:rPr>
+              <w:tab/>
+            </w:r>
+            <w:r>
+              <w:rPr>
+                <w:noProof/>
+                <w:webHidden/>
+              </w:rPr>
+              <w:fldChar w:fldCharType="begin"/>
+            </w:r>
+            <w:r>
+              <w:rPr>
+                <w:noProof/>
+                <w:webHidden/>
+              </w:rPr>
+              <w:instrText xml:space="preserve"> PAGEREF _Toc228726309 \h </w:instrText>
+            </w:r>
+            <w:r>
+              <w:rPr>
+                <w:noProof/>
+                <w:webHidden/>
+              </w:rPr>
+            </w:r>
+            <w:r>
+              <w:rPr>
+                <w:noProof/>
+                <w:webHidden/>
+              </w:rPr>
+              <w:fldChar w:fldCharType="separate"/>
+            </w:r>
+            <w:r>
+              <w:rPr>
+                <w:noProof/>
+                <w:webHidden/>
+              </w:rPr>
+              <w:t>13</w:t>
+            </w:r>
+            <w:r>
+              <w:rPr>
+                <w:noProof/>
+                <w:webHidden/>
+              </w:rPr>
+              <w:fldChar w:fldCharType="end"/>
+            </w:r>
+          </w:hyperlink>
+        </w:p>
+        <w:p>
+          <w:pPr>
+            <w:pStyle w:val="TOC2"/>
+            <w:tabs>
+              <w:tab w:val="left" w:pos="960"/>
+              <w:tab w:val="right" w:leader="dot" w:pos="10530"/>
+            </w:tabs>
+            <w:rPr>
+              <w:rFonts w:asciiTheme="minorHAnsi" w:eastAsiaTheme="minorEastAsia" w:hAnsiTheme="minorHAnsi"/>
+              <w:noProof/>
+              <w:sz w:val="24"/>
+              <w:szCs w:val="24"/>
+            </w:rPr>
+          </w:pPr>
+          <w:hyperlink w:anchor="_Toc228726310" w:history="1">
+            <w:r>
+              <w:rPr>
+                <w:rStyle w:val="Hyperlink"/>
+                <w:noProof/>
+              </w:rPr>
+              <w:t>4.6</w:t>
+            </w:r>
+            <w:r>
+              <w:rPr>
+                <w:rFonts w:asciiTheme="minorHAnsi" w:eastAsiaTheme="minorEastAsia" w:hAnsiTheme="minorHAnsi"/>
+                <w:noProof/>
+                <w:sz w:val="24"/>
+                <w:szCs w:val="24"/>
+              </w:rPr>
+              <w:tab/>
+            </w:r>
+            <w:r>
+              <w:rPr>
+                <w:rStyle w:val="Hyperlink"/>
+                <w:noProof/>
+              </w:rPr>
+              <w:t>Archive and Unarchive Workflow</w:t>
+            </w:r>
+            <w:r>
+              <w:rPr>
+                <w:noProof/>
+                <w:webHidden/>
+              </w:rPr>
+              <w:tab/>
+            </w:r>
+            <w:r>
+              <w:rPr>
+                <w:noProof/>
+                <w:webHidden/>
+              </w:rPr>
+              <w:fldChar w:fldCharType="begin"/>
+            </w:r>
+            <w:r>
+              <w:rPr>
+                <w:noProof/>
+                <w:webHidden/>
+              </w:rPr>
+              <w:instrText xml:space="preserve"> PAGEREF _Toc228726310 \h </w:instrText>
+            </w:r>
+            <w:r>
+              <w:rPr>
+                <w:noProof/>
+                <w:webHidden/>
+              </w:rPr>
+            </w:r>
+            <w:r>
+              <w:rPr>
+                <w:noProof/>
+                <w:webHidden/>
+              </w:rPr>
+              <w:fldChar w:fldCharType="separate"/>
+            </w:r>
+            <w:r>
+              <w:rPr>
+                <w:noProof/>
+                <w:webHidden/>
+              </w:rPr>
+              <w:t>14</w:t>
+            </w:r>
+            <w:r>
+              <w:rPr>
+                <w:noProof/>
+                <w:webHidden/>
+              </w:rPr>
+              <w:fldChar w:fldCharType="end"/>
+            </w:r>
+          </w:hyperlink>
+        </w:p>
+        <w:p>
+          <w:pPr>
+            <w:pStyle w:val="TOC2"/>
+            <w:tabs>
+              <w:tab w:val="left" w:pos="960"/>
+              <w:tab w:val="right" w:leader="dot" w:pos="10530"/>
+            </w:tabs>
+            <w:rPr>
+              <w:rFonts w:asciiTheme="minorHAnsi" w:eastAsiaTheme="minorEastAsia" w:hAnsiTheme="minorHAnsi"/>
+              <w:noProof/>
+              <w:sz w:val="24"/>
+              <w:szCs w:val="24"/>
+            </w:rPr>
+          </w:pPr>
+          <w:hyperlink w:anchor="_Toc228726311" w:history="1">
+            <w:r>
+              <w:rPr>
+                <w:rStyle w:val="Hyperlink"/>
+                <w:noProof/>
+              </w:rPr>
+              <w:t>4.7</w:t>
+            </w:r>
+            <w:r>
+              <w:rPr>
+                <w:rFonts w:asciiTheme="minorHAnsi" w:eastAsiaTheme="minorEastAsia" w:hAnsiTheme="minorHAnsi"/>
+                <w:noProof/>
+                <w:sz w:val="24"/>
+                <w:szCs w:val="24"/>
+              </w:rPr>
+              <w:tab/>
+            </w:r>
+            <w:r>
+              <w:rPr>
+                <w:rStyle w:val="Hyperlink"/>
+                <w:noProof/>
+              </w:rPr>
+              <w:t>Cache Behavior</w:t>
+            </w:r>
+            <w:r>
+              <w:rPr>
+                <w:noProof/>
+                <w:webHidden/>
+              </w:rPr>
+              <w:tab/>
+            </w:r>
+            <w:r>
+              <w:rPr>
+                <w:noProof/>
+                <w:webHidden/>
+              </w:rPr>
+              <w:fldChar w:fldCharType="begin"/>
+            </w:r>
+            <w:r>
+              <w:rPr>
+                <w:noProof/>
+                <w:webHidden/>
+              </w:rPr>
+              <w:instrText xml:space="preserve"> PAGEREF _Toc228726311 \h </w:instrText>
+            </w:r>
+            <w:r>
+              <w:rPr>
+                <w:noProof/>
+                <w:webHidden/>
+              </w:rPr>
+            </w:r>
+            <w:r>
+              <w:rPr>
+                <w:noProof/>
+                <w:webHidden/>
+              </w:rPr>
+              <w:fldChar w:fldCharType="separate"/>
+            </w:r>
+            <w:r>
+              <w:rPr>
+                <w:noProof/>
+                <w:webHidden/>
+              </w:rPr>
+              <w:t>15</w:t>
+            </w:r>
+            <w:r>
+              <w:rPr>
+                <w:noProof/>
+                <w:webHidden/>
+              </w:rPr>
+              <w:fldChar w:fldCharType="end"/>
+            </w:r>
+          </w:hyperlink>
+        </w:p>
+        <w:p>
+          <w:pPr>
+            <w:pStyle w:val="TOC2"/>
+            <w:tabs>
+              <w:tab w:val="left" w:pos="960"/>
+              <w:tab w:val="right" w:leader="dot" w:pos="10530"/>
+            </w:tabs>
+            <w:rPr>
+              <w:rFonts w:asciiTheme="minorHAnsi" w:eastAsiaTheme="minorEastAsia" w:hAnsiTheme="minorHAnsi"/>
+              <w:noProof/>
+              <w:sz w:val="24"/>
+              <w:szCs w:val="24"/>
+            </w:rPr>
+          </w:pPr>
+          <w:hyperlink w:anchor="_Toc228726312" w:history="1">
+            <w:r>
+              <w:rPr>
+                <w:rStyle w:val="Hyperlink"/>
+                <w:noProof/>
+              </w:rPr>
+              <w:t>4.8</w:t>
+            </w:r>
+            <w:r>
+              <w:rPr>
+                <w:rFonts w:asciiTheme="minorHAnsi" w:eastAsiaTheme="minorEastAsia" w:hAnsiTheme="minorHAnsi"/>
+                <w:noProof/>
+                <w:sz w:val="24"/>
+                <w:szCs w:val="24"/>
+              </w:rPr>
+              <w:tab/>
+            </w:r>
+            <w:r>
+              <w:rPr>
+                <w:rStyle w:val="Hyperlink"/>
+                <w:noProof/>
+              </w:rPr>
+              <w:t>API Sync Status</w:t>
+            </w:r>
+            <w:r>
+              <w:rPr>
+                <w:noProof/>
+                <w:webHidden/>
+              </w:rPr>
+              <w:tab/>
+            </w:r>
+            <w:r>
+              <w:rPr>
+                <w:noProof/>
+                <w:webHidden/>
+              </w:rPr>
+              <w:fldChar w:fldCharType="begin"/>
+            </w:r>
+            <w:r>
+              <w:rPr>
+                <w:noProof/>
+                <w:webHidden/>
+              </w:rPr>
+              <w:instrText xml:space="preserve"> PAGEREF _Toc228726312 \h </w:instrText>
+            </w:r>
+            <w:r>
+              <w:rPr>
+                <w:noProof/>
+                <w:webHidden/>
+              </w:rPr>
+            </w:r>
+            <w:r>
+              <w:rPr>
+                <w:noProof/>
+                <w:webHidden/>
+              </w:rPr>
+              <w:fldChar w:fldCharType="separate"/>
+            </w:r>
+            <w:r>
+              <w:rPr>
+                <w:noProof/>
+                <w:webHidden/>
+              </w:rPr>
+              <w:t>16</w:t>
+            </w:r>
+            <w:r>
+              <w:rPr>
+                <w:noProof/>
+                <w:webHidden/>
+              </w:rPr>
+              <w:fldChar w:fldCharType="end"/>
+            </w:r>
+          </w:hyperlink>
+        </w:p>
+        <w:p>
+          <w:pPr>
+            <w:pStyle w:val="TOC2"/>
+            <w:tabs>
+              <w:tab w:val="left" w:pos="960"/>
+              <w:tab w:val="right" w:leader="dot" w:pos="10530"/>
+            </w:tabs>
+            <w:rPr>
+              <w:rFonts w:asciiTheme="minorHAnsi" w:eastAsiaTheme="minorEastAsia" w:hAnsiTheme="minorHAnsi"/>
+              <w:noProof/>
+              <w:sz w:val="24"/>
+              <w:szCs w:val="24"/>
+            </w:rPr>
+          </w:pPr>
+          <w:hyperlink w:anchor="_Toc228726313" w:history="1">
+            <w:r>
+              <w:rPr>
+                <w:rStyle w:val="Hyperlink"/>
+                <w:noProof/>
+              </w:rPr>
+              <w:t>4.9</w:t>
+            </w:r>
+            <w:r>
+              <w:rPr>
+                <w:rFonts w:asciiTheme="minorHAnsi" w:eastAsiaTheme="minorEastAsia" w:hAnsiTheme="minorHAnsi"/>
+                <w:noProof/>
+                <w:sz w:val="24"/>
+                <w:szCs w:val="24"/>
+              </w:rPr>
+              <w:tab/>
+            </w:r>
+            <w:r>
+              <w:rPr>
+                <w:rStyle w:val="Hyperlink"/>
+                <w:noProof/>
+              </w:rPr>
+              <w:t>Current Implementation Status</w:t>
+            </w:r>
+            <w:r>
+              <w:rPr>
+                <w:noProof/>
+                <w:webHidden/>
+              </w:rPr>
+              <w:tab/>
+            </w:r>
+            <w:r>
+              <w:rPr>
+                <w:noProof/>
+                <w:webHidden/>
+              </w:rPr>
+              <w:fldChar w:fldCharType="begin"/>
+            </w:r>
+            <w:r>
+              <w:rPr>
+                <w:noProof/>
+                <w:webHidden/>
+              </w:rPr>
+              <w:instrText xml:space="preserve"> PAGEREF _Toc228726313 \h </w:instrText>
+            </w:r>
+            <w:r>
+              <w:rPr>
+                <w:noProof/>
+                <w:webHidden/>
+              </w:rPr>
+            </w:r>
+            <w:r>
+              <w:rPr>
+                <w:noProof/>
+                <w:webHidden/>
+              </w:rPr>
+              <w:fldChar w:fldCharType="separate"/>
+            </w:r>
+            <w:r>
+              <w:rPr>
+                <w:noProof/>
+                <w:webHidden/>
+              </w:rPr>
+              <w:t>16</w:t>
             </w:r>
             <w:r>
               <w:rPr>
@@ -2329,7 +2945,7 @@
               <w:szCs w:val="24"/>
             </w:rPr>
           </w:pPr>
-          <w:hyperlink w:anchor="_Toc228482345" w:history="1">
+          <w:hyperlink w:anchor="_Toc228726314" w:history="1">
             <w:r>
               <w:rPr>
                 <w:rStyle w:val="Hyperlink"/>
@@ -2368,7 +2984,7 @@
               <w:rPr>
                 <w:webHidden/>
               </w:rPr>
-              <w:instrText xml:space="preserve"> PAGEREF _Toc228482345 \h </w:instrText>
+              <w:instrText xml:space="preserve"> PAGEREF _Toc228726314 \h </w:instrText>
             </w:r>
             <w:r>
               <w:rPr>
@@ -2385,7 +3001,7 @@
               <w:rPr>
                 <w:webHidden/>
               </w:rPr>
-              <w:t>12</w:t>
+              <w:t>18</w:t>
             </w:r>
             <w:r>
               <w:rPr>
@@ -2414,50 +3030,10 @@
     </w:p>
     <w:p>
       <w:pPr>
-        <w:pStyle w:val="NoSpacing"/>
-      </w:pPr>
-    </w:p>
-    <w:p>
-      <w:pPr>
-        <w:pStyle w:val="NoSpacing"/>
-      </w:pPr>
-    </w:p>
-    <w:p>
-      <w:pPr>
-        <w:pStyle w:val="NoSpacing"/>
-      </w:pPr>
-    </w:p>
-    <w:p>
-      <w:pPr>
-        <w:pStyle w:val="NoSpacing"/>
-      </w:pPr>
-    </w:p>
-    <w:p>
-      <w:pPr>
-        <w:pStyle w:val="NoSpacing"/>
-      </w:pPr>
-    </w:p>
-    <w:p>
-      <w:pPr>
-        <w:pStyle w:val="NoSpacing"/>
-      </w:pPr>
-    </w:p>
-    <w:p>
-      <w:pPr>
-        <w:pStyle w:val="NoSpacing"/>
-      </w:pPr>
-    </w:p>
-    <w:p>
-      <w:pPr>
-        <w:pStyle w:val="NoSpacing"/>
-      </w:pPr>
-    </w:p>
-    <w:p>
-      <w:pPr>
         <w:pStyle w:val="Heading1"/>
         <w:spacing w:after="360"/>
       </w:pPr>
-      <w:bookmarkStart w:id="0" w:name="_Toc228482322"/>
+      <w:bookmarkStart w:id="0" w:name="_Toc228726284"/>
       <w:r>
         <w:lastRenderedPageBreak/>
         <w:t>DOCUMENT INFORMATION</w:t>
@@ -2468,7 +3044,7 @@
       <w:pPr>
         <w:pStyle w:val="Heading2"/>
       </w:pPr>
-      <w:bookmarkStart w:id="1" w:name="_Toc228482323"/>
+      <w:bookmarkStart w:id="1" w:name="_Toc228726285"/>
       <w:r>
         <w:t>Validation</w:t>
       </w:r>
@@ -2656,7 +3232,7 @@
                 <w:sz w:val="20"/>
                 <w:szCs w:val="20"/>
               </w:rPr>
-              <w:t>01</w:t>
+              <w:t>04</w:t>
             </w:r>
             <w:r>
               <w:rPr>
@@ -2670,14 +3246,7 @@
                 <w:sz w:val="20"/>
                 <w:szCs w:val="20"/>
               </w:rPr>
-              <w:t>0</w:t>
-            </w:r>
-            <w:r>
-              <w:rPr>
-                <w:sz w:val="20"/>
-                <w:szCs w:val="20"/>
-              </w:rPr>
-              <w:t>5</w:t>
+              <w:t>05</w:t>
             </w:r>
             <w:r>
               <w:rPr>
@@ -2774,7 +3343,7 @@
                 <w:sz w:val="20"/>
                 <w:szCs w:val="20"/>
               </w:rPr>
-              <w:t>01</w:t>
+              <w:t>04</w:t>
             </w:r>
             <w:r>
               <w:rPr>
@@ -2940,7 +3509,7 @@
                 <w:sz w:val="20"/>
                 <w:szCs w:val="20"/>
               </w:rPr>
-              <w:t>01</w:t>
+              <w:t>04</w:t>
             </w:r>
             <w:r>
               <w:rPr>
@@ -3034,7 +3603,7 @@
       <w:pPr>
         <w:pStyle w:val="Heading2"/>
       </w:pPr>
-      <w:bookmarkStart w:id="2" w:name="_Toc228482324"/>
+      <w:bookmarkStart w:id="2" w:name="_Toc228726286"/>
       <w:r>
         <w:t>Document Distribution</w:t>
       </w:r>
@@ -3247,7 +3816,7 @@
       <w:pPr>
         <w:pStyle w:val="Heading2"/>
       </w:pPr>
-      <w:bookmarkStart w:id="3" w:name="_Toc228482325"/>
+      <w:bookmarkStart w:id="3" w:name="_Toc228726287"/>
       <w:r>
         <w:t>Version Control</w:t>
       </w:r>
@@ -3432,7 +4001,14 @@
                 <w:sz w:val="20"/>
                 <w:szCs w:val="20"/>
               </w:rPr>
-              <w:t>01</w:t>
+              <w:t>0</w:t>
+            </w:r>
+            <w:r>
+              <w:rPr>
+                <w:sz w:val="20"/>
+                <w:szCs w:val="20"/>
+              </w:rPr>
+              <w:t>4</w:t>
             </w:r>
             <w:r>
               <w:rPr>
@@ -3682,7 +4258,7 @@
         <w:pStyle w:val="Heading1"/>
         <w:spacing w:after="360"/>
       </w:pPr>
-      <w:bookmarkStart w:id="4" w:name="_Toc228482326"/>
+      <w:bookmarkStart w:id="4" w:name="_Toc228726288"/>
       <w:r>
         <w:lastRenderedPageBreak/>
         <w:t>P</w:t>
@@ -3699,7 +4275,7 @@
       <w:pPr>
         <w:pStyle w:val="Heading2"/>
       </w:pPr>
-      <w:bookmarkStart w:id="5" w:name="_Toc228482327"/>
+      <w:bookmarkStart w:id="5" w:name="_Toc228726289"/>
       <w:r>
         <w:t>About this document</w:t>
       </w:r>
@@ -3707,13 +4283,7 @@
     </w:p>
     <w:p>
       <w:r>
-        <w:t>This Standard Operating Procedure defines how to monitor synchronization jobs and respond to related notifications.</w:t>
-      </w:r>
-      <w:r>
-        <w:t xml:space="preserve"> </w:t>
-      </w:r>
-      <w:r>
-        <w:t>The procedure explains how to review sync status through the Sync Monitor dashboard, how to interpret Slack notifications for sync success and failure, and how to respond when a sync alert requires attention.</w:t>
+        <w:t>This Standard Operating Procedure defines how to monitor synchronization jobs and respond to related notifications. The procedure explains how to review sync status through the Sync Monitor dashboard, how to interpret Slack notifications for sync success and failure, and how to respond when a sync alert requires attention.</w:t>
       </w:r>
     </w:p>
     <w:p>
@@ -3726,7 +4296,7 @@
       <w:pPr>
         <w:pStyle w:val="Heading2"/>
       </w:pPr>
-      <w:bookmarkStart w:id="6" w:name="_Toc228482328"/>
+      <w:bookmarkStart w:id="6" w:name="_Toc228726290"/>
       <w:r>
         <w:t>Scope</w:t>
       </w:r>
@@ -3823,6 +4393,9 @@
       <w:r>
         <w:t>Alert response and resolution guidance</w:t>
       </w:r>
+      <w:r>
+        <w:t>.</w:t>
+      </w:r>
     </w:p>
     <w:p>
       <w:pPr>
@@ -3848,22 +4421,31 @@
         </w:numPr>
       </w:pPr>
       <w:r>
-        <w:t>D</w:t>
-      </w:r>
-      <w:r>
-        <w:t>efine the internal implementation of the sync jobs.</w:t>
+        <w:t>Defining the internal implementation of the sync jobs.</w:t>
       </w:r>
     </w:p>
     <w:p>
       <w:pPr>
         <w:pStyle w:val="ListParagraph"/>
+        <w:numPr>
+          <w:ilvl w:val="0"/>
+          <w:numId w:val="4"/>
+        </w:numPr>
+      </w:pPr>
+      <w:r>
+        <w:t>Detailed source code implementation of sync jobs.</w:t>
+      </w:r>
+    </w:p>
+    <w:p>
+      <w:pPr>
+        <w:pStyle w:val="ListParagraph"/>
       </w:pPr>
     </w:p>
     <w:p>
       <w:pPr>
         <w:pStyle w:val="Heading2"/>
       </w:pPr>
-      <w:bookmarkStart w:id="7" w:name="_Toc228482329"/>
+      <w:bookmarkStart w:id="7" w:name="_Toc228726291"/>
       <w:r>
         <w:t>Roles &amp; Responsibilities</w:t>
       </w:r>
@@ -3884,8 +4466,7 @@
         <w:tblLook w:val="04A0" w:firstRow="1" w:lastRow="0" w:firstColumn="1" w:lastColumn="0" w:noHBand="0" w:noVBand="1"/>
       </w:tblPr>
       <w:tblGrid>
-        <w:gridCol w:w="1525"/>
-        <w:gridCol w:w="540"/>
+        <w:gridCol w:w="2065"/>
         <w:gridCol w:w="8550"/>
       </w:tblGrid>
       <w:tr>
@@ -3894,7 +4475,7 @@
         </w:trPr>
         <w:tc>
           <w:tcPr>
-            <w:tcW w:w="1525" w:type="dxa"/>
+            <w:tcW w:w="2065" w:type="dxa"/>
             <w:shd w:val="clear" w:color="auto" w:fill="4F7ABA"/>
           </w:tcPr>
           <w:p>
@@ -3921,8 +4502,7 @@
         </w:tc>
         <w:tc>
           <w:tcPr>
-            <w:tcW w:w="9090" w:type="dxa"/>
-            <w:gridSpan w:val="2"/>
+            <w:tcW w:w="8550" w:type="dxa"/>
             <w:shd w:val="clear" w:color="auto" w:fill="4F7ABA"/>
           </w:tcPr>
           <w:p>
@@ -3952,7 +4532,6 @@
         <w:tc>
           <w:tcPr>
             <w:tcW w:w="2065" w:type="dxa"/>
-            <w:gridSpan w:val="2"/>
           </w:tcPr>
           <w:p>
             <w:pPr>
@@ -3995,7 +4574,6 @@
         <w:tc>
           <w:tcPr>
             <w:tcW w:w="2065" w:type="dxa"/>
-            <w:gridSpan w:val="2"/>
           </w:tcPr>
           <w:p>
             <w:pPr>
@@ -4038,7 +4616,6 @@
         <w:tc>
           <w:tcPr>
             <w:tcW w:w="2065" w:type="dxa"/>
-            <w:gridSpan w:val="2"/>
           </w:tcPr>
           <w:p>
             <w:pPr>
@@ -4081,7 +4658,6 @@
         <w:tc>
           <w:tcPr>
             <w:tcW w:w="2065" w:type="dxa"/>
-            <w:gridSpan w:val="2"/>
           </w:tcPr>
           <w:p>
             <w:pPr>
@@ -4127,7 +4703,6 @@
         <w:tc>
           <w:tcPr>
             <w:tcW w:w="2065" w:type="dxa"/>
-            <w:gridSpan w:val="2"/>
           </w:tcPr>
           <w:p>
             <w:pPr>
@@ -4172,7 +4747,7 @@
       <w:pPr>
         <w:pStyle w:val="Heading2"/>
       </w:pPr>
-      <w:bookmarkStart w:id="8" w:name="_Toc228482330"/>
+      <w:bookmarkStart w:id="8" w:name="_Toc228726292"/>
       <w:r>
         <w:t>Terminology</w:t>
       </w:r>
@@ -4314,7 +4889,7 @@
                 <w:sz w:val="20"/>
                 <w:szCs w:val="20"/>
               </w:rPr>
-              <w:t>Sync Job</w:t>
+              <w:t>Cron Job</w:t>
             </w:r>
           </w:p>
         </w:tc>
@@ -4334,7 +4909,7 @@
                 <w:sz w:val="20"/>
                 <w:szCs w:val="20"/>
               </w:rPr>
-              <w:t>A process that performs synchronization for one or more tables or records.</w:t>
+              <w:t>A scheduled background process used to run synchronization tasks</w:t>
             </w:r>
           </w:p>
         </w:tc>
@@ -4356,6 +4931,7 @@
                 <w:sz w:val="20"/>
                 <w:szCs w:val="20"/>
               </w:rPr>
+              <w:lastRenderedPageBreak/>
               <w:t>Sync Monitor</w:t>
             </w:r>
           </w:p>
@@ -4398,8 +4974,7 @@
                 <w:sz w:val="20"/>
                 <w:szCs w:val="20"/>
               </w:rPr>
-              <w:lastRenderedPageBreak/>
-              <w:t>Dashboard</w:t>
+              <w:t>Incremental Sync</w:t>
             </w:r>
           </w:p>
         </w:tc>
@@ -4419,23 +4994,7 @@
                 <w:sz w:val="20"/>
                 <w:szCs w:val="20"/>
               </w:rPr>
-              <w:t xml:space="preserve">The web interface </w:t>
-            </w:r>
-            <w:proofErr w:type="gramStart"/>
-            <w:r>
-              <w:rPr>
-                <w:sz w:val="20"/>
-                <w:szCs w:val="20"/>
-              </w:rPr>
-              <w:t>used</w:t>
-            </w:r>
-            <w:proofErr w:type="gramEnd"/>
-            <w:r>
-              <w:rPr>
-                <w:sz w:val="20"/>
-                <w:szCs w:val="20"/>
-              </w:rPr>
-              <w:t xml:space="preserve"> to review sync monitoring information.</w:t>
+              <w:t>A synchronization path that pulls new or recently updated records.</w:t>
             </w:r>
           </w:p>
         </w:tc>
@@ -4457,7 +5016,7 @@
                 <w:sz w:val="20"/>
                 <w:szCs w:val="20"/>
               </w:rPr>
-              <w:t>Slack Notification</w:t>
+              <w:t>Decremental Sync</w:t>
             </w:r>
           </w:p>
         </w:tc>
@@ -4477,7 +5036,7 @@
                 <w:sz w:val="20"/>
                 <w:szCs w:val="20"/>
               </w:rPr>
-              <w:t>A message sent to a Slack channel to report sync success, sync failure, or sync completion with errors.</w:t>
+              <w:t>A synchronization path that pulls historical or older records.</w:t>
             </w:r>
           </w:p>
         </w:tc>
@@ -4499,7 +5058,7 @@
                 <w:sz w:val="20"/>
                 <w:szCs w:val="20"/>
               </w:rPr>
-              <w:t>Email Alert</w:t>
+              <w:t>Slack Notification</w:t>
             </w:r>
           </w:p>
         </w:tc>
@@ -4519,7 +5078,7 @@
                 <w:sz w:val="20"/>
                 <w:szCs w:val="20"/>
               </w:rPr>
-              <w:t>An optional email notification that may be configured using existing alert templates.</w:t>
+              <w:t>A message sent to a Slack channel to report sync success, sync failure, or sync completion with errors.</w:t>
             </w:r>
           </w:p>
         </w:tc>
@@ -4541,7 +5100,7 @@
                 <w:sz w:val="20"/>
                 <w:szCs w:val="20"/>
               </w:rPr>
-              <w:t>Backend Team</w:t>
+              <w:t>Email Alert</w:t>
             </w:r>
           </w:p>
         </w:tc>
@@ -4561,7 +5120,7 @@
                 <w:sz w:val="20"/>
                 <w:szCs w:val="20"/>
               </w:rPr>
-              <w:t>The team primarily supported by sync monitoring notifications.</w:t>
+              <w:t>An optional email notification that may be configured using existing alert templates.</w:t>
             </w:r>
           </w:p>
         </w:tc>
@@ -4583,7 +5142,7 @@
                 <w:sz w:val="20"/>
                 <w:szCs w:val="20"/>
               </w:rPr>
-              <w:t>Table</w:t>
+              <w:t>Backend Team</w:t>
             </w:r>
           </w:p>
         </w:tc>
@@ -4603,7 +5162,7 @@
                 <w:sz w:val="20"/>
                 <w:szCs w:val="20"/>
               </w:rPr>
-              <w:t>A monitored data table shown in the Sync Monitor dashboard or Slack notification.</w:t>
+              <w:t>The team primarily supported by sync monitoring notifications.</w:t>
             </w:r>
           </w:p>
         </w:tc>
@@ -4625,7 +5184,7 @@
                 <w:sz w:val="20"/>
                 <w:szCs w:val="20"/>
               </w:rPr>
-              <w:t>Last Sync Run</w:t>
+              <w:t>Table</w:t>
             </w:r>
           </w:p>
         </w:tc>
@@ -4645,7 +5204,7 @@
                 <w:sz w:val="20"/>
                 <w:szCs w:val="20"/>
               </w:rPr>
-              <w:t>The most recent recorded sync execution time for a table.</w:t>
+              <w:t>A monitored data table shown in the Sync Monitor dashboard or Slack notification.</w:t>
             </w:r>
           </w:p>
         </w:tc>
@@ -4667,7 +5226,7 @@
                 <w:sz w:val="20"/>
                 <w:szCs w:val="20"/>
               </w:rPr>
-              <w:t>Decremental Progress</w:t>
+              <w:t>Last Sync Run</w:t>
             </w:r>
           </w:p>
         </w:tc>
@@ -4687,7 +5246,7 @@
                 <w:sz w:val="20"/>
                 <w:szCs w:val="20"/>
               </w:rPr>
-              <w:t>A dashboard field that displays the sync progress reference shown for monitored tables.</w:t>
+              <w:t>The most recent recorded sync execution time for a table.</w:t>
             </w:r>
           </w:p>
         </w:tc>
@@ -4709,7 +5268,7 @@
                 <w:sz w:val="20"/>
                 <w:szCs w:val="20"/>
               </w:rPr>
-              <w:t>Cursor</w:t>
+              <w:t>Decremental Progress</w:t>
             </w:r>
           </w:p>
         </w:tc>
@@ -4729,7 +5288,7 @@
                 <w:sz w:val="20"/>
                 <w:szCs w:val="20"/>
               </w:rPr>
-              <w:t>A reference value shown under the last sync run that may indicate the sync progress point.</w:t>
+              <w:t>A dashboard field that displays the sync progress reference shown for monitored tables.</w:t>
             </w:r>
           </w:p>
         </w:tc>
@@ -4751,7 +5310,7 @@
                 <w:sz w:val="20"/>
                 <w:szCs w:val="20"/>
               </w:rPr>
-              <w:t>Status</w:t>
+              <w:t>Cursor</w:t>
             </w:r>
           </w:p>
         </w:tc>
@@ -4771,7 +5330,7 @@
                 <w:sz w:val="20"/>
                 <w:szCs w:val="20"/>
               </w:rPr>
-              <w:t>The current condition shown for a monitored table in the Sync Monitor dashboard.</w:t>
+              <w:t>A reference value shown under the last sync run that may indicate the sync progress point.</w:t>
             </w:r>
           </w:p>
         </w:tc>
@@ -4793,7 +5352,7 @@
                 <w:sz w:val="20"/>
                 <w:szCs w:val="20"/>
               </w:rPr>
-              <w:t>Stale</w:t>
+              <w:t>Status</w:t>
             </w:r>
           </w:p>
         </w:tc>
@@ -4813,39 +5372,7 @@
                 <w:sz w:val="20"/>
                 <w:szCs w:val="20"/>
               </w:rPr>
-              <w:t xml:space="preserve">A </w:t>
-            </w:r>
-            <w:proofErr w:type="gramStart"/>
-            <w:r>
-              <w:rPr>
-                <w:sz w:val="20"/>
-                <w:szCs w:val="20"/>
-              </w:rPr>
-              <w:t>status</w:t>
-            </w:r>
-            <w:proofErr w:type="gramEnd"/>
-            <w:r>
-              <w:rPr>
-                <w:sz w:val="20"/>
-                <w:szCs w:val="20"/>
-              </w:rPr>
-              <w:t xml:space="preserve"> shown </w:t>
-            </w:r>
-            <w:proofErr w:type="gramStart"/>
-            <w:r>
-              <w:rPr>
-                <w:sz w:val="20"/>
-                <w:szCs w:val="20"/>
-              </w:rPr>
-              <w:t>in</w:t>
-            </w:r>
-            <w:proofErr w:type="gramEnd"/>
-            <w:r>
-              <w:rPr>
-                <w:sz w:val="20"/>
-                <w:szCs w:val="20"/>
-              </w:rPr>
-              <w:t xml:space="preserve"> the dashboard indicating that the table has not synced recently, based on the dashboard display.</w:t>
+              <w:t>The current condition shown for a monitored table in the Sync Monitor dashboard.</w:t>
             </w:r>
           </w:p>
         </w:tc>
@@ -4867,7 +5394,7 @@
                 <w:sz w:val="20"/>
                 <w:szCs w:val="20"/>
               </w:rPr>
-              <w:t>Success Notification</w:t>
+              <w:t>Stale</w:t>
             </w:r>
           </w:p>
         </w:tc>
@@ -4887,7 +5414,7 @@
                 <w:sz w:val="20"/>
                 <w:szCs w:val="20"/>
               </w:rPr>
-              <w:t xml:space="preserve">A notification indicating that a sync </w:t>
+              <w:t xml:space="preserve">A </w:t>
             </w:r>
             <w:proofErr w:type="gramStart"/>
             <w:r>
@@ -4895,7 +5422,7 @@
                 <w:sz w:val="20"/>
                 <w:szCs w:val="20"/>
               </w:rPr>
-              <w:t>completed</w:t>
+              <w:t>status</w:t>
             </w:r>
             <w:proofErr w:type="gramEnd"/>
             <w:r>
@@ -4903,7 +5430,23 @@
                 <w:sz w:val="20"/>
                 <w:szCs w:val="20"/>
               </w:rPr>
-              <w:t xml:space="preserve"> successfully.</w:t>
+              <w:t xml:space="preserve"> shown </w:t>
+            </w:r>
+            <w:proofErr w:type="gramStart"/>
+            <w:r>
+              <w:rPr>
+                <w:sz w:val="20"/>
+                <w:szCs w:val="20"/>
+              </w:rPr>
+              <w:t>in</w:t>
+            </w:r>
+            <w:proofErr w:type="gramEnd"/>
+            <w:r>
+              <w:rPr>
+                <w:sz w:val="20"/>
+                <w:szCs w:val="20"/>
+              </w:rPr>
+              <w:t xml:space="preserve"> the dashboard indicating that the table has not synced recently, based on the dashboard display.</w:t>
             </w:r>
           </w:p>
         </w:tc>
@@ -4925,7 +5468,7 @@
                 <w:sz w:val="20"/>
                 <w:szCs w:val="20"/>
               </w:rPr>
-              <w:t>Failure Notification</w:t>
+              <w:t>Success Notification</w:t>
             </w:r>
           </w:p>
         </w:tc>
@@ -4945,7 +5488,23 @@
                 <w:sz w:val="20"/>
                 <w:szCs w:val="20"/>
               </w:rPr>
-              <w:t>A notification indicating that a sync completed with errors or failed for one or more tables.</w:t>
+              <w:t xml:space="preserve">A notification indicating that a sync </w:t>
+            </w:r>
+            <w:proofErr w:type="gramStart"/>
+            <w:r>
+              <w:rPr>
+                <w:sz w:val="20"/>
+                <w:szCs w:val="20"/>
+              </w:rPr>
+              <w:t>completed</w:t>
+            </w:r>
+            <w:proofErr w:type="gramEnd"/>
+            <w:r>
+              <w:rPr>
+                <w:sz w:val="20"/>
+                <w:szCs w:val="20"/>
+              </w:rPr>
+              <w:t xml:space="preserve"> successfully.</w:t>
             </w:r>
           </w:p>
         </w:tc>
@@ -4967,7 +5526,7 @@
                 <w:sz w:val="20"/>
                 <w:szCs w:val="20"/>
               </w:rPr>
-              <w:t>Failed Table</w:t>
+              <w:t>Failure Notification</w:t>
             </w:r>
           </w:p>
         </w:tc>
@@ -4987,7 +5546,7 @@
                 <w:sz w:val="20"/>
                 <w:szCs w:val="20"/>
               </w:rPr>
-              <w:t>A table listed in a notification as having failed during the sync process.</w:t>
+              <w:t>A notification indicating that a sync completed with errors or failed for one or more tables.</w:t>
             </w:r>
           </w:p>
         </w:tc>
@@ -5009,7 +5568,7 @@
                 <w:sz w:val="20"/>
                 <w:szCs w:val="20"/>
               </w:rPr>
-              <w:t>Error Details</w:t>
+              <w:t>Failed Table</w:t>
             </w:r>
           </w:p>
         </w:tc>
@@ -5029,23 +5588,7 @@
                 <w:sz w:val="20"/>
                 <w:szCs w:val="20"/>
               </w:rPr>
-              <w:t xml:space="preserve">The failure reason </w:t>
-            </w:r>
-            <w:proofErr w:type="gramStart"/>
-            <w:r>
-              <w:rPr>
-                <w:sz w:val="20"/>
-                <w:szCs w:val="20"/>
-              </w:rPr>
-              <w:t>shown</w:t>
-            </w:r>
-            <w:proofErr w:type="gramEnd"/>
-            <w:r>
-              <w:rPr>
-                <w:sz w:val="20"/>
-                <w:szCs w:val="20"/>
-              </w:rPr>
-              <w:t xml:space="preserve"> in the notification.</w:t>
+              <w:t>A table listed in a notification as having failed during the sync process.</w:t>
             </w:r>
           </w:p>
         </w:tc>
@@ -5067,6 +5610,64 @@
                 <w:sz w:val="20"/>
                 <w:szCs w:val="20"/>
               </w:rPr>
+              <w:t>Error Details</w:t>
+            </w:r>
+          </w:p>
+        </w:tc>
+        <w:tc>
+          <w:tcPr>
+            <w:tcW w:w="9090" w:type="dxa"/>
+          </w:tcPr>
+          <w:p>
+            <w:pPr>
+              <w:rPr>
+                <w:sz w:val="20"/>
+                <w:szCs w:val="20"/>
+              </w:rPr>
+            </w:pPr>
+            <w:r>
+              <w:rPr>
+                <w:sz w:val="20"/>
+                <w:szCs w:val="20"/>
+              </w:rPr>
+              <w:t xml:space="preserve">The failure reason </w:t>
+            </w:r>
+            <w:proofErr w:type="gramStart"/>
+            <w:r>
+              <w:rPr>
+                <w:sz w:val="20"/>
+                <w:szCs w:val="20"/>
+              </w:rPr>
+              <w:t>shown</w:t>
+            </w:r>
+            <w:proofErr w:type="gramEnd"/>
+            <w:r>
+              <w:rPr>
+                <w:sz w:val="20"/>
+                <w:szCs w:val="20"/>
+              </w:rPr>
+              <w:t xml:space="preserve"> in the notification.</w:t>
+            </w:r>
+          </w:p>
+        </w:tc>
+      </w:tr>
+      <w:tr>
+        <w:tc>
+          <w:tcPr>
+            <w:tcW w:w="1525" w:type="dxa"/>
+          </w:tcPr>
+          <w:p>
+            <w:pPr>
+              <w:rPr>
+                <w:sz w:val="20"/>
+                <w:szCs w:val="20"/>
+              </w:rPr>
+            </w:pPr>
+            <w:r>
+              <w:rPr>
+                <w:sz w:val="20"/>
+                <w:szCs w:val="20"/>
+              </w:rPr>
               <w:t>Corrective Action</w:t>
             </w:r>
           </w:p>
@@ -5088,6 +5689,148 @@
                 <w:szCs w:val="20"/>
               </w:rPr>
               <w:t>An action taken to investigate, resolve, retry, or escalate a sync issue.</w:t>
+            </w:r>
+          </w:p>
+        </w:tc>
+      </w:tr>
+      <w:tr>
+        <w:tc>
+          <w:tcPr>
+            <w:tcW w:w="1525" w:type="dxa"/>
+          </w:tcPr>
+          <w:p>
+            <w:pPr>
+              <w:rPr>
+                <w:sz w:val="20"/>
+                <w:szCs w:val="20"/>
+              </w:rPr>
+            </w:pPr>
+            <w:r>
+              <w:rPr>
+                <w:sz w:val="20"/>
+                <w:szCs w:val="20"/>
+              </w:rPr>
+              <w:t>Webhook</w:t>
+            </w:r>
+          </w:p>
+        </w:tc>
+        <w:tc>
+          <w:tcPr>
+            <w:tcW w:w="9090" w:type="dxa"/>
+          </w:tcPr>
+          <w:p>
+            <w:pPr>
+              <w:rPr>
+                <w:sz w:val="20"/>
+                <w:szCs w:val="20"/>
+              </w:rPr>
+            </w:pPr>
+            <w:r>
+              <w:rPr>
+                <w:sz w:val="20"/>
+                <w:szCs w:val="20"/>
+              </w:rPr>
+              <w:t>A trigger-based synchronization mechanism used to update records in near real time when enabled for a table.</w:t>
+            </w:r>
+          </w:p>
+        </w:tc>
+      </w:tr>
+      <w:tr>
+        <w:tc>
+          <w:tcPr>
+            <w:tcW w:w="1525" w:type="dxa"/>
+          </w:tcPr>
+          <w:p>
+            <w:pPr>
+              <w:rPr>
+                <w:sz w:val="20"/>
+                <w:szCs w:val="20"/>
+              </w:rPr>
+            </w:pPr>
+            <w:r>
+              <w:rPr>
+                <w:sz w:val="20"/>
+                <w:szCs w:val="20"/>
+              </w:rPr>
+              <w:t>Cache</w:t>
+            </w:r>
+          </w:p>
+        </w:tc>
+        <w:tc>
+          <w:tcPr>
+            <w:tcW w:w="9090" w:type="dxa"/>
+          </w:tcPr>
+          <w:p>
+            <w:pPr>
+              <w:rPr>
+                <w:sz w:val="20"/>
+                <w:szCs w:val="20"/>
+              </w:rPr>
+            </w:pPr>
+            <w:r>
+              <w:rPr>
+                <w:sz w:val="20"/>
+                <w:szCs w:val="20"/>
+              </w:rPr>
+              <w:t xml:space="preserve">Temporary tracking </w:t>
+            </w:r>
+            <w:proofErr w:type="gramStart"/>
+            <w:r>
+              <w:rPr>
+                <w:sz w:val="20"/>
+                <w:szCs w:val="20"/>
+              </w:rPr>
+              <w:t>mechanism</w:t>
+            </w:r>
+            <w:proofErr w:type="gramEnd"/>
+            <w:r>
+              <w:rPr>
+                <w:sz w:val="20"/>
+                <w:szCs w:val="20"/>
+              </w:rPr>
+              <w:t xml:space="preserve"> used to prevent records from being reprocessed unnecessarily during sync execution.</w:t>
+            </w:r>
+          </w:p>
+        </w:tc>
+      </w:tr>
+      <w:tr>
+        <w:tc>
+          <w:tcPr>
+            <w:tcW w:w="1525" w:type="dxa"/>
+          </w:tcPr>
+          <w:p>
+            <w:pPr>
+              <w:rPr>
+                <w:sz w:val="20"/>
+                <w:szCs w:val="20"/>
+              </w:rPr>
+            </w:pPr>
+            <w:r>
+              <w:rPr>
+                <w:sz w:val="20"/>
+                <w:szCs w:val="20"/>
+              </w:rPr>
+              <w:t>API Sync Status</w:t>
+            </w:r>
+          </w:p>
+        </w:tc>
+        <w:tc>
+          <w:tcPr>
+            <w:tcW w:w="9090" w:type="dxa"/>
+          </w:tcPr>
+          <w:p>
+            <w:pPr>
+              <w:rPr>
+                <w:sz w:val="20"/>
+                <w:szCs w:val="20"/>
+              </w:rPr>
+            </w:pPr>
+            <w:r>
+              <w:rPr>
+                <w:sz w:val="20"/>
+                <w:szCs w:val="20"/>
+              </w:rPr>
+              <w:t>API response that exposes synchronization status information for possible dashboard or monitoring use.</w:t>
             </w:r>
           </w:p>
         </w:tc>
@@ -5098,7 +5841,7 @@
       <w:pPr>
         <w:pStyle w:val="Heading2"/>
       </w:pPr>
-      <w:bookmarkStart w:id="9" w:name="_Toc228482331"/>
+      <w:bookmarkStart w:id="9" w:name="_Toc228726293"/>
       <w:r>
         <w:t>Conventions Used</w:t>
       </w:r>
@@ -5371,22 +6114,16 @@
         <w:pStyle w:val="Heading1"/>
         <w:spacing w:after="360"/>
       </w:pPr>
-      <w:bookmarkStart w:id="10" w:name="_Toc228482332"/>
+      <w:bookmarkStart w:id="10" w:name="_Toc228726294"/>
       <w:r>
         <w:lastRenderedPageBreak/>
-        <w:t>MONITORinG AND NOTIFICATION OVERVIEW</w:t>
+        <w:t>Monitoring and notification overview</w:t>
       </w:r>
       <w:bookmarkEnd w:id="10"/>
     </w:p>
     <w:p>
       <w:r>
-        <w:t>The sync monitoring and notification system provides visibility into synchronization jobs.</w:t>
-      </w:r>
-      <w:r>
-        <w:t xml:space="preserve"> </w:t>
-      </w:r>
-      <w:r>
-        <w:t>The process includes:</w:t>
+        <w:t>The sync monitoring and notification system provides visibility into synchronization jobs. The process includes:</w:t>
       </w:r>
     </w:p>
     <w:p>
@@ -5454,7 +6191,7 @@
       <w:pPr>
         <w:pStyle w:val="Heading2"/>
       </w:pPr>
-      <w:bookmarkStart w:id="11" w:name="_Toc228482333"/>
+      <w:bookmarkStart w:id="11" w:name="_Toc228726295"/>
       <w:r>
         <w:t>Accessing the Sync Monitor Dashboard</w:t>
       </w:r>
@@ -5462,10 +6199,7 @@
     </w:p>
     <w:p>
       <w:r>
-        <w:t>The Sync Monitor dashboard is available at:</w:t>
-      </w:r>
-      <w:r>
-        <w:t xml:space="preserve"> </w:t>
+        <w:t xml:space="preserve">The Sync Monitor dashboard is available at: </w:t>
       </w:r>
       <w:hyperlink r:id="rId12" w:history="1">
         <w:r>
@@ -5478,6 +6212,14 @@
     </w:p>
     <w:p>
       <w:r>
+        <w:t>The Sync Monitor dashboard shows table-level sync information, including completed sync activity, last sync run, current cursor value, decremental progress, and status. In addition to the dashboard view, sync status information may also be exposed through an API response for monitoring dashboards or future status pages.</w:t>
+      </w:r>
+    </w:p>
+    <w:p>
+      <w:r>
+        <w:rPr>
+          <w:noProof/>
+        </w:rPr>
         <w:drawing>
           <wp:inline distT="0" distB="0" distL="0" distR="0" wp14:anchorId="0164BDA2" wp14:editId="09EEF347">
             <wp:extent cx="6692900" cy="3406775"/>
@@ -5517,13 +6259,7 @@
     </w:p>
     <w:p>
       <w:r>
-        <w:t>The dashboard displays monitored tables and sync status information.</w:t>
-      </w:r>
-      <w:r>
-        <w:t xml:space="preserve"> </w:t>
-      </w:r>
-      <w:r>
-        <w:t>Based on the provided screenshot, the dashboard includes the following columns:</w:t>
+        <w:t>The dashboard displays monitored tables and sync status information. Based on the provided screenshot, the dashboard includes the following columns:</w:t>
       </w:r>
     </w:p>
     <w:p>
@@ -5611,9 +6347,8 @@
       <w:pPr>
         <w:pStyle w:val="Heading2"/>
       </w:pPr>
-      <w:bookmarkStart w:id="12" w:name="_Toc228482334"/>
-      <w:r>
-        <w:lastRenderedPageBreak/>
+      <w:bookmarkStart w:id="12" w:name="_Toc228726296"/>
+      <w:r>
         <w:t>Reviewing the Sync Monitoring Dashboard</w:t>
       </w:r>
       <w:bookmarkEnd w:id="12"/>
@@ -5774,6 +6509,12 @@
         <w:spacing w:line="278" w:lineRule="auto"/>
       </w:pPr>
       <w:r>
+        <w:t>The dashboard may show a STALE status when a table has not synchronized recently. When this status appears, the backend team should review the last sync run, cursor value, decremental progress, and related Slack notifications to determine whether the table requires corrective action.</w:t>
+      </w:r>
+      <w:r>
+        <w:t xml:space="preserve"> </w:t>
+      </w:r>
+      <w:r>
         <w:t>When reviewing the dashboard, check:</w:t>
       </w:r>
     </w:p>
@@ -5893,7 +6634,7 @@
       <w:pPr>
         <w:pStyle w:val="Heading2"/>
       </w:pPr>
-      <w:bookmarkStart w:id="13" w:name="_Toc228482335"/>
+      <w:bookmarkStart w:id="13" w:name="_Toc228726297"/>
       <w:r>
         <w:t>Slack Notification Overview</w:t>
       </w:r>
@@ -5907,13 +6648,7 @@
         <w:spacing w:line="278" w:lineRule="auto"/>
       </w:pPr>
       <w:r>
-        <w:t>Slack notifications are used to report sync job results.</w:t>
-      </w:r>
-      <w:r>
-        <w:t xml:space="preserve"> </w:t>
-      </w:r>
-      <w:r>
-        <w:t xml:space="preserve">Based on the </w:t>
+        <w:t xml:space="preserve">Slack notifications are used to report sync job results. Based on the </w:t>
       </w:r>
       <w:proofErr w:type="gramStart"/>
       <w:r>
@@ -5947,10 +6682,7 @@
         <w:spacing w:line="278" w:lineRule="auto"/>
       </w:pPr>
       <w:r>
-        <w:t>Sync</w:t>
-      </w:r>
-      <w:r>
-        <w:t xml:space="preserve"> type. </w:t>
+        <w:t xml:space="preserve">Sync type. </w:t>
       </w:r>
     </w:p>
     <w:p>
@@ -6061,8 +6793,9 @@
       <w:pPr>
         <w:pStyle w:val="Heading2"/>
       </w:pPr>
-      <w:bookmarkStart w:id="14" w:name="_Toc228482336"/>
-      <w:r>
+      <w:bookmarkStart w:id="14" w:name="_Toc228726298"/>
+      <w:r>
+        <w:lastRenderedPageBreak/>
         <w:t>Slack Success Notification Format</w:t>
       </w:r>
       <w:bookmarkEnd w:id="14"/>
@@ -6179,7 +6912,6 @@
         <w:spacing w:line="278" w:lineRule="auto"/>
       </w:pPr>
       <w:r>
-        <w:lastRenderedPageBreak/>
         <w:t xml:space="preserve">The success notification includes: </w:t>
       </w:r>
     </w:p>
@@ -6796,7 +7528,7 @@
       <w:pPr>
         <w:pStyle w:val="Heading3"/>
       </w:pPr>
-      <w:bookmarkStart w:id="15" w:name="_Toc228482337"/>
+      <w:bookmarkStart w:id="15" w:name="_Toc228726299"/>
       <w:r>
         <w:t>Responding to Successful Sync Notifications</w:t>
       </w:r>
@@ -6842,10 +7574,7 @@
         <w:t>✓</w:t>
       </w:r>
       <w:r>
-        <w:t xml:space="preserve"> Completed</w:t>
-      </w:r>
-      <w:r>
-        <w:t>.</w:t>
+        <w:t xml:space="preserve"> Completed.</w:t>
       </w:r>
     </w:p>
     <w:p>
@@ -6935,7 +7664,7 @@
       <w:pPr>
         <w:pStyle w:val="Heading2"/>
       </w:pPr>
-      <w:bookmarkStart w:id="16" w:name="_Toc228482338"/>
+      <w:bookmarkStart w:id="16" w:name="_Toc228726300"/>
       <w:r>
         <w:t>Slack Failure Notification Format</w:t>
       </w:r>
@@ -6946,13 +7675,7 @@
         <w:spacing w:line="278" w:lineRule="auto"/>
       </w:pPr>
       <w:r>
-        <w:t>A sync notification may also show that the sync completed with errors.</w:t>
-      </w:r>
-      <w:r>
-        <w:t xml:space="preserve"> </w:t>
-      </w:r>
-      <w:r>
-        <w:t>Example from the provided screenshot:</w:t>
+        <w:t>A sync notification may also show that the sync completed with errors. Example from the provided screenshot:</w:t>
       </w:r>
     </w:p>
     <w:tbl>
@@ -7175,6 +7898,7 @@
                 <w:sz w:val="20"/>
                 <w:szCs w:val="20"/>
               </w:rPr>
+              <w:lastRenderedPageBreak/>
               <w:t>Element</w:t>
             </w:r>
           </w:p>
@@ -7527,7 +8251,6 @@
                 <w:sz w:val="20"/>
                 <w:szCs w:val="20"/>
               </w:rPr>
-              <w:lastRenderedPageBreak/>
               <w:t>Table count</w:t>
             </w:r>
           </w:p>
@@ -7775,14 +8498,7 @@
                 <w:sz w:val="20"/>
                 <w:szCs w:val="20"/>
               </w:rPr>
-              <w:t>Identify</w:t>
-            </w:r>
-            <w:r>
-              <w:rPr>
-                <w:sz w:val="20"/>
-                <w:szCs w:val="20"/>
-              </w:rPr>
-              <w:t xml:space="preserve"> the table that failed.</w:t>
+              <w:t>Identify the table that failed.</w:t>
             </w:r>
           </w:p>
         </w:tc>
@@ -7865,7 +8581,7 @@
       <w:pPr>
         <w:pStyle w:val="Heading3"/>
       </w:pPr>
-      <w:bookmarkStart w:id="17" w:name="_Toc228482339"/>
+      <w:bookmarkStart w:id="17" w:name="_Toc228726301"/>
       <w:r>
         <w:t>Responding to Failure Notifications</w:t>
       </w:r>
@@ -8224,7 +8940,7 @@
       <w:pPr>
         <w:pStyle w:val="Heading2"/>
       </w:pPr>
-      <w:bookmarkStart w:id="18" w:name="_Toc228482340"/>
+      <w:bookmarkStart w:id="18" w:name="_Toc228726302"/>
       <w:r>
         <w:t>Interpreting Alerts</w:t>
       </w:r>
@@ -8285,6 +9001,7 @@
                 <w:sz w:val="20"/>
                 <w:szCs w:val="20"/>
               </w:rPr>
+              <w:lastRenderedPageBreak/>
               <w:t>Alert/Status</w:t>
             </w:r>
           </w:p>
@@ -8619,7 +9336,6 @@
                 <w:szCs w:val="20"/>
                 <w:highlight w:val="lightGray"/>
               </w:rPr>
-              <w:lastRenderedPageBreak/>
               <w:t>Failed tables:</w:t>
             </w:r>
           </w:p>
@@ -8892,7 +9608,7 @@
       <w:pPr>
         <w:pStyle w:val="Heading3"/>
       </w:pPr>
-      <w:bookmarkStart w:id="19" w:name="_Toc228482341"/>
+      <w:bookmarkStart w:id="19" w:name="_Toc228726303"/>
       <w:r>
         <w:t>Responding to STALE Status</w:t>
       </w:r>
@@ -9057,16 +9773,80 @@
         <w:pStyle w:val="Heading1"/>
         <w:spacing w:after="360"/>
       </w:pPr>
-      <w:bookmarkStart w:id="20" w:name="_Toc228482342"/>
+      <w:bookmarkStart w:id="20" w:name="_Toc228726304"/>
       <w:r>
         <w:lastRenderedPageBreak/>
-        <w:t>SECTION / PROCEDURE 2</w:t>
+        <w:t>S</w:t>
+      </w:r>
+      <w:r>
+        <w:t>ync workflow and data synchronization behavior</w:t>
       </w:r>
       <w:bookmarkEnd w:id="20"/>
     </w:p>
     <w:p>
       <w:r>
-        <w:t>Add the content here…</w:t>
+        <w:t>This section describes the high-level synchronization behavior used to move data from QuickBase into MySQL. It explains how the sync process handles scheduled jobs, incremental updates, historical data updates, webhook-triggered updates, cache behavior, and current implementation status.</w:t>
+      </w:r>
+    </w:p>
+    <w:p>
+      <w:pPr>
+        <w:jc w:val="center"/>
+      </w:pPr>
+      <w:r>
+        <w:drawing>
+          <wp:inline distT="0" distB="0" distL="0" distR="0" wp14:anchorId="64CE79A5" wp14:editId="2CE88594">
+            <wp:extent cx="4336600" cy="6800850"/>
+            <wp:effectExtent l="0" t="0" r="6985" b="0"/>
+            <wp:docPr id="324570495" name="Picture 2"/>
+            <wp:cNvGraphicFramePr>
+              <a:graphicFrameLocks xmlns:a="http://schemas.openxmlformats.org/drawingml/2006/main" noChangeAspect="1"/>
+            </wp:cNvGraphicFramePr>
+            <a:graphic xmlns:a="http://schemas.openxmlformats.org/drawingml/2006/main">
+              <a:graphicData uri="http://schemas.openxmlformats.org/drawingml/2006/picture">
+                <pic:pic xmlns:pic="http://schemas.openxmlformats.org/drawingml/2006/picture">
+                  <pic:nvPicPr>
+                    <pic:cNvPr id="0" name="Picture 6"/>
+                    <pic:cNvPicPr>
+                      <a:picLocks noChangeAspect="1" noChangeArrowheads="1"/>
+                    </pic:cNvPicPr>
+                  </pic:nvPicPr>
+                  <pic:blipFill>
+                    <a:blip r:embed="rId15" cstate="print">
+                      <a:extLst>
+                        <a:ext uri="{28A0092B-C50C-407E-A947-70E740481C1C}">
+                          <a14:useLocalDpi xmlns:a14="http://schemas.microsoft.com/office/drawing/2010/main" val="0"/>
+                        </a:ext>
+                      </a:extLst>
+                    </a:blip>
+                    <a:srcRect/>
+                    <a:stretch>
+                      <a:fillRect/>
+                    </a:stretch>
+                  </pic:blipFill>
+                  <pic:spPr bwMode="auto">
+                    <a:xfrm>
+                      <a:off x="0" y="0"/>
+                      <a:ext cx="4363539" cy="6843097"/>
+                    </a:xfrm>
+                    <a:prstGeom prst="rect">
+                      <a:avLst/>
+                    </a:prstGeom>
+                    <a:noFill/>
+                    <a:ln>
+                      <a:noFill/>
+                    </a:ln>
+                  </pic:spPr>
+                </pic:pic>
+              </a:graphicData>
+            </a:graphic>
+          </wp:inline>
+        </w:drawing>
+      </w:r>
+    </w:p>
+    <w:p>
+      <w:r>
+        <w:lastRenderedPageBreak/>
+        <w:t>The synchronization process supports monitoring and notification by making sync activity visible through the Sync Monitor dashboard and Slack notifications. The dashboard provides table-level sync status, while Slack notifications provide execution results for completed or failed sync jobs.</w:t>
       </w:r>
     </w:p>
     <w:p/>
@@ -9074,22 +9854,480 @@
       <w:pPr>
         <w:pStyle w:val="Heading2"/>
       </w:pPr>
-      <w:bookmarkStart w:id="21" w:name="_Toc228482343"/>
-      <w:r>
-        <w:t>Subtitle</w:t>
+      <w:bookmarkStart w:id="21" w:name="_Toc228726305"/>
+      <w:r>
+        <w:t>S</w:t>
+      </w:r>
+      <w:r>
+        <w:t>ync Execution Methods</w:t>
       </w:r>
       <w:bookmarkEnd w:id="21"/>
+    </w:p>
+    <w:p>
+      <w:r>
+        <w:t>The synchronization process uses different execution methods depending on the type of update being handled.</w:t>
+      </w:r>
+    </w:p>
+    <w:tbl>
+      <w:tblPr>
+        <w:tblStyle w:val="TableGrid"/>
+        <w:tblW w:w="0" w:type="auto"/>
+        <w:tblBorders>
+          <w:top w:val="single" w:sz="4" w:space="0" w:color="D1D1D1" w:themeColor="background2" w:themeShade="E6"/>
+          <w:left w:val="single" w:sz="4" w:space="0" w:color="D1D1D1" w:themeColor="background2" w:themeShade="E6"/>
+          <w:bottom w:val="single" w:sz="4" w:space="0" w:color="D1D1D1" w:themeColor="background2" w:themeShade="E6"/>
+          <w:right w:val="single" w:sz="4" w:space="0" w:color="D1D1D1" w:themeColor="background2" w:themeShade="E6"/>
+          <w:insideH w:val="single" w:sz="4" w:space="0" w:color="D1D1D1" w:themeColor="background2" w:themeShade="E6"/>
+          <w:insideV w:val="single" w:sz="4" w:space="0" w:color="D1D1D1" w:themeColor="background2" w:themeShade="E6"/>
+        </w:tblBorders>
+        <w:tblLook w:val="04A0" w:firstRow="1" w:lastRow="0" w:firstColumn="1" w:lastColumn="0" w:noHBand="0" w:noVBand="1"/>
+      </w:tblPr>
+      <w:tblGrid>
+        <w:gridCol w:w="1615"/>
+        <w:gridCol w:w="4860"/>
+        <w:gridCol w:w="4055"/>
+      </w:tblGrid>
+      <w:tr>
+        <w:tc>
+          <w:tcPr>
+            <w:tcW w:w="1615" w:type="dxa"/>
+            <w:shd w:val="clear" w:color="auto" w:fill="4F7ABA"/>
+          </w:tcPr>
+          <w:p>
+            <w:pPr>
+              <w:rPr>
+                <w:b/>
+                <w:bCs/>
+                <w:color w:val="FFFFFF" w:themeColor="background1"/>
+                <w:sz w:val="20"/>
+                <w:szCs w:val="20"/>
+              </w:rPr>
+            </w:pPr>
+            <w:r>
+              <w:rPr>
+                <w:b/>
+                <w:bCs/>
+                <w:color w:val="FFFFFF" w:themeColor="background1"/>
+                <w:sz w:val="20"/>
+                <w:szCs w:val="20"/>
+              </w:rPr>
+              <w:t>Sync Method</w:t>
+            </w:r>
+          </w:p>
+        </w:tc>
+        <w:tc>
+          <w:tcPr>
+            <w:tcW w:w="4860" w:type="dxa"/>
+            <w:shd w:val="clear" w:color="auto" w:fill="4F7ABA"/>
+          </w:tcPr>
+          <w:p>
+            <w:pPr>
+              <w:rPr>
+                <w:b/>
+                <w:bCs/>
+                <w:color w:val="FFFFFF" w:themeColor="background1"/>
+                <w:sz w:val="20"/>
+                <w:szCs w:val="20"/>
+              </w:rPr>
+            </w:pPr>
+            <w:r>
+              <w:rPr>
+                <w:b/>
+                <w:bCs/>
+                <w:color w:val="FFFFFF" w:themeColor="background1"/>
+                <w:sz w:val="20"/>
+                <w:szCs w:val="20"/>
+              </w:rPr>
+              <w:t>Description</w:t>
+            </w:r>
+          </w:p>
+        </w:tc>
+        <w:tc>
+          <w:tcPr>
+            <w:tcW w:w="4055" w:type="dxa"/>
+            <w:shd w:val="clear" w:color="auto" w:fill="4F7ABA"/>
+          </w:tcPr>
+          <w:p>
+            <w:pPr>
+              <w:rPr>
+                <w:b/>
+                <w:bCs/>
+                <w:color w:val="FFFFFF" w:themeColor="background1"/>
+                <w:sz w:val="20"/>
+                <w:szCs w:val="20"/>
+              </w:rPr>
+            </w:pPr>
+            <w:r>
+              <w:rPr>
+                <w:b/>
+                <w:bCs/>
+                <w:color w:val="FFFFFF" w:themeColor="background1"/>
+                <w:sz w:val="20"/>
+                <w:szCs w:val="20"/>
+              </w:rPr>
+              <w:t xml:space="preserve">Frequency / Behavior </w:t>
+            </w:r>
+          </w:p>
+        </w:tc>
+      </w:tr>
+      <w:tr>
+        <w:tc>
+          <w:tcPr>
+            <w:tcW w:w="1615" w:type="dxa"/>
+          </w:tcPr>
+          <w:p>
+            <w:pPr>
+              <w:rPr>
+                <w:rFonts w:cs="Arial"/>
+                <w:sz w:val="20"/>
+                <w:szCs w:val="20"/>
+              </w:rPr>
+            </w:pPr>
+            <w:r>
+              <w:rPr>
+                <w:sz w:val="20"/>
+                <w:szCs w:val="20"/>
+              </w:rPr>
+              <w:t>Incremental Sync</w:t>
+            </w:r>
+          </w:p>
+        </w:tc>
+        <w:tc>
+          <w:tcPr>
+            <w:tcW w:w="4860" w:type="dxa"/>
+          </w:tcPr>
+          <w:p>
+            <w:pPr>
+              <w:rPr>
+                <w:rFonts w:ascii="Consolas" w:hAnsi="Consolas" w:cs="Arial"/>
+                <w:sz w:val="20"/>
+                <w:szCs w:val="20"/>
+                <w:highlight w:val="lightGray"/>
+              </w:rPr>
+            </w:pPr>
+            <w:proofErr w:type="gramStart"/>
+            <w:r>
+              <w:rPr>
+                <w:sz w:val="20"/>
+                <w:szCs w:val="20"/>
+              </w:rPr>
+              <w:t>Pulls</w:t>
+            </w:r>
+            <w:proofErr w:type="gramEnd"/>
+            <w:r>
+              <w:rPr>
+                <w:sz w:val="20"/>
+                <w:szCs w:val="20"/>
+              </w:rPr>
+              <w:t xml:space="preserve"> new or recently updated records from QuickBase into MySQL.</w:t>
+            </w:r>
+          </w:p>
+        </w:tc>
+        <w:tc>
+          <w:tcPr>
+            <w:tcW w:w="4055" w:type="dxa"/>
+          </w:tcPr>
+          <w:p>
+            <w:pPr>
+              <w:rPr>
+                <w:rFonts w:cs="Arial"/>
+                <w:sz w:val="20"/>
+                <w:szCs w:val="20"/>
+              </w:rPr>
+            </w:pPr>
+            <w:proofErr w:type="gramStart"/>
+            <w:r>
+              <w:rPr>
+                <w:sz w:val="20"/>
+                <w:szCs w:val="20"/>
+              </w:rPr>
+              <w:t>Runs</w:t>
+            </w:r>
+            <w:proofErr w:type="gramEnd"/>
+            <w:r>
+              <w:rPr>
+                <w:sz w:val="20"/>
+                <w:szCs w:val="20"/>
+              </w:rPr>
+              <w:t xml:space="preserve"> every 15 minutes without overlapping.</w:t>
+            </w:r>
+          </w:p>
+        </w:tc>
+      </w:tr>
+      <w:tr>
+        <w:tc>
+          <w:tcPr>
+            <w:tcW w:w="1615" w:type="dxa"/>
+          </w:tcPr>
+          <w:p>
+            <w:pPr>
+              <w:rPr>
+                <w:rFonts w:cs="Arial"/>
+                <w:sz w:val="20"/>
+                <w:szCs w:val="20"/>
+              </w:rPr>
+            </w:pPr>
+            <w:r>
+              <w:rPr>
+                <w:sz w:val="20"/>
+                <w:szCs w:val="20"/>
+              </w:rPr>
+              <w:t>Decremental Sync</w:t>
+            </w:r>
+          </w:p>
+        </w:tc>
+        <w:tc>
+          <w:tcPr>
+            <w:tcW w:w="4860" w:type="dxa"/>
+          </w:tcPr>
+          <w:p>
+            <w:pPr>
+              <w:rPr>
+                <w:rFonts w:ascii="Consolas" w:hAnsi="Consolas"/>
+                <w:sz w:val="20"/>
+                <w:szCs w:val="20"/>
+              </w:rPr>
+            </w:pPr>
+            <w:r>
+              <w:rPr>
+                <w:sz w:val="20"/>
+                <w:szCs w:val="20"/>
+              </w:rPr>
+              <w:t>Pulls historical or older records that do not currently exist in MySQL.</w:t>
+            </w:r>
+          </w:p>
+        </w:tc>
+        <w:tc>
+          <w:tcPr>
+            <w:tcW w:w="4055" w:type="dxa"/>
+          </w:tcPr>
+          <w:p>
+            <w:pPr>
+              <w:rPr>
+                <w:rFonts w:cs="Arial"/>
+                <w:sz w:val="20"/>
+                <w:szCs w:val="20"/>
+              </w:rPr>
+            </w:pPr>
+            <w:r>
+              <w:rPr>
+                <w:sz w:val="20"/>
+                <w:szCs w:val="20"/>
+              </w:rPr>
+              <w:t>Runs once per day and currently covers the last 10 days.</w:t>
+            </w:r>
+          </w:p>
+        </w:tc>
+      </w:tr>
+      <w:tr>
+        <w:tc>
+          <w:tcPr>
+            <w:tcW w:w="1615" w:type="dxa"/>
+          </w:tcPr>
+          <w:p>
+            <w:pPr>
+              <w:rPr>
+                <w:rFonts w:cs="Arial"/>
+                <w:sz w:val="20"/>
+                <w:szCs w:val="20"/>
+              </w:rPr>
+            </w:pPr>
+            <w:r>
+              <w:rPr>
+                <w:sz w:val="20"/>
+                <w:szCs w:val="20"/>
+              </w:rPr>
+              <w:t>Webhook Sync</w:t>
+            </w:r>
+          </w:p>
+        </w:tc>
+        <w:tc>
+          <w:tcPr>
+            <w:tcW w:w="4860" w:type="dxa"/>
+          </w:tcPr>
+          <w:p>
+            <w:pPr>
+              <w:rPr>
+                <w:rFonts w:ascii="Consolas" w:hAnsi="Consolas" w:cs="Arial"/>
+                <w:sz w:val="20"/>
+                <w:szCs w:val="20"/>
+                <w:highlight w:val="lightGray"/>
+              </w:rPr>
+            </w:pPr>
+            <w:r>
+              <w:rPr>
+                <w:sz w:val="20"/>
+                <w:szCs w:val="20"/>
+              </w:rPr>
+              <w:t>Supports near real-time updates when a record is updated in QuickBase.</w:t>
+            </w:r>
+          </w:p>
+        </w:tc>
+        <w:tc>
+          <w:tcPr>
+            <w:tcW w:w="4055" w:type="dxa"/>
+          </w:tcPr>
+          <w:p>
+            <w:pPr>
+              <w:rPr>
+                <w:rFonts w:cs="Arial"/>
+                <w:sz w:val="20"/>
+                <w:szCs w:val="20"/>
+              </w:rPr>
+            </w:pPr>
+            <w:r>
+              <w:rPr>
+                <w:sz w:val="20"/>
+                <w:szCs w:val="20"/>
+              </w:rPr>
+              <w:t>Triggered when enabled for the table.</w:t>
+            </w:r>
+          </w:p>
+        </w:tc>
+      </w:tr>
+      <w:tr>
+        <w:tc>
+          <w:tcPr>
+            <w:tcW w:w="1615" w:type="dxa"/>
+          </w:tcPr>
+          <w:p>
+            <w:pPr>
+              <w:rPr>
+                <w:rFonts w:cs="Arial"/>
+                <w:sz w:val="20"/>
+                <w:szCs w:val="20"/>
+              </w:rPr>
+            </w:pPr>
+            <w:r>
+              <w:rPr>
+                <w:sz w:val="20"/>
+                <w:szCs w:val="20"/>
+              </w:rPr>
+              <w:t>API Sync Status</w:t>
+            </w:r>
+          </w:p>
+        </w:tc>
+        <w:tc>
+          <w:tcPr>
+            <w:tcW w:w="4860" w:type="dxa"/>
+          </w:tcPr>
+          <w:p>
+            <w:pPr>
+              <w:rPr>
+                <w:rFonts w:ascii="Consolas" w:hAnsi="Consolas" w:cs="Arial"/>
+                <w:sz w:val="20"/>
+                <w:szCs w:val="20"/>
+                <w:highlight w:val="lightGray"/>
+              </w:rPr>
+            </w:pPr>
+            <w:r>
+              <w:rPr>
+                <w:sz w:val="20"/>
+                <w:szCs w:val="20"/>
+              </w:rPr>
+              <w:t>Exposes sync status information for dashboard or monitoring use.</w:t>
+            </w:r>
+          </w:p>
+        </w:tc>
+        <w:tc>
+          <w:tcPr>
+            <w:tcW w:w="4055" w:type="dxa"/>
+          </w:tcPr>
+          <w:p>
+            <w:pPr>
+              <w:rPr>
+                <w:rFonts w:cs="Arial"/>
+                <w:sz w:val="20"/>
+                <w:szCs w:val="20"/>
+              </w:rPr>
+            </w:pPr>
+            <w:r>
+              <w:rPr>
+                <w:sz w:val="20"/>
+                <w:szCs w:val="20"/>
+              </w:rPr>
+              <w:t>Available for current or future monitoring integrations.</w:t>
+            </w:r>
+          </w:p>
+        </w:tc>
+      </w:tr>
+    </w:tbl>
+    <w:p/>
+    <w:p>
+      <w:r>
+        <w:t xml:space="preserve">The </w:t>
+      </w:r>
+      <w:proofErr w:type="spellStart"/>
+      <w:r>
+        <w:t>cron</w:t>
+      </w:r>
+      <w:proofErr w:type="spellEnd"/>
+      <w:r>
+        <w:t>-based synchronization process runs in two paths: incremental and decremental. The incremental path supports frequent updates, while the decremental path supports historical record synchronization.</w:t>
+      </w:r>
+    </w:p>
+    <w:p>
+      <w:r>
+        <w:t xml:space="preserve">Webhook synchronization is used when selected records require faster update behavior than the scheduled </w:t>
+      </w:r>
+      <w:proofErr w:type="spellStart"/>
+      <w:r>
+        <w:t>cron</w:t>
+      </w:r>
+      <w:proofErr w:type="spellEnd"/>
+      <w:r>
+        <w:t xml:space="preserve"> job cycle.</w:t>
+      </w:r>
+    </w:p>
+    <w:p>
+      <w:pPr>
+        <w:rPr>
+          <w:rFonts w:eastAsiaTheme="majorEastAsia" w:cstheme="majorBidi"/>
+          <w:color w:val="4F7ABA"/>
+          <w:sz w:val="24"/>
+          <w:szCs w:val="28"/>
+        </w:rPr>
+      </w:pPr>
+    </w:p>
+    <w:p>
+      <w:pPr>
+        <w:pStyle w:val="Heading2"/>
+      </w:pPr>
+      <w:bookmarkStart w:id="22" w:name="_Toc228726306"/>
+      <w:r>
+        <w:t>Cron Job Synchronization Workflow</w:t>
+      </w:r>
+      <w:bookmarkEnd w:id="22"/>
+    </w:p>
+    <w:p>
+      <w:r>
+        <w:t xml:space="preserve">The </w:t>
+      </w:r>
+      <w:proofErr w:type="spellStart"/>
+      <w:r>
+        <w:t>cron</w:t>
+      </w:r>
+      <w:proofErr w:type="spellEnd"/>
+      <w:r>
+        <w:t xml:space="preserve"> job synchronization workflow pulls records from QuickBase into MySQL using predefined table and field mappings.</w:t>
+      </w:r>
+      <w:r>
+        <w:t xml:space="preserve"> </w:t>
+      </w:r>
+      <w:r>
+        <w:t>The workflow follows this general process:</w:t>
+      </w:r>
     </w:p>
     <w:p>
       <w:pPr>
         <w:pStyle w:val="ListParagraph"/>
         <w:numPr>
           <w:ilvl w:val="0"/>
-          <w:numId w:val="7"/>
+          <w:numId w:val="20"/>
         </w:numPr>
       </w:pPr>
       <w:r>
-        <w:t>Step 1</w:t>
+        <w:t>The import command starts the synchronization process.</w:t>
       </w:r>
     </w:p>
     <w:p>
@@ -9097,11 +10335,11 @@
         <w:pStyle w:val="ListParagraph"/>
         <w:numPr>
           <w:ilvl w:val="0"/>
-          <w:numId w:val="7"/>
+          <w:numId w:val="20"/>
         </w:numPr>
       </w:pPr>
       <w:r>
-        <w:t>Step 2</w:t>
+        <w:t>The process loops through the predefined tables included in the sync.</w:t>
       </w:r>
     </w:p>
     <w:p>
@@ -9109,34 +10347,23 @@
         <w:pStyle w:val="ListParagraph"/>
         <w:numPr>
           <w:ilvl w:val="0"/>
-          <w:numId w:val="7"/>
+          <w:numId w:val="20"/>
         </w:numPr>
       </w:pPr>
       <w:r>
-        <w:t>Step 3</w:t>
-      </w:r>
-    </w:p>
-    <w:p/>
-    <w:p>
-      <w:pPr>
-        <w:pStyle w:val="Heading3"/>
-      </w:pPr>
-      <w:bookmarkStart w:id="22" w:name="_Toc228482344"/>
-      <w:r>
-        <w:t>Subsection</w:t>
-      </w:r>
-      <w:bookmarkEnd w:id="22"/>
+        <w:t>The required fields are fetched from the QuickBase table.</w:t>
+      </w:r>
     </w:p>
     <w:p>
       <w:pPr>
         <w:pStyle w:val="ListParagraph"/>
         <w:numPr>
           <w:ilvl w:val="0"/>
-          <w:numId w:val="9"/>
+          <w:numId w:val="20"/>
         </w:numPr>
       </w:pPr>
       <w:r>
-        <w:t>Step 1</w:t>
+        <w:t>QuickBase fields are mapped to the corresponding MySQL fields.</w:t>
       </w:r>
     </w:p>
     <w:p>
@@ -9144,11 +10371,11 @@
         <w:pStyle w:val="ListParagraph"/>
         <w:numPr>
           <w:ilvl w:val="0"/>
-          <w:numId w:val="9"/>
+          <w:numId w:val="20"/>
         </w:numPr>
       </w:pPr>
       <w:r>
-        <w:t>Step 2</w:t>
+        <w:t>The system checks the last refresh date for the table.</w:t>
       </w:r>
     </w:p>
     <w:p>
@@ -9156,17 +10383,2252 @@
         <w:pStyle w:val="ListParagraph"/>
         <w:numPr>
           <w:ilvl w:val="0"/>
-          <w:numId w:val="9"/>
+          <w:numId w:val="20"/>
         </w:numPr>
       </w:pPr>
       <w:r>
-        <w:t>Step 3</w:t>
-      </w:r>
-    </w:p>
+        <w:t>The sync process determines whether the table should follow the incremental or decremental path.</w:t>
+      </w:r>
+    </w:p>
+    <w:p>
+      <w:pPr>
+        <w:pStyle w:val="ListParagraph"/>
+        <w:numPr>
+          <w:ilvl w:val="0"/>
+          <w:numId w:val="20"/>
+        </w:numPr>
+      </w:pPr>
+      <w:r>
+        <w:t>Records are processed in batches.</w:t>
+      </w:r>
+    </w:p>
+    <w:p>
+      <w:pPr>
+        <w:pStyle w:val="ListParagraph"/>
+        <w:numPr>
+          <w:ilvl w:val="0"/>
+          <w:numId w:val="20"/>
+        </w:numPr>
+      </w:pPr>
+      <w:r>
+        <w:t>Existing records are matched by record ID.</w:t>
+      </w:r>
+    </w:p>
+    <w:p>
+      <w:pPr>
+        <w:pStyle w:val="ListParagraph"/>
+        <w:numPr>
+          <w:ilvl w:val="0"/>
+          <w:numId w:val="20"/>
+        </w:numPr>
+      </w:pPr>
+      <w:r>
+        <w:t>Duplicate rows are avoided during processing.</w:t>
+      </w:r>
+    </w:p>
+    <w:p>
+      <w:pPr>
+        <w:pStyle w:val="ListParagraph"/>
+        <w:numPr>
+          <w:ilvl w:val="0"/>
+          <w:numId w:val="20"/>
+        </w:numPr>
+      </w:pPr>
+      <w:r>
+        <w:t>The last refresh date is updated after the sync is completed.</w:t>
+      </w:r>
+    </w:p>
+    <w:p>
+      <w:r>
+        <w:t>The last refresh date is used to determine which records should be considered during the next synchronization cycle. This value helps the sync process identify whether records are new, recently updated, historical, or already processed.</w:t>
+      </w:r>
+    </w:p>
+    <w:p/>
+    <w:p>
+      <w:pPr>
+        <w:pStyle w:val="Heading2"/>
+      </w:pPr>
+      <w:bookmarkStart w:id="23" w:name="_Toc228726307"/>
+      <w:r>
+        <w:lastRenderedPageBreak/>
+        <w:t>Incremental Sync Behavior</w:t>
+      </w:r>
+      <w:bookmarkEnd w:id="23"/>
+    </w:p>
+    <w:p>
+      <w:r>
+        <w:t>Incremental sync is used to pull new or recently updated records from QuickBase into MySQL.</w:t>
+      </w:r>
+      <w:r>
+        <w:t xml:space="preserve"> </w:t>
+      </w:r>
+      <w:r>
+        <w:t>The incremental sync runs every 15 minutes and is intended to process records that were created or updated after the last refresh date. This allows the target MySQL table to remain updated without requiring the full data set to be processed every time.</w:t>
+      </w:r>
+      <w:r>
+        <w:t xml:space="preserve"> </w:t>
+      </w:r>
+      <w:r>
+        <w:t>The incremental sync process should:</w:t>
+      </w:r>
+    </w:p>
+    <w:p>
+      <w:pPr>
+        <w:pStyle w:val="ListParagraph"/>
+        <w:numPr>
+          <w:ilvl w:val="0"/>
+          <w:numId w:val="21"/>
+        </w:numPr>
+      </w:pPr>
+      <w:r>
+        <w:t>Review the last refresh date for the table.</w:t>
+      </w:r>
+    </w:p>
+    <w:p>
+      <w:pPr>
+        <w:pStyle w:val="ListParagraph"/>
+        <w:numPr>
+          <w:ilvl w:val="0"/>
+          <w:numId w:val="21"/>
+        </w:numPr>
+      </w:pPr>
+      <w:r>
+        <w:t>Identify records created or updated after that value.</w:t>
+      </w:r>
+    </w:p>
+    <w:p>
+      <w:pPr>
+        <w:pStyle w:val="ListParagraph"/>
+        <w:numPr>
+          <w:ilvl w:val="0"/>
+          <w:numId w:val="21"/>
+        </w:numPr>
+      </w:pPr>
+      <w:r>
+        <w:t>Pull the applicable records from QuickBase.</w:t>
+      </w:r>
+    </w:p>
+    <w:p>
+      <w:pPr>
+        <w:pStyle w:val="ListParagraph"/>
+        <w:numPr>
+          <w:ilvl w:val="0"/>
+          <w:numId w:val="21"/>
+        </w:numPr>
+      </w:pPr>
+      <w:r>
+        <w:t>Process the records in batches.</w:t>
+      </w:r>
+    </w:p>
+    <w:p>
+      <w:pPr>
+        <w:pStyle w:val="ListParagraph"/>
+        <w:numPr>
+          <w:ilvl w:val="0"/>
+          <w:numId w:val="21"/>
+        </w:numPr>
+      </w:pPr>
+      <w:r>
+        <w:t>Match records by record ID.</w:t>
+      </w:r>
+    </w:p>
+    <w:p>
+      <w:pPr>
+        <w:pStyle w:val="ListParagraph"/>
+        <w:numPr>
+          <w:ilvl w:val="0"/>
+          <w:numId w:val="21"/>
+        </w:numPr>
+      </w:pPr>
+      <w:r>
+        <w:t>Insert new records or update existing records as applicable.</w:t>
+      </w:r>
+    </w:p>
+    <w:p>
+      <w:pPr>
+        <w:pStyle w:val="ListParagraph"/>
+        <w:numPr>
+          <w:ilvl w:val="0"/>
+          <w:numId w:val="21"/>
+        </w:numPr>
+      </w:pPr>
+      <w:r>
+        <w:t>Avoid duplicate rows.</w:t>
+      </w:r>
+    </w:p>
+    <w:p>
+      <w:pPr>
+        <w:pStyle w:val="ListParagraph"/>
+        <w:numPr>
+          <w:ilvl w:val="0"/>
+          <w:numId w:val="21"/>
+        </w:numPr>
+      </w:pPr>
+      <w:r>
+        <w:t>Update the last refresh date after processing.</w:t>
+      </w:r>
+    </w:p>
+    <w:p>
+      <w:r>
+        <w:t>The incremental sync should not overlap with another execution of the same process.</w:t>
+      </w:r>
+    </w:p>
+    <w:p/>
+    <w:p>
+      <w:pPr>
+        <w:pStyle w:val="Heading2"/>
+      </w:pPr>
+      <w:bookmarkStart w:id="24" w:name="_Toc228726308"/>
+      <w:r>
+        <w:t>Decremental Sync Behavior</w:t>
+      </w:r>
+      <w:bookmarkEnd w:id="24"/>
+    </w:p>
+    <w:p>
+      <w:r>
+        <w:t xml:space="preserve">Decremental sync is used to pull historical or older records that do </w:t>
+      </w:r>
+      <w:proofErr w:type="gramStart"/>
+      <w:r>
+        <w:t>not currently</w:t>
+      </w:r>
+      <w:proofErr w:type="gramEnd"/>
+      <w:r>
+        <w:t xml:space="preserve"> exist in MySQL.</w:t>
+      </w:r>
+      <w:r>
+        <w:t xml:space="preserve"> </w:t>
+      </w:r>
+      <w:r>
+        <w:t>The decremental sync runs once per day and currently covers records from the last 10 days. This range can be adjusted if the historical synchronization window needs to change.</w:t>
+      </w:r>
+      <w:r>
+        <w:t xml:space="preserve"> </w:t>
+      </w:r>
+      <w:r>
+        <w:t>The decremental sync process should:</w:t>
+      </w:r>
+    </w:p>
+    <w:p>
+      <w:pPr>
+        <w:pStyle w:val="ListParagraph"/>
+        <w:numPr>
+          <w:ilvl w:val="0"/>
+          <w:numId w:val="22"/>
+        </w:numPr>
+      </w:pPr>
+      <w:r>
+        <w:t>Review the configured historical range.</w:t>
+      </w:r>
+    </w:p>
+    <w:p>
+      <w:pPr>
+        <w:pStyle w:val="ListParagraph"/>
+        <w:numPr>
+          <w:ilvl w:val="0"/>
+          <w:numId w:val="22"/>
+        </w:numPr>
+      </w:pPr>
+      <w:r>
+        <w:t>Identify older records that should exist in MySQL.</w:t>
+      </w:r>
+    </w:p>
+    <w:p>
+      <w:pPr>
+        <w:pStyle w:val="ListParagraph"/>
+        <w:numPr>
+          <w:ilvl w:val="0"/>
+          <w:numId w:val="22"/>
+        </w:numPr>
+      </w:pPr>
+      <w:r>
+        <w:t>Pull the applicable records from QuickBase.</w:t>
+      </w:r>
+    </w:p>
+    <w:p>
+      <w:pPr>
+        <w:pStyle w:val="ListParagraph"/>
+        <w:numPr>
+          <w:ilvl w:val="0"/>
+          <w:numId w:val="22"/>
+        </w:numPr>
+      </w:pPr>
+      <w:r>
+        <w:t>Process the records in batches.</w:t>
+      </w:r>
+    </w:p>
+    <w:p>
+      <w:pPr>
+        <w:pStyle w:val="ListParagraph"/>
+        <w:numPr>
+          <w:ilvl w:val="0"/>
+          <w:numId w:val="22"/>
+        </w:numPr>
+      </w:pPr>
+      <w:r>
+        <w:t>Match records by record ID.</w:t>
+      </w:r>
+    </w:p>
+    <w:p>
+      <w:pPr>
+        <w:pStyle w:val="ListParagraph"/>
+        <w:numPr>
+          <w:ilvl w:val="0"/>
+          <w:numId w:val="22"/>
+        </w:numPr>
+      </w:pPr>
+      <w:r>
+        <w:t>Insert missing records where applicable.</w:t>
+      </w:r>
+    </w:p>
+    <w:p>
+      <w:pPr>
+        <w:pStyle w:val="ListParagraph"/>
+        <w:numPr>
+          <w:ilvl w:val="0"/>
+          <w:numId w:val="22"/>
+        </w:numPr>
+      </w:pPr>
+      <w:r>
+        <w:t>Avoid duplicate rows.</w:t>
+      </w:r>
+    </w:p>
+    <w:p>
+      <w:pPr>
+        <w:pStyle w:val="ListParagraph"/>
+        <w:numPr>
+          <w:ilvl w:val="0"/>
+          <w:numId w:val="22"/>
+        </w:numPr>
+      </w:pPr>
+      <w:r>
+        <w:t>Update the related sync tracking values after processing.</w:t>
+      </w:r>
+    </w:p>
+    <w:tbl>
+      <w:tblPr>
+        <w:tblStyle w:val="TableGrid"/>
+        <w:tblW w:w="10612" w:type="dxa"/>
+        <w:tblBorders>
+          <w:top w:val="single" w:sz="6" w:space="0" w:color="FFC000"/>
+          <w:left w:val="single" w:sz="6" w:space="0" w:color="FFC000"/>
+          <w:bottom w:val="single" w:sz="6" w:space="0" w:color="FFC000"/>
+          <w:right w:val="single" w:sz="6" w:space="0" w:color="FFC000"/>
+          <w:insideH w:val="single" w:sz="6" w:space="0" w:color="FFC000"/>
+          <w:insideV w:val="single" w:sz="6" w:space="0" w:color="FFC000"/>
+        </w:tblBorders>
+        <w:shd w:val="clear" w:color="auto" w:fill="FFFFCC"/>
+        <w:tblLook w:val="04A0" w:firstRow="1" w:lastRow="0" w:firstColumn="1" w:lastColumn="0" w:noHBand="0" w:noVBand="1"/>
+      </w:tblPr>
+      <w:tblGrid>
+        <w:gridCol w:w="10612"/>
+      </w:tblGrid>
+      <w:tr>
+        <w:trPr>
+          <w:trHeight w:val="413"/>
+        </w:trPr>
+        <w:tc>
+          <w:tcPr>
+            <w:tcW w:w="10612" w:type="dxa"/>
+            <w:tcBorders>
+              <w:top w:val="single" w:sz="4" w:space="0" w:color="F9DF99"/>
+              <w:left w:val="single" w:sz="4" w:space="0" w:color="F9DF99"/>
+              <w:bottom w:val="single" w:sz="4" w:space="0" w:color="F9DF99"/>
+              <w:right w:val="single" w:sz="4" w:space="0" w:color="F9DF99"/>
+            </w:tcBorders>
+            <w:shd w:val="clear" w:color="auto" w:fill="FFFFE0"/>
+          </w:tcPr>
+          <w:p>
+            <w:r>
+              <w:rPr>
+                <w:b/>
+                <w:bCs/>
+                <w:sz w:val="20"/>
+                <w:szCs w:val="20"/>
+              </w:rPr>
+              <w:t>Note:</w:t>
+            </w:r>
+            <w:r>
+              <w:rPr>
+                <w:sz w:val="20"/>
+                <w:szCs w:val="20"/>
+              </w:rPr>
+              <w:t xml:space="preserve"> </w:t>
+            </w:r>
+            <w:r>
+              <w:rPr>
+                <w:sz w:val="20"/>
+                <w:szCs w:val="20"/>
+              </w:rPr>
+              <w:t>The current decremental range is based on the last 10 days. This value may be changed if the sync strategy requires a different historical window.</w:t>
+            </w:r>
+          </w:p>
+        </w:tc>
+      </w:tr>
+    </w:tbl>
+    <w:p>
+      <w:pPr>
+        <w:pStyle w:val="NoSpacing"/>
+      </w:pPr>
+    </w:p>
+    <w:p/>
+    <w:p>
+      <w:pPr>
+        <w:pStyle w:val="Heading2"/>
+      </w:pPr>
+      <w:bookmarkStart w:id="25" w:name="_Toc228726309"/>
+      <w:r>
+        <w:t>Webhook Sync Behavior</w:t>
+      </w:r>
+      <w:bookmarkEnd w:id="25"/>
+    </w:p>
+    <w:p>
+      <w:r>
+        <w:t>Webhook sync is used when selected records need to be updated in near real time.</w:t>
+      </w:r>
+      <w:r>
+        <w:t xml:space="preserve"> </w:t>
+      </w:r>
+      <w:r>
+        <w:t>When a webhook is enabled for a table, an update in QuickBase can trigger an update in MySQL without waiting for the next 15-minute incremental sync cycle.</w:t>
+      </w:r>
+      <w:r>
+        <w:t xml:space="preserve"> </w:t>
+      </w:r>
+      <w:r>
+        <w:t>The webhook sync process follows this general behavior:</w:t>
+      </w:r>
+    </w:p>
+    <w:p>
+      <w:pPr>
+        <w:pStyle w:val="ListParagraph"/>
+        <w:numPr>
+          <w:ilvl w:val="0"/>
+          <w:numId w:val="23"/>
+        </w:numPr>
+      </w:pPr>
+      <w:r>
+        <w:t>A record is updated in QuickBase.</w:t>
+      </w:r>
+    </w:p>
+    <w:p>
+      <w:pPr>
+        <w:pStyle w:val="ListParagraph"/>
+        <w:numPr>
+          <w:ilvl w:val="0"/>
+          <w:numId w:val="23"/>
+        </w:numPr>
+      </w:pPr>
+      <w:r>
+        <w:t>The webhook is triggered for the enabled table.</w:t>
+      </w:r>
+    </w:p>
+    <w:p>
+      <w:pPr>
+        <w:pStyle w:val="ListParagraph"/>
+        <w:numPr>
+          <w:ilvl w:val="0"/>
+          <w:numId w:val="23"/>
+        </w:numPr>
+      </w:pPr>
+      <w:r>
+        <w:t>The webhook sends the update to MySQL.</w:t>
+      </w:r>
+    </w:p>
+    <w:p>
+      <w:pPr>
+        <w:pStyle w:val="ListParagraph"/>
+        <w:numPr>
+          <w:ilvl w:val="0"/>
+          <w:numId w:val="23"/>
+        </w:numPr>
+      </w:pPr>
+      <w:r>
+        <w:t>The related MySQL record is inserted or updated.</w:t>
+      </w:r>
+    </w:p>
+    <w:p>
+      <w:pPr>
+        <w:pStyle w:val="ListParagraph"/>
+        <w:numPr>
+          <w:ilvl w:val="0"/>
+          <w:numId w:val="23"/>
+        </w:numPr>
+      </w:pPr>
+      <w:r>
+        <w:t xml:space="preserve">The processed record is tracked so the next incremental </w:t>
+      </w:r>
+      <w:proofErr w:type="spellStart"/>
+      <w:r>
+        <w:t>cron</w:t>
+      </w:r>
+      <w:proofErr w:type="spellEnd"/>
+      <w:r>
+        <w:t xml:space="preserve"> job does not unnecessarily reprocess the same record.</w:t>
+      </w:r>
+    </w:p>
+    <w:p>
+      <w:r>
+        <w:lastRenderedPageBreak/>
+        <w:t>Webhook sync is currently enabled only for selected tables. Additional tables may be enabled in future versions as synchronization coverage expands.</w:t>
+      </w:r>
+    </w:p>
+    <w:p/>
+    <w:p>
+      <w:pPr>
+        <w:pStyle w:val="Heading2"/>
+      </w:pPr>
+      <w:bookmarkStart w:id="26" w:name="_Toc228726310"/>
+      <w:r>
+        <w:t>Archive and Unarchive Workflow</w:t>
+      </w:r>
+      <w:bookmarkEnd w:id="26"/>
+    </w:p>
+    <w:p>
+      <w:r>
+        <w:t>The archive command loops through the configured note tables, stores the relevant archive details, and stores the generated files in cloud storage. The archive table keeps the relationship between the QuickBase table name, table name, record ID, and generated file name.</w:t>
+      </w:r>
+    </w:p>
+    <w:p>
+      <w:r>
+        <w:drawing>
+          <wp:inline distT="0" distB="0" distL="0" distR="0" wp14:anchorId="6DCF23FC" wp14:editId="28A11C15">
+            <wp:extent cx="4114800" cy="3246120"/>
+            <wp:effectExtent l="0" t="0" r="0" b="0"/>
+            <wp:docPr id="1487698811" name="Picture 1"/>
+            <wp:cNvGraphicFramePr>
+              <a:graphicFrameLocks xmlns:a="http://schemas.openxmlformats.org/drawingml/2006/main" noChangeAspect="1"/>
+            </wp:cNvGraphicFramePr>
+            <a:graphic xmlns:a="http://schemas.openxmlformats.org/drawingml/2006/main">
+              <a:graphicData uri="http://schemas.openxmlformats.org/drawingml/2006/picture">
+                <pic:pic xmlns:pic="http://schemas.openxmlformats.org/drawingml/2006/picture">
+                  <pic:nvPicPr>
+                    <pic:cNvPr id="1487698811" name=""/>
+                    <pic:cNvPicPr/>
+                  </pic:nvPicPr>
+                  <pic:blipFill>
+                    <a:blip r:embed="rId16"/>
+                    <a:stretch>
+                      <a:fillRect/>
+                    </a:stretch>
+                  </pic:blipFill>
+                  <pic:spPr>
+                    <a:xfrm>
+                      <a:off x="0" y="0"/>
+                      <a:ext cx="4114800" cy="3246120"/>
+                    </a:xfrm>
+                    <a:prstGeom prst="rect">
+                      <a:avLst/>
+                    </a:prstGeom>
+                  </pic:spPr>
+                </pic:pic>
+              </a:graphicData>
+            </a:graphic>
+          </wp:inline>
+        </w:drawing>
+      </w:r>
+    </w:p>
+    <w:p>
+      <w:hyperlink r:id="rId17" w:history="1">
+        <w:r>
+          <w:rPr>
+            <w:rStyle w:val="Hyperlink"/>
+            <w:b/>
+            <w:bCs/>
+          </w:rPr>
+          <w:t>Figma:</w:t>
+        </w:r>
+        <w:r>
+          <w:rPr>
+            <w:rStyle w:val="Hyperlink"/>
+          </w:rPr>
+          <w:t xml:space="preserve"> Archive Command Workflow</w:t>
+        </w:r>
+      </w:hyperlink>
+      <w:r>
+        <w:t xml:space="preserve"> </w:t>
+      </w:r>
+    </w:p>
+    <w:p>
+      <w:r>
+        <w:t>The unarchive command reads the archived file, parses the CSV content, and updates the related field content in the target notes table.</w:t>
+      </w:r>
+    </w:p>
+    <w:p>
+      <w:r>
+        <w:lastRenderedPageBreak/>
+        <w:drawing>
+          <wp:inline distT="0" distB="0" distL="0" distR="0" wp14:anchorId="11065438" wp14:editId="7F73EEB3">
+            <wp:extent cx="6692900" cy="6044565"/>
+            <wp:effectExtent l="0" t="0" r="0" b="0"/>
+            <wp:docPr id="703066995" name="Picture 1"/>
+            <wp:cNvGraphicFramePr>
+              <a:graphicFrameLocks xmlns:a="http://schemas.openxmlformats.org/drawingml/2006/main" noChangeAspect="1"/>
+            </wp:cNvGraphicFramePr>
+            <a:graphic xmlns:a="http://schemas.openxmlformats.org/drawingml/2006/main">
+              <a:graphicData uri="http://schemas.openxmlformats.org/drawingml/2006/picture">
+                <pic:pic xmlns:pic="http://schemas.openxmlformats.org/drawingml/2006/picture">
+                  <pic:nvPicPr>
+                    <pic:cNvPr id="703066995" name=""/>
+                    <pic:cNvPicPr/>
+                  </pic:nvPicPr>
+                  <pic:blipFill>
+                    <a:blip r:embed="rId18"/>
+                    <a:stretch>
+                      <a:fillRect/>
+                    </a:stretch>
+                  </pic:blipFill>
+                  <pic:spPr>
+                    <a:xfrm>
+                      <a:off x="0" y="0"/>
+                      <a:ext cx="6692900" cy="6044565"/>
+                    </a:xfrm>
+                    <a:prstGeom prst="rect">
+                      <a:avLst/>
+                    </a:prstGeom>
+                  </pic:spPr>
+                </pic:pic>
+              </a:graphicData>
+            </a:graphic>
+          </wp:inline>
+        </w:drawing>
+      </w:r>
+    </w:p>
+    <w:p>
+      <w:hyperlink r:id="rId19" w:history="1">
+        <w:r>
+          <w:rPr>
+            <w:rStyle w:val="Hyperlink"/>
+            <w:b/>
+            <w:bCs/>
+          </w:rPr>
+          <w:t>Figma:</w:t>
+        </w:r>
+        <w:r>
+          <w:rPr>
+            <w:rStyle w:val="Hyperlink"/>
+          </w:rPr>
+          <w:t xml:space="preserve"> Unarchive Command Workflow</w:t>
+        </w:r>
+      </w:hyperlink>
+    </w:p>
+    <w:p/>
+    <w:p>
+      <w:pPr>
+        <w:pStyle w:val="Heading2"/>
+      </w:pPr>
+      <w:bookmarkStart w:id="27" w:name="_Toc228726311"/>
+      <w:r>
+        <w:t>Cache Behavior</w:t>
+      </w:r>
+      <w:bookmarkEnd w:id="27"/>
+    </w:p>
+    <w:p>
+      <w:r>
+        <w:t>The synchronization process uses cache behavior to prevent records from being processed unnecessarily during the next scheduled sync cycle.</w:t>
+      </w:r>
+      <w:r>
+        <w:t xml:space="preserve"> </w:t>
+      </w:r>
+      <w:r>
+        <w:t xml:space="preserve">When a record is updated through a webhook, the record can be added to the cache. During the next incremental </w:t>
+      </w:r>
+      <w:proofErr w:type="spellStart"/>
+      <w:r>
+        <w:t>cron</w:t>
+      </w:r>
+      <w:proofErr w:type="spellEnd"/>
+      <w:r>
+        <w:t xml:space="preserve"> job, the sync process checks the cache before processing records. If the record is already present in the cache, the </w:t>
+      </w:r>
+      <w:proofErr w:type="spellStart"/>
+      <w:r>
+        <w:t>cron</w:t>
+      </w:r>
+      <w:proofErr w:type="spellEnd"/>
+      <w:r>
+        <w:t xml:space="preserve"> job skips that record because it has already been handled recently.</w:t>
+      </w:r>
+      <w:r>
+        <w:t xml:space="preserve"> </w:t>
+      </w:r>
+      <w:r>
+        <w:t>The cache behavior follows this general process:</w:t>
+      </w:r>
+    </w:p>
+    <w:p>
+      <w:pPr>
+        <w:pStyle w:val="ListParagraph"/>
+        <w:numPr>
+          <w:ilvl w:val="0"/>
+          <w:numId w:val="24"/>
+        </w:numPr>
+      </w:pPr>
+      <w:r>
+        <w:t>A record is updated through a webhook.</w:t>
+      </w:r>
+    </w:p>
+    <w:p>
+      <w:pPr>
+        <w:pStyle w:val="ListParagraph"/>
+        <w:numPr>
+          <w:ilvl w:val="0"/>
+          <w:numId w:val="24"/>
+        </w:numPr>
+      </w:pPr>
+      <w:r>
+        <w:lastRenderedPageBreak/>
+        <w:t>The updated record is added to the cache.</w:t>
+      </w:r>
+    </w:p>
+    <w:p>
+      <w:pPr>
+        <w:pStyle w:val="ListParagraph"/>
+        <w:numPr>
+          <w:ilvl w:val="0"/>
+          <w:numId w:val="24"/>
+        </w:numPr>
+      </w:pPr>
+      <w:r>
+        <w:t xml:space="preserve">The incremental </w:t>
+      </w:r>
+      <w:proofErr w:type="spellStart"/>
+      <w:r>
+        <w:t>cron</w:t>
+      </w:r>
+      <w:proofErr w:type="spellEnd"/>
+      <w:r>
+        <w:t xml:space="preserve"> job runs during the next 15-minute cycle.</w:t>
+      </w:r>
+    </w:p>
+    <w:p>
+      <w:pPr>
+        <w:pStyle w:val="ListParagraph"/>
+        <w:numPr>
+          <w:ilvl w:val="0"/>
+          <w:numId w:val="24"/>
+        </w:numPr>
+      </w:pPr>
+      <w:r>
+        <w:t xml:space="preserve">The </w:t>
+      </w:r>
+      <w:proofErr w:type="spellStart"/>
+      <w:r>
+        <w:t>cron</w:t>
+      </w:r>
+      <w:proofErr w:type="spellEnd"/>
+      <w:r>
+        <w:t xml:space="preserve"> job checks whether the record exists in the cache.</w:t>
+      </w:r>
+    </w:p>
+    <w:p>
+      <w:pPr>
+        <w:pStyle w:val="ListParagraph"/>
+        <w:numPr>
+          <w:ilvl w:val="0"/>
+          <w:numId w:val="24"/>
+        </w:numPr>
+      </w:pPr>
+      <w:r>
+        <w:t xml:space="preserve">If the record exists in the cache, the </w:t>
+      </w:r>
+      <w:proofErr w:type="spellStart"/>
+      <w:r>
+        <w:t>cron</w:t>
+      </w:r>
+      <w:proofErr w:type="spellEnd"/>
+      <w:r>
+        <w:t xml:space="preserve"> job skips the record.</w:t>
+      </w:r>
+    </w:p>
+    <w:p>
+      <w:pPr>
+        <w:pStyle w:val="ListParagraph"/>
+        <w:numPr>
+          <w:ilvl w:val="0"/>
+          <w:numId w:val="24"/>
+        </w:numPr>
+      </w:pPr>
+      <w:r>
+        <w:t>The cache expires or is cleared according to the configured sync behavior.</w:t>
+      </w:r>
+    </w:p>
+    <w:p>
+      <w:pPr>
+        <w:pStyle w:val="ListParagraph"/>
+        <w:numPr>
+          <w:ilvl w:val="0"/>
+          <w:numId w:val="24"/>
+        </w:numPr>
+      </w:pPr>
+      <w:r>
+        <w:t>After the cache is cleared, the record can be processed again by the appropriate sync method if required.</w:t>
+      </w:r>
+    </w:p>
+    <w:tbl>
+      <w:tblPr>
+        <w:tblStyle w:val="TableGrid"/>
+        <w:tblW w:w="10612" w:type="dxa"/>
+        <w:tblBorders>
+          <w:top w:val="single" w:sz="6" w:space="0" w:color="C00000"/>
+          <w:left w:val="single" w:sz="6" w:space="0" w:color="C00000"/>
+          <w:bottom w:val="single" w:sz="6" w:space="0" w:color="C00000"/>
+          <w:right w:val="single" w:sz="6" w:space="0" w:color="C00000"/>
+          <w:insideH w:val="single" w:sz="6" w:space="0" w:color="C00000"/>
+          <w:insideV w:val="single" w:sz="6" w:space="0" w:color="C00000"/>
+        </w:tblBorders>
+        <w:shd w:val="clear" w:color="auto" w:fill="FAE2D5" w:themeFill="accent2" w:themeFillTint="33"/>
+        <w:tblLook w:val="04A0" w:firstRow="1" w:lastRow="0" w:firstColumn="1" w:lastColumn="0" w:noHBand="0" w:noVBand="1"/>
+      </w:tblPr>
+      <w:tblGrid>
+        <w:gridCol w:w="10612"/>
+      </w:tblGrid>
+      <w:tr>
+        <w:trPr>
+          <w:trHeight w:val="413"/>
+        </w:trPr>
+        <w:tc>
+          <w:tcPr>
+            <w:tcW w:w="10612" w:type="dxa"/>
+            <w:tcBorders>
+              <w:top w:val="single" w:sz="4" w:space="0" w:color="E29898"/>
+              <w:left w:val="single" w:sz="4" w:space="0" w:color="E29898"/>
+              <w:bottom w:val="single" w:sz="4" w:space="0" w:color="E29898"/>
+              <w:right w:val="single" w:sz="4" w:space="0" w:color="E29898"/>
+            </w:tcBorders>
+            <w:shd w:val="clear" w:color="auto" w:fill="FFE7E7"/>
+          </w:tcPr>
+          <w:p>
+            <w:r>
+              <w:rPr>
+                <w:b/>
+                <w:bCs/>
+                <w:sz w:val="20"/>
+                <w:szCs w:val="20"/>
+              </w:rPr>
+              <w:t>Warning:</w:t>
+            </w:r>
+            <w:r>
+              <w:rPr>
+                <w:sz w:val="20"/>
+                <w:szCs w:val="20"/>
+              </w:rPr>
+              <w:t xml:space="preserve"> </w:t>
+            </w:r>
+            <w:r>
+              <w:rPr>
+                <w:sz w:val="20"/>
+                <w:szCs w:val="20"/>
+              </w:rPr>
+              <w:t xml:space="preserve">If a record already exists in the cache, repeated updates to the same record within the 15-minute window may not be processed immediately through the webhook. The update may be handled by the next </w:t>
+            </w:r>
+            <w:proofErr w:type="spellStart"/>
+            <w:r>
+              <w:rPr>
+                <w:sz w:val="20"/>
+                <w:szCs w:val="20"/>
+              </w:rPr>
+              <w:t>cron</w:t>
+            </w:r>
+            <w:proofErr w:type="spellEnd"/>
+            <w:r>
+              <w:rPr>
+                <w:sz w:val="20"/>
+                <w:szCs w:val="20"/>
+              </w:rPr>
+              <w:t xml:space="preserve"> job after the cache is cleared.</w:t>
+            </w:r>
+          </w:p>
+        </w:tc>
+      </w:tr>
+    </w:tbl>
+    <w:p>
+      <w:pPr>
+        <w:spacing w:line="278" w:lineRule="auto"/>
+        <w:rPr>
+          <w:b/>
+          <w:bCs/>
+        </w:rPr>
+      </w:pPr>
+    </w:p>
+    <w:tbl>
+      <w:tblPr>
+        <w:tblStyle w:val="TableGrid"/>
+        <w:tblW w:w="10612" w:type="dxa"/>
+        <w:tblBorders>
+          <w:top w:val="single" w:sz="6" w:space="0" w:color="FFC000"/>
+          <w:left w:val="single" w:sz="6" w:space="0" w:color="FFC000"/>
+          <w:bottom w:val="single" w:sz="6" w:space="0" w:color="FFC000"/>
+          <w:right w:val="single" w:sz="6" w:space="0" w:color="FFC000"/>
+          <w:insideH w:val="single" w:sz="6" w:space="0" w:color="FFC000"/>
+          <w:insideV w:val="single" w:sz="6" w:space="0" w:color="FFC000"/>
+        </w:tblBorders>
+        <w:shd w:val="clear" w:color="auto" w:fill="FFFFCC"/>
+        <w:tblLook w:val="04A0" w:firstRow="1" w:lastRow="0" w:firstColumn="1" w:lastColumn="0" w:noHBand="0" w:noVBand="1"/>
+      </w:tblPr>
+      <w:tblGrid>
+        <w:gridCol w:w="10612"/>
+      </w:tblGrid>
+      <w:tr>
+        <w:trPr>
+          <w:trHeight w:val="413"/>
+        </w:trPr>
+        <w:tc>
+          <w:tcPr>
+            <w:tcW w:w="10612" w:type="dxa"/>
+            <w:tcBorders>
+              <w:top w:val="single" w:sz="4" w:space="0" w:color="F9DF99"/>
+              <w:left w:val="single" w:sz="4" w:space="0" w:color="F9DF99"/>
+              <w:bottom w:val="single" w:sz="4" w:space="0" w:color="F9DF99"/>
+              <w:right w:val="single" w:sz="4" w:space="0" w:color="F9DF99"/>
+            </w:tcBorders>
+            <w:shd w:val="clear" w:color="auto" w:fill="FFFFE0"/>
+          </w:tcPr>
+          <w:p>
+            <w:r>
+              <w:rPr>
+                <w:b/>
+                <w:bCs/>
+                <w:sz w:val="20"/>
+                <w:szCs w:val="20"/>
+              </w:rPr>
+              <w:t>Note:</w:t>
+            </w:r>
+            <w:r>
+              <w:rPr>
+                <w:sz w:val="20"/>
+                <w:szCs w:val="20"/>
+              </w:rPr>
+              <w:t xml:space="preserve"> </w:t>
+            </w:r>
+            <w:r>
+              <w:rPr>
+                <w:sz w:val="20"/>
+                <w:szCs w:val="20"/>
+              </w:rPr>
+              <w:t xml:space="preserve">The planned behavior is to keep cache handling for the incremental </w:t>
+            </w:r>
+            <w:proofErr w:type="spellStart"/>
+            <w:r>
+              <w:rPr>
+                <w:sz w:val="20"/>
+                <w:szCs w:val="20"/>
+              </w:rPr>
+              <w:t>cron</w:t>
+            </w:r>
+            <w:proofErr w:type="spellEnd"/>
+            <w:r>
+              <w:rPr>
+                <w:sz w:val="20"/>
+                <w:szCs w:val="20"/>
+              </w:rPr>
+              <w:t xml:space="preserve"> job while allowing webhook updates to support near real-time record updates where enabled.</w:t>
+            </w:r>
+          </w:p>
+        </w:tc>
+      </w:tr>
+    </w:tbl>
+    <w:p>
+      <w:pPr>
+        <w:pStyle w:val="NoSpacing"/>
+      </w:pPr>
+    </w:p>
+    <w:p/>
+    <w:p>
+      <w:pPr>
+        <w:pStyle w:val="Heading2"/>
+      </w:pPr>
+      <w:bookmarkStart w:id="28" w:name="_Toc228726312"/>
+      <w:r>
+        <w:t>API Sync Status</w:t>
+      </w:r>
+      <w:bookmarkEnd w:id="28"/>
+    </w:p>
+    <w:p>
+      <w:r>
+        <w:t xml:space="preserve">Sync status information can also be exposed through an API response. This allows sync status data to be used by monitoring dashboards or future status </w:t>
+      </w:r>
+      <w:proofErr w:type="spellStart"/>
+      <w:proofErr w:type="gramStart"/>
+      <w:r>
+        <w:t>pages.The</w:t>
+      </w:r>
+      <w:proofErr w:type="spellEnd"/>
+      <w:proofErr w:type="gramEnd"/>
+      <w:r>
+        <w:t xml:space="preserve"> API sync status may be used to display information such as:</w:t>
+      </w:r>
+    </w:p>
+    <w:p>
+      <w:pPr>
+        <w:pStyle w:val="ListParagraph"/>
+        <w:numPr>
+          <w:ilvl w:val="0"/>
+          <w:numId w:val="26"/>
+        </w:numPr>
+      </w:pPr>
+      <w:r>
+        <w:t xml:space="preserve">Sync job status. </w:t>
+      </w:r>
+    </w:p>
+    <w:p>
+      <w:pPr>
+        <w:pStyle w:val="ListParagraph"/>
+        <w:numPr>
+          <w:ilvl w:val="0"/>
+          <w:numId w:val="26"/>
+        </w:numPr>
+      </w:pPr>
+      <w:r>
+        <w:t xml:space="preserve">Completed </w:t>
+      </w:r>
+      <w:proofErr w:type="spellStart"/>
+      <w:r>
+        <w:t>cron</w:t>
+      </w:r>
+      <w:proofErr w:type="spellEnd"/>
+      <w:r>
+        <w:t xml:space="preserve"> jobs. </w:t>
+      </w:r>
+    </w:p>
+    <w:p>
+      <w:pPr>
+        <w:pStyle w:val="ListParagraph"/>
+        <w:numPr>
+          <w:ilvl w:val="0"/>
+          <w:numId w:val="26"/>
+        </w:numPr>
+      </w:pPr>
+      <w:r>
+        <w:t xml:space="preserve">Completion time. </w:t>
+      </w:r>
+    </w:p>
+    <w:p>
+      <w:pPr>
+        <w:pStyle w:val="ListParagraph"/>
+        <w:numPr>
+          <w:ilvl w:val="0"/>
+          <w:numId w:val="26"/>
+        </w:numPr>
+      </w:pPr>
+      <w:r>
+        <w:t>Current cursor.</w:t>
+      </w:r>
+    </w:p>
+    <w:p>
+      <w:pPr>
+        <w:pStyle w:val="ListParagraph"/>
+        <w:numPr>
+          <w:ilvl w:val="0"/>
+          <w:numId w:val="26"/>
+        </w:numPr>
+      </w:pPr>
+      <w:r>
+        <w:t xml:space="preserve">Table-level sync information. </w:t>
+      </w:r>
+    </w:p>
+    <w:p>
+      <w:pPr>
+        <w:pStyle w:val="ListParagraph"/>
+        <w:numPr>
+          <w:ilvl w:val="0"/>
+          <w:numId w:val="26"/>
+        </w:numPr>
+      </w:pPr>
+      <w:r>
+        <w:t xml:space="preserve">Sync execution results. </w:t>
+      </w:r>
+    </w:p>
+    <w:p>
+      <w:r>
+        <w:t>This API-based approach provides flexibility for future monitoring integrations without requiring the Sync Monitor dashboard to be the only visibility point.</w:t>
+      </w:r>
+    </w:p>
+    <w:p/>
+    <w:p>
+      <w:pPr>
+        <w:pStyle w:val="Heading2"/>
+      </w:pPr>
+      <w:bookmarkStart w:id="29" w:name="_Toc228726313"/>
+      <w:r>
+        <w:t>Current Implementation Status</w:t>
+      </w:r>
+      <w:bookmarkEnd w:id="29"/>
+    </w:p>
+    <w:p>
+      <w:r>
+        <w:t>The current synchronization implementation is limited to the tables and environments currently enabled for testing and monitoring.</w:t>
+      </w:r>
+    </w:p>
+    <w:tbl>
+      <w:tblPr>
+        <w:tblStyle w:val="TableGrid"/>
+        <w:tblW w:w="10615" w:type="dxa"/>
+        <w:tblBorders>
+          <w:top w:val="single" w:sz="4" w:space="0" w:color="D1D1D1" w:themeColor="background2" w:themeShade="E6"/>
+          <w:left w:val="single" w:sz="4" w:space="0" w:color="D1D1D1" w:themeColor="background2" w:themeShade="E6"/>
+          <w:bottom w:val="single" w:sz="4" w:space="0" w:color="D1D1D1" w:themeColor="background2" w:themeShade="E6"/>
+          <w:right w:val="single" w:sz="4" w:space="0" w:color="D1D1D1" w:themeColor="background2" w:themeShade="E6"/>
+          <w:insideH w:val="single" w:sz="4" w:space="0" w:color="D1D1D1" w:themeColor="background2" w:themeShade="E6"/>
+          <w:insideV w:val="single" w:sz="4" w:space="0" w:color="D1D1D1" w:themeColor="background2" w:themeShade="E6"/>
+        </w:tblBorders>
+        <w:tblLook w:val="04A0" w:firstRow="1" w:lastRow="0" w:firstColumn="1" w:lastColumn="0" w:noHBand="0" w:noVBand="1"/>
+      </w:tblPr>
+      <w:tblGrid>
+        <w:gridCol w:w="2785"/>
+        <w:gridCol w:w="7830"/>
+      </w:tblGrid>
+      <w:tr>
+        <w:trPr>
+          <w:tblHeader/>
+        </w:trPr>
+        <w:tc>
+          <w:tcPr>
+            <w:tcW w:w="2785" w:type="dxa"/>
+            <w:shd w:val="clear" w:color="auto" w:fill="4F7ABA"/>
+          </w:tcPr>
+          <w:p>
+            <w:pPr>
+              <w:rPr>
+                <w:b/>
+                <w:bCs/>
+                <w:color w:val="FFFFFF" w:themeColor="background1"/>
+                <w:sz w:val="20"/>
+                <w:szCs w:val="20"/>
+              </w:rPr>
+            </w:pPr>
+            <w:r>
+              <w:rPr>
+                <w:b/>
+                <w:bCs/>
+                <w:color w:val="FFFFFF" w:themeColor="background1"/>
+                <w:sz w:val="20"/>
+                <w:szCs w:val="20"/>
+              </w:rPr>
+              <w:t>Area</w:t>
+            </w:r>
+          </w:p>
+        </w:tc>
+        <w:tc>
+          <w:tcPr>
+            <w:tcW w:w="7830" w:type="dxa"/>
+            <w:shd w:val="clear" w:color="auto" w:fill="4F7ABA"/>
+          </w:tcPr>
+          <w:p>
+            <w:pPr>
+              <w:rPr>
+                <w:b/>
+                <w:bCs/>
+                <w:color w:val="FFFFFF" w:themeColor="background1"/>
+                <w:sz w:val="20"/>
+                <w:szCs w:val="20"/>
+              </w:rPr>
+            </w:pPr>
+            <w:r>
+              <w:rPr>
+                <w:b/>
+                <w:bCs/>
+                <w:color w:val="FFFFFF" w:themeColor="background1"/>
+                <w:sz w:val="20"/>
+                <w:szCs w:val="20"/>
+              </w:rPr>
+              <w:t>Current Status</w:t>
+            </w:r>
+          </w:p>
+        </w:tc>
+      </w:tr>
+      <w:tr>
+        <w:tc>
+          <w:tcPr>
+            <w:tcW w:w="2785" w:type="dxa"/>
+          </w:tcPr>
+          <w:p>
+            <w:pPr>
+              <w:rPr>
+                <w:sz w:val="20"/>
+                <w:szCs w:val="20"/>
+              </w:rPr>
+            </w:pPr>
+            <w:r>
+              <w:rPr>
+                <w:sz w:val="20"/>
+                <w:szCs w:val="20"/>
+              </w:rPr>
+              <w:t xml:space="preserve">Development / QA / Web UAT </w:t>
+            </w:r>
+            <w:proofErr w:type="spellStart"/>
+            <w:r>
+              <w:rPr>
+                <w:sz w:val="20"/>
+                <w:szCs w:val="20"/>
+              </w:rPr>
+              <w:t>cron</w:t>
+            </w:r>
+            <w:proofErr w:type="spellEnd"/>
+            <w:r>
+              <w:rPr>
+                <w:sz w:val="20"/>
+                <w:szCs w:val="20"/>
+              </w:rPr>
+              <w:t xml:space="preserve"> jobs</w:t>
+            </w:r>
+          </w:p>
+        </w:tc>
+        <w:tc>
+          <w:tcPr>
+            <w:tcW w:w="7830" w:type="dxa"/>
+          </w:tcPr>
+          <w:p>
+            <w:pPr>
+              <w:rPr>
+                <w:sz w:val="20"/>
+                <w:szCs w:val="20"/>
+              </w:rPr>
+            </w:pPr>
+            <w:r>
+              <w:rPr>
+                <w:sz w:val="20"/>
+                <w:szCs w:val="20"/>
+              </w:rPr>
+              <w:t>Cron jobs are currently disabled or limited to avoid unnecessary QuickBase API usage</w:t>
+            </w:r>
+          </w:p>
+        </w:tc>
+      </w:tr>
+      <w:tr>
+        <w:tc>
+          <w:tcPr>
+            <w:tcW w:w="2785" w:type="dxa"/>
+          </w:tcPr>
+          <w:p>
+            <w:pPr>
+              <w:rPr>
+                <w:sz w:val="20"/>
+                <w:szCs w:val="20"/>
+              </w:rPr>
+            </w:pPr>
+            <w:r>
+              <w:rPr>
+                <w:sz w:val="20"/>
+                <w:szCs w:val="20"/>
+              </w:rPr>
+              <w:t xml:space="preserve">Production </w:t>
+            </w:r>
+            <w:proofErr w:type="spellStart"/>
+            <w:r>
+              <w:rPr>
+                <w:sz w:val="20"/>
+                <w:szCs w:val="20"/>
+              </w:rPr>
+              <w:t>c</w:t>
+            </w:r>
+            <w:r>
+              <w:rPr>
+                <w:sz w:val="20"/>
+                <w:szCs w:val="20"/>
+              </w:rPr>
+              <w:t>ron</w:t>
+            </w:r>
+            <w:proofErr w:type="spellEnd"/>
+            <w:r>
+              <w:rPr>
+                <w:sz w:val="20"/>
+                <w:szCs w:val="20"/>
+              </w:rPr>
+              <w:t xml:space="preserve"> jobs</w:t>
+            </w:r>
+          </w:p>
+        </w:tc>
+        <w:tc>
+          <w:tcPr>
+            <w:tcW w:w="7830" w:type="dxa"/>
+          </w:tcPr>
+          <w:p>
+            <w:pPr>
+              <w:rPr>
+                <w:sz w:val="20"/>
+                <w:szCs w:val="20"/>
+              </w:rPr>
+            </w:pPr>
+            <w:r>
+              <w:rPr>
+                <w:sz w:val="20"/>
+                <w:szCs w:val="20"/>
+              </w:rPr>
+              <w:t>Cron jobs are expected to be enabled when the process is moved to production</w:t>
+            </w:r>
+          </w:p>
+        </w:tc>
+      </w:tr>
+      <w:tr>
+        <w:tc>
+          <w:tcPr>
+            <w:tcW w:w="2785" w:type="dxa"/>
+          </w:tcPr>
+          <w:p>
+            <w:pPr>
+              <w:rPr>
+                <w:sz w:val="20"/>
+                <w:szCs w:val="20"/>
+              </w:rPr>
+            </w:pPr>
+            <w:r>
+              <w:rPr>
+                <w:sz w:val="20"/>
+                <w:szCs w:val="20"/>
+              </w:rPr>
+              <w:t>Current data source</w:t>
+            </w:r>
+          </w:p>
+        </w:tc>
+        <w:tc>
+          <w:tcPr>
+            <w:tcW w:w="7830" w:type="dxa"/>
+          </w:tcPr>
+          <w:p>
+            <w:pPr>
+              <w:rPr>
+                <w:sz w:val="20"/>
+                <w:szCs w:val="20"/>
+              </w:rPr>
+            </w:pPr>
+            <w:r>
+              <w:rPr>
+                <w:sz w:val="20"/>
+                <w:szCs w:val="20"/>
+              </w:rPr>
+              <w:t>QuickBase</w:t>
+            </w:r>
+          </w:p>
+        </w:tc>
+      </w:tr>
+      <w:tr>
+        <w:tc>
+          <w:tcPr>
+            <w:tcW w:w="2785" w:type="dxa"/>
+          </w:tcPr>
+          <w:p>
+            <w:pPr>
+              <w:rPr>
+                <w:sz w:val="20"/>
+                <w:szCs w:val="20"/>
+              </w:rPr>
+            </w:pPr>
+            <w:r>
+              <w:rPr>
+                <w:sz w:val="20"/>
+                <w:szCs w:val="20"/>
+              </w:rPr>
+              <w:t>Current target database</w:t>
+            </w:r>
+          </w:p>
+        </w:tc>
+        <w:tc>
+          <w:tcPr>
+            <w:tcW w:w="7830" w:type="dxa"/>
+          </w:tcPr>
+          <w:p>
+            <w:pPr>
+              <w:rPr>
+                <w:sz w:val="20"/>
+                <w:szCs w:val="20"/>
+              </w:rPr>
+            </w:pPr>
+            <w:r>
+              <w:rPr>
+                <w:sz w:val="20"/>
+                <w:szCs w:val="20"/>
+              </w:rPr>
+              <w:t>MySQL</w:t>
+            </w:r>
+          </w:p>
+        </w:tc>
+      </w:tr>
+      <w:tr>
+        <w:trPr>
+          <w:trHeight w:val="208"/>
+        </w:trPr>
+        <w:tc>
+          <w:tcPr>
+            <w:tcW w:w="2785" w:type="dxa"/>
+          </w:tcPr>
+          <w:p>
+            <w:pPr>
+              <w:rPr>
+                <w:sz w:val="20"/>
+                <w:szCs w:val="20"/>
+              </w:rPr>
+            </w:pPr>
+            <w:r>
+              <w:rPr>
+                <w:sz w:val="20"/>
+                <w:szCs w:val="20"/>
+              </w:rPr>
+              <w:t>Webhook testing</w:t>
+            </w:r>
+          </w:p>
+        </w:tc>
+        <w:tc>
+          <w:tcPr>
+            <w:tcW w:w="7830" w:type="dxa"/>
+          </w:tcPr>
+          <w:p>
+            <w:pPr>
+              <w:rPr>
+                <w:sz w:val="20"/>
+                <w:szCs w:val="20"/>
+              </w:rPr>
+            </w:pPr>
+            <w:r>
+              <w:rPr>
+                <w:sz w:val="20"/>
+                <w:szCs w:val="20"/>
+              </w:rPr>
+              <w:t xml:space="preserve">Webhook testing is currently performed with the </w:t>
+            </w:r>
+            <w:proofErr w:type="spellStart"/>
+            <w:r>
+              <w:rPr>
+                <w:rFonts w:ascii="Consolas" w:hAnsi="Consolas"/>
+                <w:sz w:val="20"/>
+                <w:szCs w:val="20"/>
+                <w:highlight w:val="lightGray"/>
+              </w:rPr>
+              <w:t>other_service</w:t>
+            </w:r>
+            <w:proofErr w:type="spellEnd"/>
+            <w:r>
+              <w:rPr>
+                <w:sz w:val="20"/>
+                <w:szCs w:val="20"/>
+              </w:rPr>
+              <w:t xml:space="preserve"> table</w:t>
+            </w:r>
+          </w:p>
+        </w:tc>
+      </w:tr>
+      <w:tr>
+        <w:trPr>
+          <w:trHeight w:val="208"/>
+        </w:trPr>
+        <w:tc>
+          <w:tcPr>
+            <w:tcW w:w="2785" w:type="dxa"/>
+          </w:tcPr>
+          <w:p>
+            <w:pPr>
+              <w:rPr>
+                <w:sz w:val="20"/>
+                <w:szCs w:val="20"/>
+              </w:rPr>
+            </w:pPr>
+            <w:r>
+              <w:rPr>
+                <w:sz w:val="20"/>
+                <w:szCs w:val="20"/>
+              </w:rPr>
+              <w:t>Current webhook coverage</w:t>
+            </w:r>
+          </w:p>
+        </w:tc>
+        <w:tc>
+          <w:tcPr>
+            <w:tcW w:w="7830" w:type="dxa"/>
+          </w:tcPr>
+          <w:p>
+            <w:pPr>
+              <w:rPr>
+                <w:sz w:val="20"/>
+                <w:szCs w:val="20"/>
+              </w:rPr>
+            </w:pPr>
+            <w:r>
+              <w:rPr>
+                <w:sz w:val="20"/>
+                <w:szCs w:val="20"/>
+              </w:rPr>
+              <w:t xml:space="preserve">Webhook is currently enabled for the </w:t>
+            </w:r>
+            <w:proofErr w:type="spellStart"/>
+            <w:r>
+              <w:rPr>
+                <w:rFonts w:ascii="Consolas" w:hAnsi="Consolas"/>
+                <w:sz w:val="20"/>
+                <w:szCs w:val="20"/>
+                <w:highlight w:val="lightGray"/>
+              </w:rPr>
+              <w:t>other_service</w:t>
+            </w:r>
+            <w:proofErr w:type="spellEnd"/>
+            <w:r>
+              <w:rPr>
+                <w:sz w:val="20"/>
+                <w:szCs w:val="20"/>
+              </w:rPr>
+              <w:t xml:space="preserve"> table</w:t>
+            </w:r>
+          </w:p>
+        </w:tc>
+      </w:tr>
+      <w:tr>
+        <w:trPr>
+          <w:trHeight w:val="208"/>
+        </w:trPr>
+        <w:tc>
+          <w:tcPr>
+            <w:tcW w:w="2785" w:type="dxa"/>
+          </w:tcPr>
+          <w:p>
+            <w:pPr>
+              <w:rPr>
+                <w:sz w:val="20"/>
+                <w:szCs w:val="20"/>
+              </w:rPr>
+            </w:pPr>
+            <w:r>
+              <w:rPr>
+                <w:sz w:val="20"/>
+                <w:szCs w:val="20"/>
+              </w:rPr>
+              <w:t>Current sync coverage</w:t>
+            </w:r>
+          </w:p>
+        </w:tc>
+        <w:tc>
+          <w:tcPr>
+            <w:tcW w:w="7830" w:type="dxa"/>
+          </w:tcPr>
+          <w:p>
+            <w:pPr>
+              <w:rPr>
+                <w:sz w:val="20"/>
+                <w:szCs w:val="20"/>
+              </w:rPr>
+            </w:pPr>
+            <w:r>
+              <w:rPr>
+                <w:sz w:val="20"/>
+                <w:szCs w:val="20"/>
+              </w:rPr>
+              <w:t xml:space="preserve">Current work includes notes tables and </w:t>
+            </w:r>
+            <w:r>
+              <w:rPr>
+                <w:sz w:val="20"/>
+                <w:szCs w:val="20"/>
+              </w:rPr>
+              <w:t xml:space="preserve">the </w:t>
+            </w:r>
+            <w:proofErr w:type="spellStart"/>
+            <w:r>
+              <w:rPr>
+                <w:rFonts w:ascii="Consolas" w:hAnsi="Consolas"/>
+                <w:sz w:val="20"/>
+                <w:szCs w:val="20"/>
+                <w:highlight w:val="lightGray"/>
+              </w:rPr>
+              <w:t>other_service</w:t>
+            </w:r>
+            <w:proofErr w:type="spellEnd"/>
+            <w:r>
+              <w:rPr>
+                <w:sz w:val="20"/>
+                <w:szCs w:val="20"/>
+              </w:rPr>
+              <w:t xml:space="preserve"> table</w:t>
+            </w:r>
+          </w:p>
+        </w:tc>
+      </w:tr>
+      <w:tr>
+        <w:trPr>
+          <w:trHeight w:val="208"/>
+        </w:trPr>
+        <w:tc>
+          <w:tcPr>
+            <w:tcW w:w="2785" w:type="dxa"/>
+          </w:tcPr>
+          <w:p>
+            <w:pPr>
+              <w:rPr>
+                <w:sz w:val="20"/>
+                <w:szCs w:val="20"/>
+              </w:rPr>
+            </w:pPr>
+            <w:r>
+              <w:rPr>
+                <w:sz w:val="20"/>
+                <w:szCs w:val="20"/>
+              </w:rPr>
+              <w:t>Future sync coverage</w:t>
+            </w:r>
+          </w:p>
+        </w:tc>
+        <w:tc>
+          <w:tcPr>
+            <w:tcW w:w="7830" w:type="dxa"/>
+          </w:tcPr>
+          <w:p>
+            <w:pPr>
+              <w:rPr>
+                <w:sz w:val="20"/>
+                <w:szCs w:val="20"/>
+              </w:rPr>
+            </w:pPr>
+            <w:r>
+              <w:rPr>
+                <w:sz w:val="20"/>
+                <w:szCs w:val="20"/>
+              </w:rPr>
+              <w:t>Additional tables may be added in later document versions.</w:t>
+            </w:r>
+          </w:p>
+        </w:tc>
+      </w:tr>
+    </w:tbl>
+    <w:p/>
+    <w:p>
+      <w:r>
+        <w:lastRenderedPageBreak/>
+        <w:t>The current document version should be treated as the initial version of the sync monitoring and notification SOP. As additional tables are enabled for synchronization or webhook behavior, the document should be updated with the new table coverage and related behavior.</w:t>
+      </w:r>
+    </w:p>
+    <w:p/>
+    <w:p>
+      <w:pPr>
+        <w:rPr>
+          <w:b/>
+          <w:bCs/>
+        </w:rPr>
+      </w:pPr>
+      <w:r>
+        <w:rPr>
+          <w:b/>
+          <w:bCs/>
+        </w:rPr>
+        <w:t>Sync Table Coverage</w:t>
+      </w:r>
+    </w:p>
+    <w:p>
+      <w:r>
+        <w:t>The following table should be maintained as new tables are added to the synchronization process.</w:t>
+      </w:r>
+    </w:p>
+    <w:tbl>
+      <w:tblPr>
+        <w:tblStyle w:val="TableGrid"/>
+        <w:tblW w:w="0" w:type="auto"/>
+        <w:tblBorders>
+          <w:top w:val="single" w:sz="4" w:space="0" w:color="D1D1D1" w:themeColor="background2" w:themeShade="E6"/>
+          <w:left w:val="single" w:sz="4" w:space="0" w:color="D1D1D1" w:themeColor="background2" w:themeShade="E6"/>
+          <w:bottom w:val="single" w:sz="4" w:space="0" w:color="D1D1D1" w:themeColor="background2" w:themeShade="E6"/>
+          <w:right w:val="single" w:sz="4" w:space="0" w:color="D1D1D1" w:themeColor="background2" w:themeShade="E6"/>
+          <w:insideH w:val="single" w:sz="4" w:space="0" w:color="D1D1D1" w:themeColor="background2" w:themeShade="E6"/>
+          <w:insideV w:val="single" w:sz="4" w:space="0" w:color="D1D1D1" w:themeColor="background2" w:themeShade="E6"/>
+        </w:tblBorders>
+        <w:tblLook w:val="04A0" w:firstRow="1" w:lastRow="0" w:firstColumn="1" w:lastColumn="0" w:noHBand="0" w:noVBand="1"/>
+      </w:tblPr>
+      <w:tblGrid>
+        <w:gridCol w:w="2245"/>
+        <w:gridCol w:w="1980"/>
+        <w:gridCol w:w="1980"/>
+        <w:gridCol w:w="4325"/>
+      </w:tblGrid>
+      <w:tr>
+        <w:trPr>
+          <w:tblHeader/>
+        </w:trPr>
+        <w:tc>
+          <w:tcPr>
+            <w:tcW w:w="2245" w:type="dxa"/>
+            <w:shd w:val="clear" w:color="auto" w:fill="4F7ABA"/>
+          </w:tcPr>
+          <w:p>
+            <w:pPr>
+              <w:rPr>
+                <w:b/>
+                <w:bCs/>
+                <w:color w:val="FFFFFF" w:themeColor="background1"/>
+                <w:sz w:val="20"/>
+                <w:szCs w:val="20"/>
+              </w:rPr>
+            </w:pPr>
+            <w:r>
+              <w:rPr>
+                <w:b/>
+                <w:bCs/>
+                <w:color w:val="FFFFFF" w:themeColor="background1"/>
+                <w:sz w:val="20"/>
+                <w:szCs w:val="20"/>
+              </w:rPr>
+              <w:t>Table</w:t>
+            </w:r>
+          </w:p>
+        </w:tc>
+        <w:tc>
+          <w:tcPr>
+            <w:tcW w:w="1980" w:type="dxa"/>
+            <w:shd w:val="clear" w:color="auto" w:fill="4F7ABA"/>
+          </w:tcPr>
+          <w:p>
+            <w:pPr>
+              <w:rPr>
+                <w:b/>
+                <w:bCs/>
+                <w:color w:val="FFFFFF" w:themeColor="background1"/>
+                <w:sz w:val="20"/>
+                <w:szCs w:val="20"/>
+              </w:rPr>
+            </w:pPr>
+            <w:r>
+              <w:rPr>
+                <w:b/>
+                <w:bCs/>
+                <w:color w:val="FFFFFF" w:themeColor="background1"/>
+                <w:sz w:val="20"/>
+                <w:szCs w:val="20"/>
+              </w:rPr>
+              <w:t>Sync Method</w:t>
+            </w:r>
+          </w:p>
+        </w:tc>
+        <w:tc>
+          <w:tcPr>
+            <w:tcW w:w="1980" w:type="dxa"/>
+            <w:shd w:val="clear" w:color="auto" w:fill="4F7ABA"/>
+          </w:tcPr>
+          <w:p>
+            <w:pPr>
+              <w:rPr>
+                <w:b/>
+                <w:bCs/>
+                <w:color w:val="FFFFFF" w:themeColor="background1"/>
+                <w:sz w:val="20"/>
+                <w:szCs w:val="20"/>
+              </w:rPr>
+            </w:pPr>
+            <w:r>
+              <w:rPr>
+                <w:b/>
+                <w:bCs/>
+                <w:color w:val="FFFFFF" w:themeColor="background1"/>
+                <w:sz w:val="20"/>
+                <w:szCs w:val="20"/>
+              </w:rPr>
+              <w:t>Webhook Enabled</w:t>
+            </w:r>
+          </w:p>
+        </w:tc>
+        <w:tc>
+          <w:tcPr>
+            <w:tcW w:w="4325" w:type="dxa"/>
+            <w:shd w:val="clear" w:color="auto" w:fill="4F7ABA"/>
+          </w:tcPr>
+          <w:p>
+            <w:pPr>
+              <w:rPr>
+                <w:b/>
+                <w:bCs/>
+                <w:color w:val="FFFFFF" w:themeColor="background1"/>
+                <w:sz w:val="20"/>
+                <w:szCs w:val="20"/>
+              </w:rPr>
+            </w:pPr>
+            <w:r>
+              <w:rPr>
+                <w:b/>
+                <w:bCs/>
+                <w:color w:val="FFFFFF" w:themeColor="background1"/>
+                <w:sz w:val="20"/>
+                <w:szCs w:val="20"/>
+              </w:rPr>
+              <w:t>Notes</w:t>
+            </w:r>
+          </w:p>
+        </w:tc>
+      </w:tr>
+      <w:tr>
+        <w:tc>
+          <w:tcPr>
+            <w:tcW w:w="2245" w:type="dxa"/>
+          </w:tcPr>
+          <w:p>
+            <w:pPr>
+              <w:rPr>
+                <w:rFonts w:cs="Arial"/>
+                <w:sz w:val="20"/>
+                <w:szCs w:val="20"/>
+              </w:rPr>
+            </w:pPr>
+            <w:r>
+              <w:rPr>
+                <w:rFonts w:cs="Arial"/>
+                <w:sz w:val="20"/>
+                <w:szCs w:val="20"/>
+              </w:rPr>
+              <w:t>Notes tables</w:t>
+            </w:r>
+          </w:p>
+        </w:tc>
+        <w:tc>
+          <w:tcPr>
+            <w:tcW w:w="1980" w:type="dxa"/>
+          </w:tcPr>
+          <w:p>
+            <w:pPr>
+              <w:rPr>
+                <w:rFonts w:cs="Arial"/>
+                <w:sz w:val="20"/>
+                <w:szCs w:val="20"/>
+              </w:rPr>
+            </w:pPr>
+            <w:r>
+              <w:rPr>
+                <w:rFonts w:cs="Arial"/>
+                <w:sz w:val="20"/>
+                <w:szCs w:val="20"/>
+              </w:rPr>
+              <w:t>Cron-based sync</w:t>
+            </w:r>
+          </w:p>
+        </w:tc>
+        <w:tc>
+          <w:tcPr>
+            <w:tcW w:w="1980" w:type="dxa"/>
+          </w:tcPr>
+          <w:p>
+            <w:pPr>
+              <w:rPr>
+                <w:rFonts w:cs="Arial"/>
+                <w:sz w:val="20"/>
+                <w:szCs w:val="20"/>
+              </w:rPr>
+            </w:pPr>
+            <w:r>
+              <w:rPr>
+                <w:rFonts w:cs="Arial"/>
+                <w:sz w:val="20"/>
+                <w:szCs w:val="20"/>
+              </w:rPr>
+              <w:t>TBD</w:t>
+            </w:r>
+          </w:p>
+        </w:tc>
+        <w:tc>
+          <w:tcPr>
+            <w:tcW w:w="4325" w:type="dxa"/>
+          </w:tcPr>
+          <w:p>
+            <w:pPr>
+              <w:rPr>
+                <w:rFonts w:cs="Arial"/>
+                <w:sz w:val="20"/>
+                <w:szCs w:val="20"/>
+              </w:rPr>
+            </w:pPr>
+            <w:r>
+              <w:rPr>
+                <w:rFonts w:cs="Arial"/>
+                <w:sz w:val="20"/>
+                <w:szCs w:val="20"/>
+              </w:rPr>
+              <w:t>Included in the current sync monitoring scope</w:t>
+            </w:r>
+          </w:p>
+        </w:tc>
+      </w:tr>
+      <w:tr>
+        <w:tc>
+          <w:tcPr>
+            <w:tcW w:w="2245" w:type="dxa"/>
+          </w:tcPr>
+          <w:p>
+            <w:pPr>
+              <w:rPr>
+                <w:rFonts w:cs="Arial"/>
+                <w:sz w:val="20"/>
+                <w:szCs w:val="20"/>
+              </w:rPr>
+            </w:pPr>
+            <w:r>
+              <w:rPr>
+                <w:rFonts w:ascii="Consolas" w:hAnsi="Consolas" w:cs="Arial"/>
+                <w:sz w:val="20"/>
+                <w:szCs w:val="20"/>
+                <w:highlight w:val="lightGray"/>
+              </w:rPr>
+              <w:t>Other services</w:t>
+            </w:r>
+            <w:r>
+              <w:rPr>
+                <w:rFonts w:cs="Arial"/>
+                <w:sz w:val="20"/>
+                <w:szCs w:val="20"/>
+              </w:rPr>
+              <w:t xml:space="preserve"> table</w:t>
+            </w:r>
+          </w:p>
+        </w:tc>
+        <w:tc>
+          <w:tcPr>
+            <w:tcW w:w="1980" w:type="dxa"/>
+          </w:tcPr>
+          <w:p>
+            <w:pPr>
+              <w:rPr>
+                <w:rFonts w:cs="Arial"/>
+                <w:sz w:val="20"/>
+                <w:szCs w:val="20"/>
+              </w:rPr>
+            </w:pPr>
+            <w:r>
+              <w:rPr>
+                <w:rFonts w:cs="Arial"/>
+                <w:sz w:val="20"/>
+                <w:szCs w:val="20"/>
+              </w:rPr>
+              <w:t>Webhook testing</w:t>
+            </w:r>
+          </w:p>
+        </w:tc>
+        <w:tc>
+          <w:tcPr>
+            <w:tcW w:w="1980" w:type="dxa"/>
+          </w:tcPr>
+          <w:p>
+            <w:pPr>
+              <w:rPr>
+                <w:rFonts w:cs="Arial"/>
+                <w:sz w:val="20"/>
+                <w:szCs w:val="20"/>
+              </w:rPr>
+            </w:pPr>
+            <w:r>
+              <w:rPr>
+                <w:rFonts w:cs="Arial"/>
+                <w:sz w:val="20"/>
+                <w:szCs w:val="20"/>
+              </w:rPr>
+              <w:t>Yes</w:t>
+            </w:r>
+          </w:p>
+        </w:tc>
+        <w:tc>
+          <w:tcPr>
+            <w:tcW w:w="4325" w:type="dxa"/>
+          </w:tcPr>
+          <w:p>
+            <w:pPr>
+              <w:rPr>
+                <w:rFonts w:cs="Arial"/>
+                <w:sz w:val="20"/>
+                <w:szCs w:val="20"/>
+              </w:rPr>
+            </w:pPr>
+            <w:r>
+              <w:rPr>
+                <w:rFonts w:cs="Arial"/>
+                <w:sz w:val="20"/>
+                <w:szCs w:val="20"/>
+              </w:rPr>
+              <w:t>Used for webhook testing and validation</w:t>
+            </w:r>
+          </w:p>
+        </w:tc>
+      </w:tr>
+      <w:tr>
+        <w:tc>
+          <w:tcPr>
+            <w:tcW w:w="2245" w:type="dxa"/>
+          </w:tcPr>
+          <w:p>
+            <w:pPr>
+              <w:rPr>
+                <w:rFonts w:cs="Arial"/>
+                <w:sz w:val="20"/>
+                <w:szCs w:val="20"/>
+              </w:rPr>
+            </w:pPr>
+            <w:r>
+              <w:rPr>
+                <w:rFonts w:cs="Arial"/>
+                <w:sz w:val="20"/>
+                <w:szCs w:val="20"/>
+              </w:rPr>
+              <w:t>Additional QuickBase tables</w:t>
+            </w:r>
+          </w:p>
+        </w:tc>
+        <w:tc>
+          <w:tcPr>
+            <w:tcW w:w="1980" w:type="dxa"/>
+          </w:tcPr>
+          <w:p>
+            <w:pPr>
+              <w:rPr>
+                <w:rFonts w:ascii="Consolas" w:hAnsi="Consolas"/>
+                <w:sz w:val="20"/>
+                <w:szCs w:val="20"/>
+              </w:rPr>
+            </w:pPr>
+            <w:r>
+              <w:rPr>
+                <w:rFonts w:ascii="Consolas" w:hAnsi="Consolas"/>
+                <w:sz w:val="20"/>
+                <w:szCs w:val="20"/>
+              </w:rPr>
+              <w:t>TBD</w:t>
+            </w:r>
+          </w:p>
+        </w:tc>
+        <w:tc>
+          <w:tcPr>
+            <w:tcW w:w="1980" w:type="dxa"/>
+          </w:tcPr>
+          <w:p>
+            <w:pPr>
+              <w:rPr>
+                <w:rFonts w:cs="Arial"/>
+                <w:sz w:val="20"/>
+                <w:szCs w:val="20"/>
+              </w:rPr>
+            </w:pPr>
+            <w:r>
+              <w:rPr>
+                <w:rFonts w:cs="Arial"/>
+                <w:sz w:val="20"/>
+                <w:szCs w:val="20"/>
+              </w:rPr>
+              <w:t>TBD</w:t>
+            </w:r>
+          </w:p>
+        </w:tc>
+        <w:tc>
+          <w:tcPr>
+            <w:tcW w:w="4325" w:type="dxa"/>
+          </w:tcPr>
+          <w:p>
+            <w:pPr>
+              <w:rPr>
+                <w:sz w:val="20"/>
+                <w:szCs w:val="20"/>
+              </w:rPr>
+            </w:pPr>
+            <w:r>
+              <w:rPr>
+                <w:sz w:val="20"/>
+                <w:szCs w:val="20"/>
+              </w:rPr>
+              <w:t>To be added in future document versions as synchronization coverage expands</w:t>
+            </w:r>
+          </w:p>
+        </w:tc>
+      </w:tr>
+    </w:tbl>
+    <w:p/>
+    <w:tbl>
+      <w:tblPr>
+        <w:tblStyle w:val="TableGrid"/>
+        <w:tblW w:w="10612" w:type="dxa"/>
+        <w:tblBorders>
+          <w:top w:val="single" w:sz="6" w:space="0" w:color="FFC000"/>
+          <w:left w:val="single" w:sz="6" w:space="0" w:color="FFC000"/>
+          <w:bottom w:val="single" w:sz="6" w:space="0" w:color="FFC000"/>
+          <w:right w:val="single" w:sz="6" w:space="0" w:color="FFC000"/>
+          <w:insideH w:val="single" w:sz="6" w:space="0" w:color="FFC000"/>
+          <w:insideV w:val="single" w:sz="6" w:space="0" w:color="FFC000"/>
+        </w:tblBorders>
+        <w:shd w:val="clear" w:color="auto" w:fill="FFFFCC"/>
+        <w:tblLook w:val="04A0" w:firstRow="1" w:lastRow="0" w:firstColumn="1" w:lastColumn="0" w:noHBand="0" w:noVBand="1"/>
+      </w:tblPr>
+      <w:tblGrid>
+        <w:gridCol w:w="10612"/>
+      </w:tblGrid>
+      <w:tr>
+        <w:trPr>
+          <w:trHeight w:val="413"/>
+        </w:trPr>
+        <w:tc>
+          <w:tcPr>
+            <w:tcW w:w="10612" w:type="dxa"/>
+            <w:tcBorders>
+              <w:top w:val="single" w:sz="4" w:space="0" w:color="F9DF99"/>
+              <w:left w:val="single" w:sz="4" w:space="0" w:color="F9DF99"/>
+              <w:bottom w:val="single" w:sz="4" w:space="0" w:color="F9DF99"/>
+              <w:right w:val="single" w:sz="4" w:space="0" w:color="F9DF99"/>
+            </w:tcBorders>
+            <w:shd w:val="clear" w:color="auto" w:fill="FFFFE0"/>
+          </w:tcPr>
+          <w:p>
+            <w:r>
+              <w:rPr>
+                <w:b/>
+                <w:bCs/>
+                <w:sz w:val="20"/>
+                <w:szCs w:val="20"/>
+              </w:rPr>
+              <w:t>Note:</w:t>
+            </w:r>
+            <w:r>
+              <w:rPr>
+                <w:sz w:val="20"/>
+                <w:szCs w:val="20"/>
+              </w:rPr>
+              <w:t xml:space="preserve"> </w:t>
+            </w:r>
+            <w:r>
+              <w:rPr>
+                <w:sz w:val="20"/>
+                <w:szCs w:val="20"/>
+              </w:rPr>
+              <w:t>This table should be updated whenever a new QuickBase table is added to the synchronization process or when webhook behavior is enabled for an additional table.</w:t>
+            </w:r>
+          </w:p>
+        </w:tc>
+      </w:tr>
+    </w:tbl>
+    <w:p>
+      <w:pPr>
+        <w:pStyle w:val="NoSpacing"/>
+      </w:pPr>
+    </w:p>
+    <w:p/>
+    <w:p>
+      <w:pPr>
+        <w:rPr>
+          <w:b/>
+          <w:bCs/>
+        </w:rPr>
+      </w:pPr>
+      <w:r>
+        <w:rPr>
+          <w:b/>
+          <w:bCs/>
+        </w:rPr>
+        <w:t>Sync Validation</w:t>
+      </w:r>
+    </w:p>
+    <w:p>
+      <w:r>
+        <w:t>Sync validation confirms that records are being synchronized as expected between QuickBase and MySQL.</w:t>
+      </w:r>
+      <w:r>
+        <w:t xml:space="preserve"> </w:t>
+      </w:r>
+      <w:r>
+        <w:t>Validation may include:</w:t>
+      </w:r>
+    </w:p>
+    <w:p>
+      <w:pPr>
+        <w:pStyle w:val="ListParagraph"/>
+        <w:numPr>
+          <w:ilvl w:val="0"/>
+          <w:numId w:val="28"/>
+        </w:numPr>
+      </w:pPr>
+      <w:r>
+        <w:t>Updating a test record in QuickBase.</w:t>
+      </w:r>
+    </w:p>
+    <w:p>
+      <w:pPr>
+        <w:pStyle w:val="ListParagraph"/>
+        <w:numPr>
+          <w:ilvl w:val="0"/>
+          <w:numId w:val="28"/>
+        </w:numPr>
+      </w:pPr>
+      <w:r>
+        <w:t>Confirming whether the webhook is enabled for the related table.</w:t>
+      </w:r>
+    </w:p>
+    <w:p>
+      <w:pPr>
+        <w:pStyle w:val="ListParagraph"/>
+        <w:numPr>
+          <w:ilvl w:val="0"/>
+          <w:numId w:val="28"/>
+        </w:numPr>
+      </w:pPr>
+      <w:r>
+        <w:t>Reviewing whether the record is inserted or updated in MySQL.</w:t>
+      </w:r>
+    </w:p>
+    <w:p>
+      <w:pPr>
+        <w:pStyle w:val="ListParagraph"/>
+        <w:numPr>
+          <w:ilvl w:val="0"/>
+          <w:numId w:val="28"/>
+        </w:numPr>
+      </w:pPr>
+      <w:r>
+        <w:t>Checking whether the record appears in the cache.</w:t>
+      </w:r>
+    </w:p>
+    <w:p>
+      <w:pPr>
+        <w:pStyle w:val="ListParagraph"/>
+        <w:numPr>
+          <w:ilvl w:val="0"/>
+          <w:numId w:val="28"/>
+        </w:numPr>
+      </w:pPr>
+      <w:r>
+        <w:t xml:space="preserve">Confirming whether the next incremental </w:t>
+      </w:r>
+      <w:proofErr w:type="spellStart"/>
+      <w:r>
+        <w:t>cron</w:t>
+      </w:r>
+      <w:proofErr w:type="spellEnd"/>
+      <w:r>
+        <w:t xml:space="preserve"> job skips cached records as expected.</w:t>
+      </w:r>
+    </w:p>
+    <w:p>
+      <w:pPr>
+        <w:pStyle w:val="ListParagraph"/>
+        <w:numPr>
+          <w:ilvl w:val="0"/>
+          <w:numId w:val="28"/>
+        </w:numPr>
+      </w:pPr>
+      <w:r>
+        <w:t>Reviewing Slack notifications for sync success or failure.</w:t>
+      </w:r>
+    </w:p>
+    <w:p>
+      <w:pPr>
+        <w:pStyle w:val="ListParagraph"/>
+        <w:numPr>
+          <w:ilvl w:val="0"/>
+          <w:numId w:val="28"/>
+        </w:numPr>
+      </w:pPr>
+      <w:r>
+        <w:t>Reviewing the Sync Monitor dashboard for updated status, last sync run, and cursor values.</w:t>
+      </w:r>
+    </w:p>
+    <w:p>
+      <w:pPr>
+        <w:pStyle w:val="ListParagraph"/>
+        <w:numPr>
+          <w:ilvl w:val="0"/>
+          <w:numId w:val="28"/>
+        </w:numPr>
+      </w:pPr>
+      <w:r>
+        <w:t>Confirming that the record count and completed table count are expected.</w:t>
+      </w:r>
+    </w:p>
+    <w:p/>
+    <w:p/>
     <w:p>
       <w:pPr>
         <w:sectPr>
-          <w:headerReference w:type="default" r:id="rId15"/>
+          <w:headerReference w:type="default" r:id="rId20"/>
           <w:pgSz w:w="12240" w:h="15840"/>
           <w:pgMar w:top="1411" w:right="850" w:bottom="1411" w:left="850" w:header="720" w:footer="720" w:gutter="0"/>
           <w:pgNumType w:chapSep="period"/>
@@ -9180,12 +12642,12 @@
         <w:pStyle w:val="Heading1"/>
         <w:spacing w:after="360"/>
       </w:pPr>
-      <w:bookmarkStart w:id="23" w:name="_Toc228482345"/>
+      <w:bookmarkStart w:id="30" w:name="_Toc228726314"/>
       <w:r>
         <w:lastRenderedPageBreak/>
         <w:t>APPROVAL SIGNATURES</w:t>
       </w:r>
-      <w:bookmarkEnd w:id="23"/>
+      <w:bookmarkEnd w:id="30"/>
     </w:p>
     <w:p>
       <w:pPr>
@@ -9419,7 +12881,14 @@
                 <w:sz w:val="20"/>
                 <w:szCs w:val="20"/>
               </w:rPr>
-              <w:t>01</w:t>
+              <w:t>0</w:t>
+            </w:r>
+            <w:r>
+              <w:rPr>
+                <w:sz w:val="20"/>
+                <w:szCs w:val="20"/>
+              </w:rPr>
+              <w:t>4</w:t>
             </w:r>
             <w:r>
               <w:rPr>
@@ -9467,6 +12936,13 @@
                 <w:szCs w:val="20"/>
               </w:rPr>
             </w:pPr>
+            <w:r>
+              <w:rPr>
+                <w:sz w:val="20"/>
+                <w:szCs w:val="20"/>
+              </w:rPr>
+              <w:t>Dhaval Patel</w:t>
+            </w:r>
           </w:p>
         </w:tc>
         <w:tc>
@@ -9480,6 +12956,13 @@
                 <w:szCs w:val="20"/>
               </w:rPr>
             </w:pPr>
+            <w:r>
+              <w:rPr>
+                <w:sz w:val="20"/>
+                <w:szCs w:val="20"/>
+              </w:rPr>
+              <w:t>Developer</w:t>
+            </w:r>
           </w:p>
         </w:tc>
         <w:tc>
@@ -9514,6 +12997,41 @@
                 <w:szCs w:val="20"/>
               </w:rPr>
             </w:pPr>
+            <w:r>
+              <w:rPr>
+                <w:sz w:val="20"/>
+                <w:szCs w:val="20"/>
+              </w:rPr>
+              <w:t>04</w:t>
+            </w:r>
+            <w:r>
+              <w:rPr>
+                <w:sz w:val="20"/>
+                <w:szCs w:val="20"/>
+              </w:rPr>
+              <w:t>/</w:t>
+            </w:r>
+            <w:r>
+              <w:rPr>
+                <w:sz w:val="20"/>
+                <w:szCs w:val="20"/>
+              </w:rPr>
+              <w:t>05</w:t>
+            </w:r>
+            <w:r>
+              <w:rPr>
+                <w:sz w:val="20"/>
+                <w:szCs w:val="20"/>
+              </w:rPr>
+              <w:t>/202</w:t>
+            </w:r>
+            <w:r>
+              <w:rPr>
+                <w:sz w:val="20"/>
+                <w:szCs w:val="20"/>
+              </w:rPr>
+              <w:t>6</w:t>
+            </w:r>
           </w:p>
         </w:tc>
       </w:tr>
@@ -9529,6 +13047,13 @@
                 <w:szCs w:val="20"/>
               </w:rPr>
             </w:pPr>
+            <w:r>
+              <w:rPr>
+                <w:sz w:val="20"/>
+                <w:szCs w:val="20"/>
+              </w:rPr>
+              <w:t>Anthony Bures</w:t>
+            </w:r>
           </w:p>
         </w:tc>
         <w:tc>
@@ -9542,6 +13067,13 @@
                 <w:szCs w:val="20"/>
               </w:rPr>
             </w:pPr>
+            <w:r>
+              <w:rPr>
+                <w:sz w:val="20"/>
+                <w:szCs w:val="20"/>
+              </w:rPr>
+              <w:t>Digital Development Manager</w:t>
+            </w:r>
           </w:p>
         </w:tc>
         <w:tc>
@@ -9576,6 +13108,41 @@
                 <w:szCs w:val="20"/>
               </w:rPr>
             </w:pPr>
+            <w:r>
+              <w:rPr>
+                <w:sz w:val="20"/>
+                <w:szCs w:val="20"/>
+              </w:rPr>
+              <w:t>04</w:t>
+            </w:r>
+            <w:r>
+              <w:rPr>
+                <w:sz w:val="20"/>
+                <w:szCs w:val="20"/>
+              </w:rPr>
+              <w:t>/</w:t>
+            </w:r>
+            <w:r>
+              <w:rPr>
+                <w:sz w:val="20"/>
+                <w:szCs w:val="20"/>
+              </w:rPr>
+              <w:t>05</w:t>
+            </w:r>
+            <w:r>
+              <w:rPr>
+                <w:sz w:val="20"/>
+                <w:szCs w:val="20"/>
+              </w:rPr>
+              <w:t>/202</w:t>
+            </w:r>
+            <w:r>
+              <w:rPr>
+                <w:sz w:val="20"/>
+                <w:szCs w:val="20"/>
+              </w:rPr>
+              <w:t>6</w:t>
+            </w:r>
           </w:p>
         </w:tc>
       </w:tr>
@@ -9688,7 +13255,7 @@
     </w:tbl>
     <w:p/>
     <w:sectPr>
-      <w:headerReference w:type="default" r:id="rId16"/>
+      <w:headerReference w:type="default" r:id="rId21"/>
       <w:pgSz w:w="12240" w:h="15840"/>
       <w:pgMar w:top="1411" w:right="850" w:bottom="1411" w:left="850" w:header="720" w:footer="720" w:gutter="0"/>
       <w:pgNumType w:chapSep="period"/>
@@ -10482,6 +14049,232 @@
 <file path=word/numbering.xml><?xml version="1.0" encoding="utf-8"?>
 <w:numbering xmlns:wpc="http://schemas.microsoft.com/office/word/2010/wordprocessingCanvas" xmlns:cx="http://schemas.microsoft.com/office/drawing/2014/chartex" xmlns:cx1="http://schemas.microsoft.com/office/drawing/2015/9/8/chartex" xmlns:cx2="http://schemas.microsoft.com/office/drawing/2015/10/21/chartex" xmlns:cx3="http://schemas.microsoft.com/office/drawing/2016/5/9/chartex" xmlns:cx4="http://schemas.microsoft.com/office/drawing/2016/5/10/chartex" xmlns:cx5="http://schemas.microsoft.com/office/drawing/2016/5/11/chartex" xmlns:cx6="http://schemas.microsoft.com/office/drawing/2016/5/12/chartex" xmlns:cx7="http://schemas.microsoft.com/office/drawing/2016/5/13/chartex" xmlns:cx8="http://schemas.microsoft.com/office/drawing/2016/5/14/chartex" xmlns:mc="http://schemas.openxmlformats.org/markup-compatibility/2006" xmlns:aink="http://schemas.microsoft.com/office/drawing/2016/ink" xmlns:am3d="http://schemas.microsoft.com/office/drawing/2017/model3d" xmlns:o="urn:schemas-microsoft-com:office:office" xmlns:oel="http://schemas.microsoft.com/office/2019/extlst" xmlns:r="http://schemas.openxmlformats.org/officeDocument/2006/relationships" xmlns:m="http://schemas.openxmlformats.org/officeDocument/2006/math" xmlns:v="urn:schemas-microsoft-com:vml" xmlns:wp14="http://schemas.microsoft.com/office/word/2010/wordprocessingDrawing" xmlns:wp="http://schemas.openxmlformats.org/drawingml/2006/wordprocessingDrawing" xmlns:w10="urn:schemas-microsoft-com:office:word" xmlns:w="http://schemas.openxmlformats.org/wordprocessingml/2006/main" xmlns:w14="http://schemas.microsoft.com/office/word/2010/wordml" xmlns:w15="http://schemas.microsoft.com/office/word/2012/wordml" xmlns:w16cex="http://schemas.microsoft.com/office/word/2018/wordml/cex" xmlns:w16cid="http://schemas.microsoft.com/office/word/2016/wordml/cid" xmlns:w16="http://schemas.microsoft.com/office/word/2018/wordml" xmlns:w16du="http://schemas.microsoft.com/office/word/2023/wordml/word16du" xmlns:w16sdtdh="http://schemas.microsoft.com/office/word/2020/wordml/sdtdatahash" xmlns:w16sdtfl="http://schemas.microsoft.com/office/word/2024/wordml/sdtformatlock" xmlns:w16se="http://schemas.microsoft.com/office/word/2015/wordml/symex" xmlns:wpg="http://schemas.microsoft.com/office/word/2010/wordprocessingGroup" xmlns:wpi="http://schemas.microsoft.com/office/word/2010/wordprocessingInk" xmlns:wne="http://schemas.microsoft.com/office/word/2006/wordml" xmlns:wps="http://schemas.microsoft.com/office/word/2010/wordprocessingShape" mc:Ignorable="w14 w15 w16se w16cid w16 w16cex w16sdtdh w16sdtfl w16du wp14">
   <w:abstractNum w:abstractNumId="0" w15:restartNumberingAfterBreak="0">
+    <w:nsid w:val="01041D33"/>
+    <w:multiLevelType w:val="hybridMultilevel"/>
+    <w:tmpl w:val="D3BC7B54"/>
+    <w:lvl w:ilvl="0" w:tplc="04090001">
+      <w:start w:val="1"/>
+      <w:numFmt w:val="bullet"/>
+      <w:lvlText w:val=""/>
+      <w:lvlJc w:val="left"/>
+      <w:pPr>
+        <w:ind w:left="720" w:hanging="360"/>
+      </w:pPr>
+      <w:rPr>
+        <w:rFonts w:ascii="Symbol" w:hAnsi="Symbol" w:hint="default"/>
+      </w:rPr>
+    </w:lvl>
+    <w:lvl w:ilvl="1" w:tplc="04090003" w:tentative="1">
+      <w:start w:val="1"/>
+      <w:numFmt w:val="bullet"/>
+      <w:lvlText w:val="o"/>
+      <w:lvlJc w:val="left"/>
+      <w:pPr>
+        <w:ind w:left="1440" w:hanging="360"/>
+      </w:pPr>
+      <w:rPr>
+        <w:rFonts w:ascii="Courier New" w:hAnsi="Courier New" w:cs="Courier New" w:hint="default"/>
+      </w:rPr>
+    </w:lvl>
+    <w:lvl w:ilvl="2" w:tplc="04090005" w:tentative="1">
+      <w:start w:val="1"/>
+      <w:numFmt w:val="bullet"/>
+      <w:lvlText w:val=""/>
+      <w:lvlJc w:val="left"/>
+      <w:pPr>
+        <w:ind w:left="2160" w:hanging="360"/>
+      </w:pPr>
+      <w:rPr>
+        <w:rFonts w:ascii="Wingdings" w:hAnsi="Wingdings" w:hint="default"/>
+      </w:rPr>
+    </w:lvl>
+    <w:lvl w:ilvl="3" w:tplc="04090001" w:tentative="1">
+      <w:start w:val="1"/>
+      <w:numFmt w:val="bullet"/>
+      <w:lvlText w:val=""/>
+      <w:lvlJc w:val="left"/>
+      <w:pPr>
+        <w:ind w:left="2880" w:hanging="360"/>
+      </w:pPr>
+      <w:rPr>
+        <w:rFonts w:ascii="Symbol" w:hAnsi="Symbol" w:hint="default"/>
+      </w:rPr>
+    </w:lvl>
+    <w:lvl w:ilvl="4" w:tplc="04090003" w:tentative="1">
+      <w:start w:val="1"/>
+      <w:numFmt w:val="bullet"/>
+      <w:lvlText w:val="o"/>
+      <w:lvlJc w:val="left"/>
+      <w:pPr>
+        <w:ind w:left="3600" w:hanging="360"/>
+      </w:pPr>
+      <w:rPr>
+        <w:rFonts w:ascii="Courier New" w:hAnsi="Courier New" w:cs="Courier New" w:hint="default"/>
+      </w:rPr>
+    </w:lvl>
+    <w:lvl w:ilvl="5" w:tplc="04090005" w:tentative="1">
+      <w:start w:val="1"/>
+      <w:numFmt w:val="bullet"/>
+      <w:lvlText w:val=""/>
+      <w:lvlJc w:val="left"/>
+      <w:pPr>
+        <w:ind w:left="4320" w:hanging="360"/>
+      </w:pPr>
+      <w:rPr>
+        <w:rFonts w:ascii="Wingdings" w:hAnsi="Wingdings" w:hint="default"/>
+      </w:rPr>
+    </w:lvl>
+    <w:lvl w:ilvl="6" w:tplc="04090001" w:tentative="1">
+      <w:start w:val="1"/>
+      <w:numFmt w:val="bullet"/>
+      <w:lvlText w:val=""/>
+      <w:lvlJc w:val="left"/>
+      <w:pPr>
+        <w:ind w:left="5040" w:hanging="360"/>
+      </w:pPr>
+      <w:rPr>
+        <w:rFonts w:ascii="Symbol" w:hAnsi="Symbol" w:hint="default"/>
+      </w:rPr>
+    </w:lvl>
+    <w:lvl w:ilvl="7" w:tplc="04090003" w:tentative="1">
+      <w:start w:val="1"/>
+      <w:numFmt w:val="bullet"/>
+      <w:lvlText w:val="o"/>
+      <w:lvlJc w:val="left"/>
+      <w:pPr>
+        <w:ind w:left="5760" w:hanging="360"/>
+      </w:pPr>
+      <w:rPr>
+        <w:rFonts w:ascii="Courier New" w:hAnsi="Courier New" w:cs="Courier New" w:hint="default"/>
+      </w:rPr>
+    </w:lvl>
+    <w:lvl w:ilvl="8" w:tplc="04090005" w:tentative="1">
+      <w:start w:val="1"/>
+      <w:numFmt w:val="bullet"/>
+      <w:lvlText w:val=""/>
+      <w:lvlJc w:val="left"/>
+      <w:pPr>
+        <w:ind w:left="6480" w:hanging="360"/>
+      </w:pPr>
+      <w:rPr>
+        <w:rFonts w:ascii="Wingdings" w:hAnsi="Wingdings" w:hint="default"/>
+      </w:rPr>
+    </w:lvl>
+  </w:abstractNum>
+  <w:abstractNum w:abstractNumId="1" w15:restartNumberingAfterBreak="0">
+    <w:nsid w:val="0B451006"/>
+    <w:multiLevelType w:val="hybridMultilevel"/>
+    <w:tmpl w:val="B0CC0246"/>
+    <w:lvl w:ilvl="0" w:tplc="04090001">
+      <w:start w:val="1"/>
+      <w:numFmt w:val="bullet"/>
+      <w:lvlText w:val=""/>
+      <w:lvlJc w:val="left"/>
+      <w:pPr>
+        <w:ind w:left="720" w:hanging="360"/>
+      </w:pPr>
+      <w:rPr>
+        <w:rFonts w:ascii="Symbol" w:hAnsi="Symbol" w:hint="default"/>
+      </w:rPr>
+    </w:lvl>
+    <w:lvl w:ilvl="1" w:tplc="04090003" w:tentative="1">
+      <w:start w:val="1"/>
+      <w:numFmt w:val="bullet"/>
+      <w:lvlText w:val="o"/>
+      <w:lvlJc w:val="left"/>
+      <w:pPr>
+        <w:ind w:left="1440" w:hanging="360"/>
+      </w:pPr>
+      <w:rPr>
+        <w:rFonts w:ascii="Courier New" w:hAnsi="Courier New" w:cs="Courier New" w:hint="default"/>
+      </w:rPr>
+    </w:lvl>
+    <w:lvl w:ilvl="2" w:tplc="04090005" w:tentative="1">
+      <w:start w:val="1"/>
+      <w:numFmt w:val="bullet"/>
+      <w:lvlText w:val=""/>
+      <w:lvlJc w:val="left"/>
+      <w:pPr>
+        <w:ind w:left="2160" w:hanging="360"/>
+      </w:pPr>
+      <w:rPr>
+        <w:rFonts w:ascii="Wingdings" w:hAnsi="Wingdings" w:hint="default"/>
+      </w:rPr>
+    </w:lvl>
+    <w:lvl w:ilvl="3" w:tplc="04090001" w:tentative="1">
+      <w:start w:val="1"/>
+      <w:numFmt w:val="bullet"/>
+      <w:lvlText w:val=""/>
+      <w:lvlJc w:val="left"/>
+      <w:pPr>
+        <w:ind w:left="2880" w:hanging="360"/>
+      </w:pPr>
+      <w:rPr>
+        <w:rFonts w:ascii="Symbol" w:hAnsi="Symbol" w:hint="default"/>
+      </w:rPr>
+    </w:lvl>
+    <w:lvl w:ilvl="4" w:tplc="04090003" w:tentative="1">
+      <w:start w:val="1"/>
+      <w:numFmt w:val="bullet"/>
+      <w:lvlText w:val="o"/>
+      <w:lvlJc w:val="left"/>
+      <w:pPr>
+        <w:ind w:left="3600" w:hanging="360"/>
+      </w:pPr>
+      <w:rPr>
+        <w:rFonts w:ascii="Courier New" w:hAnsi="Courier New" w:cs="Courier New" w:hint="default"/>
+      </w:rPr>
+    </w:lvl>
+    <w:lvl w:ilvl="5" w:tplc="04090005" w:tentative="1">
+      <w:start w:val="1"/>
+      <w:numFmt w:val="bullet"/>
+      <w:lvlText w:val=""/>
+      <w:lvlJc w:val="left"/>
+      <w:pPr>
+        <w:ind w:left="4320" w:hanging="360"/>
+      </w:pPr>
+      <w:rPr>
+        <w:rFonts w:ascii="Wingdings" w:hAnsi="Wingdings" w:hint="default"/>
+      </w:rPr>
+    </w:lvl>
+    <w:lvl w:ilvl="6" w:tplc="04090001" w:tentative="1">
+      <w:start w:val="1"/>
+      <w:numFmt w:val="bullet"/>
+      <w:lvlText w:val=""/>
+      <w:lvlJc w:val="left"/>
+      <w:pPr>
+        <w:ind w:left="5040" w:hanging="360"/>
+      </w:pPr>
+      <w:rPr>
+        <w:rFonts w:ascii="Symbol" w:hAnsi="Symbol" w:hint="default"/>
+      </w:rPr>
+    </w:lvl>
+    <w:lvl w:ilvl="7" w:tplc="04090003" w:tentative="1">
+      <w:start w:val="1"/>
+      <w:numFmt w:val="bullet"/>
+      <w:lvlText w:val="o"/>
+      <w:lvlJc w:val="left"/>
+      <w:pPr>
+        <w:ind w:left="5760" w:hanging="360"/>
+      </w:pPr>
+      <w:rPr>
+        <w:rFonts w:ascii="Courier New" w:hAnsi="Courier New" w:cs="Courier New" w:hint="default"/>
+      </w:rPr>
+    </w:lvl>
+    <w:lvl w:ilvl="8" w:tplc="04090005" w:tentative="1">
+      <w:start w:val="1"/>
+      <w:numFmt w:val="bullet"/>
+      <w:lvlText w:val=""/>
+      <w:lvlJc w:val="left"/>
+      <w:pPr>
+        <w:ind w:left="6480" w:hanging="360"/>
+      </w:pPr>
+      <w:rPr>
+        <w:rFonts w:ascii="Wingdings" w:hAnsi="Wingdings" w:hint="default"/>
+      </w:rPr>
+    </w:lvl>
+  </w:abstractNum>
+  <w:abstractNum w:abstractNumId="2" w15:restartNumberingAfterBreak="0">
     <w:nsid w:val="0C7173E4"/>
     <w:multiLevelType w:val="hybridMultilevel"/>
     <w:tmpl w:val="52EEEFC0"/>
@@ -10572,11 +14365,11 @@
       </w:pPr>
     </w:lvl>
   </w:abstractNum>
-  <w:abstractNum w:abstractNumId="1" w15:restartNumberingAfterBreak="0">
-    <w:nsid w:val="11E958C0"/>
+  <w:abstractNum w:abstractNumId="3" w15:restartNumberingAfterBreak="0">
+    <w:nsid w:val="0F6E2437"/>
     <w:multiLevelType w:val="hybridMultilevel"/>
-    <w:tmpl w:val="0D143A12"/>
-    <w:lvl w:ilvl="0" w:tplc="4F6A1D04">
+    <w:tmpl w:val="98149CD2"/>
+    <w:lvl w:ilvl="0" w:tplc="B264544E">
       <w:start w:val="1"/>
       <w:numFmt w:val="decimal"/>
       <w:lvlText w:val="%1."/>
@@ -10663,11 +14456,11 @@
       </w:pPr>
     </w:lvl>
   </w:abstractNum>
-  <w:abstractNum w:abstractNumId="2" w15:restartNumberingAfterBreak="0">
-    <w:nsid w:val="18646337"/>
+  <w:abstractNum w:abstractNumId="4" w15:restartNumberingAfterBreak="0">
+    <w:nsid w:val="11E958C0"/>
     <w:multiLevelType w:val="hybridMultilevel"/>
-    <w:tmpl w:val="C2560A8E"/>
-    <w:lvl w:ilvl="0" w:tplc="45D0AF78">
+    <w:tmpl w:val="0D143A12"/>
+    <w:lvl w:ilvl="0" w:tplc="4F6A1D04">
       <w:start w:val="1"/>
       <w:numFmt w:val="decimal"/>
       <w:lvlText w:val="%1."/>
@@ -10754,11 +14547,11 @@
       </w:pPr>
     </w:lvl>
   </w:abstractNum>
-  <w:abstractNum w:abstractNumId="3" w15:restartNumberingAfterBreak="0">
-    <w:nsid w:val="1D5C12BF"/>
+  <w:abstractNum w:abstractNumId="5" w15:restartNumberingAfterBreak="0">
+    <w:nsid w:val="18646337"/>
     <w:multiLevelType w:val="hybridMultilevel"/>
-    <w:tmpl w:val="ED963A4A"/>
-    <w:lvl w:ilvl="0" w:tplc="A770F690">
+    <w:tmpl w:val="C2560A8E"/>
+    <w:lvl w:ilvl="0" w:tplc="45D0AF78">
       <w:start w:val="1"/>
       <w:numFmt w:val="decimal"/>
       <w:lvlText w:val="%1."/>
@@ -10845,311 +14638,11 @@
       </w:pPr>
     </w:lvl>
   </w:abstractNum>
-  <w:abstractNum w:abstractNumId="4" w15:restartNumberingAfterBreak="0">
-    <w:nsid w:val="27273C86"/>
-    <w:multiLevelType w:val="multilevel"/>
-    <w:tmpl w:val="B9BCDED8"/>
-    <w:lvl w:ilvl="0">
-      <w:start w:val="1"/>
-      <w:numFmt w:val="decimal"/>
-      <w:pStyle w:val="Heading1"/>
-      <w:lvlText w:val="%1"/>
-      <w:lvlJc w:val="left"/>
-      <w:pPr>
-        <w:ind w:left="432" w:hanging="432"/>
-      </w:pPr>
-      <w:rPr>
-        <w:rFonts w:hint="default"/>
-      </w:rPr>
-    </w:lvl>
-    <w:lvl w:ilvl="1">
-      <w:start w:val="1"/>
-      <w:numFmt w:val="decimal"/>
-      <w:pStyle w:val="Heading2"/>
-      <w:lvlText w:val="%1.%2"/>
-      <w:lvlJc w:val="left"/>
-      <w:pPr>
-        <w:ind w:left="576" w:hanging="576"/>
-      </w:pPr>
-    </w:lvl>
-    <w:lvl w:ilvl="2">
-      <w:start w:val="1"/>
-      <w:numFmt w:val="decimal"/>
-      <w:pStyle w:val="Heading3"/>
-      <w:lvlText w:val="%1.%2.%3"/>
-      <w:lvlJc w:val="left"/>
-      <w:pPr>
-        <w:ind w:left="720" w:hanging="720"/>
-      </w:pPr>
-    </w:lvl>
-    <w:lvl w:ilvl="3">
-      <w:start w:val="1"/>
-      <w:numFmt w:val="decimal"/>
-      <w:pStyle w:val="Heading4"/>
-      <w:lvlText w:val="%1.%2.%3.%4"/>
-      <w:lvlJc w:val="left"/>
-      <w:pPr>
-        <w:ind w:left="864" w:hanging="864"/>
-      </w:pPr>
-    </w:lvl>
-    <w:lvl w:ilvl="4">
-      <w:start w:val="1"/>
-      <w:numFmt w:val="decimal"/>
-      <w:pStyle w:val="Heading5"/>
-      <w:lvlText w:val="%1.%2.%3.%4.%5"/>
-      <w:lvlJc w:val="left"/>
-      <w:pPr>
-        <w:ind w:left="1008" w:hanging="1008"/>
-      </w:pPr>
-    </w:lvl>
-    <w:lvl w:ilvl="5">
-      <w:start w:val="1"/>
-      <w:numFmt w:val="decimal"/>
-      <w:pStyle w:val="Heading6"/>
-      <w:lvlText w:val="%1.%2.%3.%4.%5.%6"/>
-      <w:lvlJc w:val="left"/>
-      <w:pPr>
-        <w:ind w:left="1152" w:hanging="1152"/>
-      </w:pPr>
-    </w:lvl>
-    <w:lvl w:ilvl="6">
-      <w:start w:val="1"/>
-      <w:numFmt w:val="decimal"/>
-      <w:pStyle w:val="Heading7"/>
-      <w:lvlText w:val="%1.%2.%3.%4.%5.%6.%7"/>
-      <w:lvlJc w:val="left"/>
-      <w:pPr>
-        <w:ind w:left="1296" w:hanging="1296"/>
-      </w:pPr>
-    </w:lvl>
-    <w:lvl w:ilvl="7">
-      <w:start w:val="1"/>
-      <w:numFmt w:val="decimal"/>
-      <w:pStyle w:val="Heading8"/>
-      <w:lvlText w:val="%1.%2.%3.%4.%5.%6.%7.%8"/>
-      <w:lvlJc w:val="left"/>
-      <w:pPr>
-        <w:ind w:left="1440" w:hanging="1440"/>
-      </w:pPr>
-    </w:lvl>
-    <w:lvl w:ilvl="8">
-      <w:start w:val="1"/>
-      <w:numFmt w:val="decimal"/>
-      <w:pStyle w:val="Heading9"/>
-      <w:lvlText w:val="%1.%2.%3.%4.%5.%6.%7.%8.%9"/>
-      <w:lvlJc w:val="left"/>
-      <w:pPr>
-        <w:ind w:left="1584" w:hanging="1584"/>
-      </w:pPr>
-    </w:lvl>
-  </w:abstractNum>
-  <w:abstractNum w:abstractNumId="5" w15:restartNumberingAfterBreak="0">
-    <w:nsid w:val="2A3F7C4E"/>
+  <w:abstractNum w:abstractNumId="6" w15:restartNumberingAfterBreak="0">
+    <w:nsid w:val="1D5C12BF"/>
     <w:multiLevelType w:val="hybridMultilevel"/>
-    <w:tmpl w:val="7284C3FC"/>
-    <w:lvl w:ilvl="0" w:tplc="04090001">
-      <w:start w:val="1"/>
-      <w:numFmt w:val="bullet"/>
-      <w:lvlText w:val=""/>
-      <w:lvlJc w:val="left"/>
-      <w:pPr>
-        <w:ind w:left="720" w:hanging="360"/>
-      </w:pPr>
-      <w:rPr>
-        <w:rFonts w:ascii="Symbol" w:hAnsi="Symbol" w:hint="default"/>
-      </w:rPr>
-    </w:lvl>
-    <w:lvl w:ilvl="1" w:tplc="04090003" w:tentative="1">
-      <w:start w:val="1"/>
-      <w:numFmt w:val="bullet"/>
-      <w:lvlText w:val="o"/>
-      <w:lvlJc w:val="left"/>
-      <w:pPr>
-        <w:ind w:left="1440" w:hanging="360"/>
-      </w:pPr>
-      <w:rPr>
-        <w:rFonts w:ascii="Courier New" w:hAnsi="Courier New" w:cs="Courier New" w:hint="default"/>
-      </w:rPr>
-    </w:lvl>
-    <w:lvl w:ilvl="2" w:tplc="04090005" w:tentative="1">
-      <w:start w:val="1"/>
-      <w:numFmt w:val="bullet"/>
-      <w:lvlText w:val=""/>
-      <w:lvlJc w:val="left"/>
-      <w:pPr>
-        <w:ind w:left="2160" w:hanging="360"/>
-      </w:pPr>
-      <w:rPr>
-        <w:rFonts w:ascii="Wingdings" w:hAnsi="Wingdings" w:hint="default"/>
-      </w:rPr>
-    </w:lvl>
-    <w:lvl w:ilvl="3" w:tplc="04090001" w:tentative="1">
-      <w:start w:val="1"/>
-      <w:numFmt w:val="bullet"/>
-      <w:lvlText w:val=""/>
-      <w:lvlJc w:val="left"/>
-      <w:pPr>
-        <w:ind w:left="2880" w:hanging="360"/>
-      </w:pPr>
-      <w:rPr>
-        <w:rFonts w:ascii="Symbol" w:hAnsi="Symbol" w:hint="default"/>
-      </w:rPr>
-    </w:lvl>
-    <w:lvl w:ilvl="4" w:tplc="04090003" w:tentative="1">
-      <w:start w:val="1"/>
-      <w:numFmt w:val="bullet"/>
-      <w:lvlText w:val="o"/>
-      <w:lvlJc w:val="left"/>
-      <w:pPr>
-        <w:ind w:left="3600" w:hanging="360"/>
-      </w:pPr>
-      <w:rPr>
-        <w:rFonts w:ascii="Courier New" w:hAnsi="Courier New" w:cs="Courier New" w:hint="default"/>
-      </w:rPr>
-    </w:lvl>
-    <w:lvl w:ilvl="5" w:tplc="04090005" w:tentative="1">
-      <w:start w:val="1"/>
-      <w:numFmt w:val="bullet"/>
-      <w:lvlText w:val=""/>
-      <w:lvlJc w:val="left"/>
-      <w:pPr>
-        <w:ind w:left="4320" w:hanging="360"/>
-      </w:pPr>
-      <w:rPr>
-        <w:rFonts w:ascii="Wingdings" w:hAnsi="Wingdings" w:hint="default"/>
-      </w:rPr>
-    </w:lvl>
-    <w:lvl w:ilvl="6" w:tplc="04090001" w:tentative="1">
-      <w:start w:val="1"/>
-      <w:numFmt w:val="bullet"/>
-      <w:lvlText w:val=""/>
-      <w:lvlJc w:val="left"/>
-      <w:pPr>
-        <w:ind w:left="5040" w:hanging="360"/>
-      </w:pPr>
-      <w:rPr>
-        <w:rFonts w:ascii="Symbol" w:hAnsi="Symbol" w:hint="default"/>
-      </w:rPr>
-    </w:lvl>
-    <w:lvl w:ilvl="7" w:tplc="04090003" w:tentative="1">
-      <w:start w:val="1"/>
-      <w:numFmt w:val="bullet"/>
-      <w:lvlText w:val="o"/>
-      <w:lvlJc w:val="left"/>
-      <w:pPr>
-        <w:ind w:left="5760" w:hanging="360"/>
-      </w:pPr>
-      <w:rPr>
-        <w:rFonts w:ascii="Courier New" w:hAnsi="Courier New" w:cs="Courier New" w:hint="default"/>
-      </w:rPr>
-    </w:lvl>
-    <w:lvl w:ilvl="8" w:tplc="04090005" w:tentative="1">
-      <w:start w:val="1"/>
-      <w:numFmt w:val="bullet"/>
-      <w:lvlText w:val=""/>
-      <w:lvlJc w:val="left"/>
-      <w:pPr>
-        <w:ind w:left="6480" w:hanging="360"/>
-      </w:pPr>
-      <w:rPr>
-        <w:rFonts w:ascii="Wingdings" w:hAnsi="Wingdings" w:hint="default"/>
-      </w:rPr>
-    </w:lvl>
-  </w:abstractNum>
-  <w:abstractNum w:abstractNumId="6" w15:restartNumberingAfterBreak="0">
-    <w:nsid w:val="2EA771BC"/>
-    <w:multiLevelType w:val="hybridMultilevel"/>
-    <w:tmpl w:val="044674F4"/>
-    <w:lvl w:ilvl="0" w:tplc="1C5A0B7E">
-      <w:start w:val="1"/>
-      <w:numFmt w:val="decimal"/>
-      <w:lvlText w:val="%1"/>
-      <w:lvlJc w:val="left"/>
-      <w:pPr>
-        <w:ind w:left="360" w:hanging="360"/>
-      </w:pPr>
-      <w:rPr>
-        <w:rFonts w:hint="default"/>
-      </w:rPr>
-    </w:lvl>
-    <w:lvl w:ilvl="1" w:tplc="04090019" w:tentative="1">
-      <w:start w:val="1"/>
-      <w:numFmt w:val="lowerLetter"/>
-      <w:lvlText w:val="%2."/>
-      <w:lvlJc w:val="left"/>
-      <w:pPr>
-        <w:ind w:left="1440" w:hanging="360"/>
-      </w:pPr>
-    </w:lvl>
-    <w:lvl w:ilvl="2" w:tplc="0409001B" w:tentative="1">
-      <w:start w:val="1"/>
-      <w:numFmt w:val="lowerRoman"/>
-      <w:lvlText w:val="%3."/>
-      <w:lvlJc w:val="right"/>
-      <w:pPr>
-        <w:ind w:left="2160" w:hanging="180"/>
-      </w:pPr>
-    </w:lvl>
-    <w:lvl w:ilvl="3" w:tplc="0409000F" w:tentative="1">
-      <w:start w:val="1"/>
-      <w:numFmt w:val="decimal"/>
-      <w:lvlText w:val="%4."/>
-      <w:lvlJc w:val="left"/>
-      <w:pPr>
-        <w:ind w:left="2880" w:hanging="360"/>
-      </w:pPr>
-    </w:lvl>
-    <w:lvl w:ilvl="4" w:tplc="04090019" w:tentative="1">
-      <w:start w:val="1"/>
-      <w:numFmt w:val="lowerLetter"/>
-      <w:lvlText w:val="%5."/>
-      <w:lvlJc w:val="left"/>
-      <w:pPr>
-        <w:ind w:left="3600" w:hanging="360"/>
-      </w:pPr>
-    </w:lvl>
-    <w:lvl w:ilvl="5" w:tplc="0409001B" w:tentative="1">
-      <w:start w:val="1"/>
-      <w:numFmt w:val="lowerRoman"/>
-      <w:lvlText w:val="%6."/>
-      <w:lvlJc w:val="right"/>
-      <w:pPr>
-        <w:ind w:left="4320" w:hanging="180"/>
-      </w:pPr>
-    </w:lvl>
-    <w:lvl w:ilvl="6" w:tplc="0409000F" w:tentative="1">
-      <w:start w:val="1"/>
-      <w:numFmt w:val="decimal"/>
-      <w:lvlText w:val="%7."/>
-      <w:lvlJc w:val="left"/>
-      <w:pPr>
-        <w:ind w:left="5040" w:hanging="360"/>
-      </w:pPr>
-    </w:lvl>
-    <w:lvl w:ilvl="7" w:tplc="04090019" w:tentative="1">
-      <w:start w:val="1"/>
-      <w:numFmt w:val="lowerLetter"/>
-      <w:lvlText w:val="%8."/>
-      <w:lvlJc w:val="left"/>
-      <w:pPr>
-        <w:ind w:left="5760" w:hanging="360"/>
-      </w:pPr>
-    </w:lvl>
-    <w:lvl w:ilvl="8" w:tplc="0409001B" w:tentative="1">
-      <w:start w:val="1"/>
-      <w:numFmt w:val="lowerRoman"/>
-      <w:lvlText w:val="%9."/>
-      <w:lvlJc w:val="right"/>
-      <w:pPr>
-        <w:ind w:left="6480" w:hanging="180"/>
-      </w:pPr>
-    </w:lvl>
-  </w:abstractNum>
-  <w:abstractNum w:abstractNumId="7" w15:restartNumberingAfterBreak="0">
-    <w:nsid w:val="310B1EC7"/>
-    <w:multiLevelType w:val="hybridMultilevel"/>
-    <w:tmpl w:val="46C0C06C"/>
-    <w:lvl w:ilvl="0" w:tplc="9018683E">
+    <w:tmpl w:val="ED963A4A"/>
+    <w:lvl w:ilvl="0" w:tplc="A770F690">
       <w:start w:val="1"/>
       <w:numFmt w:val="decimal"/>
       <w:lvlText w:val="%1."/>
@@ -11236,100 +14729,11 @@
       </w:pPr>
     </w:lvl>
   </w:abstractNum>
-  <w:abstractNum w:abstractNumId="8" w15:restartNumberingAfterBreak="0">
-    <w:nsid w:val="34D64688"/>
+  <w:abstractNum w:abstractNumId="7" w15:restartNumberingAfterBreak="0">
+    <w:nsid w:val="2185308E"/>
     <w:multiLevelType w:val="hybridMultilevel"/>
-    <w:tmpl w:val="931E65CE"/>
-    <w:lvl w:ilvl="0" w:tplc="4052F390">
-      <w:start w:val="1"/>
-      <w:numFmt w:val="decimal"/>
-      <w:lvlText w:val="%1-"/>
-      <w:lvlJc w:val="left"/>
-      <w:pPr>
-        <w:ind w:left="720" w:hanging="360"/>
-      </w:pPr>
-      <w:rPr>
-        <w:rFonts w:hint="default"/>
-      </w:rPr>
-    </w:lvl>
-    <w:lvl w:ilvl="1" w:tplc="04090019" w:tentative="1">
-      <w:start w:val="1"/>
-      <w:numFmt w:val="lowerLetter"/>
-      <w:lvlText w:val="%2."/>
-      <w:lvlJc w:val="left"/>
-      <w:pPr>
-        <w:ind w:left="1440" w:hanging="360"/>
-      </w:pPr>
-    </w:lvl>
-    <w:lvl w:ilvl="2" w:tplc="0409001B" w:tentative="1">
-      <w:start w:val="1"/>
-      <w:numFmt w:val="lowerRoman"/>
-      <w:lvlText w:val="%3."/>
-      <w:lvlJc w:val="right"/>
-      <w:pPr>
-        <w:ind w:left="2160" w:hanging="180"/>
-      </w:pPr>
-    </w:lvl>
-    <w:lvl w:ilvl="3" w:tplc="0409000F" w:tentative="1">
-      <w:start w:val="1"/>
-      <w:numFmt w:val="decimal"/>
-      <w:lvlText w:val="%4."/>
-      <w:lvlJc w:val="left"/>
-      <w:pPr>
-        <w:ind w:left="2880" w:hanging="360"/>
-      </w:pPr>
-    </w:lvl>
-    <w:lvl w:ilvl="4" w:tplc="04090019" w:tentative="1">
-      <w:start w:val="1"/>
-      <w:numFmt w:val="lowerLetter"/>
-      <w:lvlText w:val="%5."/>
-      <w:lvlJc w:val="left"/>
-      <w:pPr>
-        <w:ind w:left="3600" w:hanging="360"/>
-      </w:pPr>
-    </w:lvl>
-    <w:lvl w:ilvl="5" w:tplc="0409001B" w:tentative="1">
-      <w:start w:val="1"/>
-      <w:numFmt w:val="lowerRoman"/>
-      <w:lvlText w:val="%6."/>
-      <w:lvlJc w:val="right"/>
-      <w:pPr>
-        <w:ind w:left="4320" w:hanging="180"/>
-      </w:pPr>
-    </w:lvl>
-    <w:lvl w:ilvl="6" w:tplc="0409000F" w:tentative="1">
-      <w:start w:val="1"/>
-      <w:numFmt w:val="decimal"/>
-      <w:lvlText w:val="%7."/>
-      <w:lvlJc w:val="left"/>
-      <w:pPr>
-        <w:ind w:left="5040" w:hanging="360"/>
-      </w:pPr>
-    </w:lvl>
-    <w:lvl w:ilvl="7" w:tplc="04090019" w:tentative="1">
-      <w:start w:val="1"/>
-      <w:numFmt w:val="lowerLetter"/>
-      <w:lvlText w:val="%8."/>
-      <w:lvlJc w:val="left"/>
-      <w:pPr>
-        <w:ind w:left="5760" w:hanging="360"/>
-      </w:pPr>
-    </w:lvl>
-    <w:lvl w:ilvl="8" w:tplc="0409001B" w:tentative="1">
-      <w:start w:val="1"/>
-      <w:numFmt w:val="lowerRoman"/>
-      <w:lvlText w:val="%9."/>
-      <w:lvlJc w:val="right"/>
-      <w:pPr>
-        <w:ind w:left="6480" w:hanging="180"/>
-      </w:pPr>
-    </w:lvl>
-  </w:abstractNum>
-  <w:abstractNum w:abstractNumId="9" w15:restartNumberingAfterBreak="0">
-    <w:nsid w:val="445945FF"/>
-    <w:multiLevelType w:val="hybridMultilevel"/>
-    <w:tmpl w:val="704C968E"/>
-    <w:lvl w:ilvl="0" w:tplc="743242AA">
+    <w:tmpl w:val="EA0C6970"/>
+    <w:lvl w:ilvl="0" w:tplc="B264544E">
       <w:start w:val="1"/>
       <w:numFmt w:val="decimal"/>
       <w:lvlText w:val="%1."/>
@@ -11416,10 +14820,108 @@
       </w:pPr>
     </w:lvl>
   </w:abstractNum>
-  <w:abstractNum w:abstractNumId="10" w15:restartNumberingAfterBreak="0">
-    <w:nsid w:val="465E59AA"/>
+  <w:abstractNum w:abstractNumId="8" w15:restartNumberingAfterBreak="0">
+    <w:nsid w:val="27273C86"/>
+    <w:multiLevelType w:val="multilevel"/>
+    <w:tmpl w:val="B9BCDED8"/>
+    <w:lvl w:ilvl="0">
+      <w:start w:val="1"/>
+      <w:numFmt w:val="decimal"/>
+      <w:pStyle w:val="Heading1"/>
+      <w:lvlText w:val="%1"/>
+      <w:lvlJc w:val="left"/>
+      <w:pPr>
+        <w:ind w:left="432" w:hanging="432"/>
+      </w:pPr>
+      <w:rPr>
+        <w:rFonts w:hint="default"/>
+      </w:rPr>
+    </w:lvl>
+    <w:lvl w:ilvl="1">
+      <w:start w:val="1"/>
+      <w:numFmt w:val="decimal"/>
+      <w:pStyle w:val="Heading2"/>
+      <w:lvlText w:val="%1.%2"/>
+      <w:lvlJc w:val="left"/>
+      <w:pPr>
+        <w:ind w:left="576" w:hanging="576"/>
+      </w:pPr>
+    </w:lvl>
+    <w:lvl w:ilvl="2">
+      <w:start w:val="1"/>
+      <w:numFmt w:val="decimal"/>
+      <w:pStyle w:val="Heading3"/>
+      <w:lvlText w:val="%1.%2.%3"/>
+      <w:lvlJc w:val="left"/>
+      <w:pPr>
+        <w:ind w:left="720" w:hanging="720"/>
+      </w:pPr>
+    </w:lvl>
+    <w:lvl w:ilvl="3">
+      <w:start w:val="1"/>
+      <w:numFmt w:val="decimal"/>
+      <w:pStyle w:val="Heading4"/>
+      <w:lvlText w:val="%1.%2.%3.%4"/>
+      <w:lvlJc w:val="left"/>
+      <w:pPr>
+        <w:ind w:left="864" w:hanging="864"/>
+      </w:pPr>
+    </w:lvl>
+    <w:lvl w:ilvl="4">
+      <w:start w:val="1"/>
+      <w:numFmt w:val="decimal"/>
+      <w:pStyle w:val="Heading5"/>
+      <w:lvlText w:val="%1.%2.%3.%4.%5"/>
+      <w:lvlJc w:val="left"/>
+      <w:pPr>
+        <w:ind w:left="1008" w:hanging="1008"/>
+      </w:pPr>
+    </w:lvl>
+    <w:lvl w:ilvl="5">
+      <w:start w:val="1"/>
+      <w:numFmt w:val="decimal"/>
+      <w:pStyle w:val="Heading6"/>
+      <w:lvlText w:val="%1.%2.%3.%4.%5.%6"/>
+      <w:lvlJc w:val="left"/>
+      <w:pPr>
+        <w:ind w:left="1152" w:hanging="1152"/>
+      </w:pPr>
+    </w:lvl>
+    <w:lvl w:ilvl="6">
+      <w:start w:val="1"/>
+      <w:numFmt w:val="decimal"/>
+      <w:pStyle w:val="Heading7"/>
+      <w:lvlText w:val="%1.%2.%3.%4.%5.%6.%7"/>
+      <w:lvlJc w:val="left"/>
+      <w:pPr>
+        <w:ind w:left="1296" w:hanging="1296"/>
+      </w:pPr>
+    </w:lvl>
+    <w:lvl w:ilvl="7">
+      <w:start w:val="1"/>
+      <w:numFmt w:val="decimal"/>
+      <w:pStyle w:val="Heading8"/>
+      <w:lvlText w:val="%1.%2.%3.%4.%5.%6.%7.%8"/>
+      <w:lvlJc w:val="left"/>
+      <w:pPr>
+        <w:ind w:left="1440" w:hanging="1440"/>
+      </w:pPr>
+    </w:lvl>
+    <w:lvl w:ilvl="8">
+      <w:start w:val="1"/>
+      <w:numFmt w:val="decimal"/>
+      <w:pStyle w:val="Heading9"/>
+      <w:lvlText w:val="%1.%2.%3.%4.%5.%6.%7.%8.%9"/>
+      <w:lvlJc w:val="left"/>
+      <w:pPr>
+        <w:ind w:left="1584" w:hanging="1584"/>
+      </w:pPr>
+    </w:lvl>
+  </w:abstractNum>
+  <w:abstractNum w:abstractNumId="9" w15:restartNumberingAfterBreak="0">
+    <w:nsid w:val="2A3F7C4E"/>
     <w:multiLevelType w:val="hybridMultilevel"/>
-    <w:tmpl w:val="201C1EEC"/>
+    <w:tmpl w:val="7284C3FC"/>
     <w:lvl w:ilvl="0" w:tplc="04090001">
       <w:start w:val="1"/>
       <w:numFmt w:val="bullet"/>
@@ -11529,237 +15031,100 @@
       </w:rPr>
     </w:lvl>
   </w:abstractNum>
+  <w:abstractNum w:abstractNumId="10" w15:restartNumberingAfterBreak="0">
+    <w:nsid w:val="2EA771BC"/>
+    <w:multiLevelType w:val="hybridMultilevel"/>
+    <w:tmpl w:val="044674F4"/>
+    <w:lvl w:ilvl="0" w:tplc="1C5A0B7E">
+      <w:start w:val="1"/>
+      <w:numFmt w:val="decimal"/>
+      <w:lvlText w:val="%1"/>
+      <w:lvlJc w:val="left"/>
+      <w:pPr>
+        <w:ind w:left="360" w:hanging="360"/>
+      </w:pPr>
+      <w:rPr>
+        <w:rFonts w:hint="default"/>
+      </w:rPr>
+    </w:lvl>
+    <w:lvl w:ilvl="1" w:tplc="04090019" w:tentative="1">
+      <w:start w:val="1"/>
+      <w:numFmt w:val="lowerLetter"/>
+      <w:lvlText w:val="%2."/>
+      <w:lvlJc w:val="left"/>
+      <w:pPr>
+        <w:ind w:left="1440" w:hanging="360"/>
+      </w:pPr>
+    </w:lvl>
+    <w:lvl w:ilvl="2" w:tplc="0409001B" w:tentative="1">
+      <w:start w:val="1"/>
+      <w:numFmt w:val="lowerRoman"/>
+      <w:lvlText w:val="%3."/>
+      <w:lvlJc w:val="right"/>
+      <w:pPr>
+        <w:ind w:left="2160" w:hanging="180"/>
+      </w:pPr>
+    </w:lvl>
+    <w:lvl w:ilvl="3" w:tplc="0409000F" w:tentative="1">
+      <w:start w:val="1"/>
+      <w:numFmt w:val="decimal"/>
+      <w:lvlText w:val="%4."/>
+      <w:lvlJc w:val="left"/>
+      <w:pPr>
+        <w:ind w:left="2880" w:hanging="360"/>
+      </w:pPr>
+    </w:lvl>
+    <w:lvl w:ilvl="4" w:tplc="04090019" w:tentative="1">
+      <w:start w:val="1"/>
+      <w:numFmt w:val="lowerLetter"/>
+      <w:lvlText w:val="%5."/>
+      <w:lvlJc w:val="left"/>
+      <w:pPr>
+        <w:ind w:left="3600" w:hanging="360"/>
+      </w:pPr>
+    </w:lvl>
+    <w:lvl w:ilvl="5" w:tplc="0409001B" w:tentative="1">
+      <w:start w:val="1"/>
+      <w:numFmt w:val="lowerRoman"/>
+      <w:lvlText w:val="%6."/>
+      <w:lvlJc w:val="right"/>
+      <w:pPr>
+        <w:ind w:left="4320" w:hanging="180"/>
+      </w:pPr>
+    </w:lvl>
+    <w:lvl w:ilvl="6" w:tplc="0409000F" w:tentative="1">
+      <w:start w:val="1"/>
+      <w:numFmt w:val="decimal"/>
+      <w:lvlText w:val="%7."/>
+      <w:lvlJc w:val="left"/>
+      <w:pPr>
+        <w:ind w:left="5040" w:hanging="360"/>
+      </w:pPr>
+    </w:lvl>
+    <w:lvl w:ilvl="7" w:tplc="04090019" w:tentative="1">
+      <w:start w:val="1"/>
+      <w:numFmt w:val="lowerLetter"/>
+      <w:lvlText w:val="%8."/>
+      <w:lvlJc w:val="left"/>
+      <w:pPr>
+        <w:ind w:left="5760" w:hanging="360"/>
+      </w:pPr>
+    </w:lvl>
+    <w:lvl w:ilvl="8" w:tplc="0409001B" w:tentative="1">
+      <w:start w:val="1"/>
+      <w:numFmt w:val="lowerRoman"/>
+      <w:lvlText w:val="%9."/>
+      <w:lvlJc w:val="right"/>
+      <w:pPr>
+        <w:ind w:left="6480" w:hanging="180"/>
+      </w:pPr>
+    </w:lvl>
+  </w:abstractNum>
   <w:abstractNum w:abstractNumId="11" w15:restartNumberingAfterBreak="0">
-    <w:nsid w:val="5C822FE4"/>
+    <w:nsid w:val="310B1EC7"/>
     <w:multiLevelType w:val="hybridMultilevel"/>
-    <w:tmpl w:val="FA0C2DC8"/>
-    <w:lvl w:ilvl="0" w:tplc="04090001">
-      <w:start w:val="1"/>
-      <w:numFmt w:val="bullet"/>
-      <w:lvlText w:val=""/>
-      <w:lvlJc w:val="left"/>
-      <w:pPr>
-        <w:ind w:left="720" w:hanging="360"/>
-      </w:pPr>
-      <w:rPr>
-        <w:rFonts w:ascii="Symbol" w:hAnsi="Symbol" w:hint="default"/>
-      </w:rPr>
-    </w:lvl>
-    <w:lvl w:ilvl="1" w:tplc="04090003" w:tentative="1">
-      <w:start w:val="1"/>
-      <w:numFmt w:val="bullet"/>
-      <w:lvlText w:val="o"/>
-      <w:lvlJc w:val="left"/>
-      <w:pPr>
-        <w:ind w:left="1440" w:hanging="360"/>
-      </w:pPr>
-      <w:rPr>
-        <w:rFonts w:ascii="Courier New" w:hAnsi="Courier New" w:cs="Courier New" w:hint="default"/>
-      </w:rPr>
-    </w:lvl>
-    <w:lvl w:ilvl="2" w:tplc="04090005" w:tentative="1">
-      <w:start w:val="1"/>
-      <w:numFmt w:val="bullet"/>
-      <w:lvlText w:val=""/>
-      <w:lvlJc w:val="left"/>
-      <w:pPr>
-        <w:ind w:left="2160" w:hanging="360"/>
-      </w:pPr>
-      <w:rPr>
-        <w:rFonts w:ascii="Wingdings" w:hAnsi="Wingdings" w:hint="default"/>
-      </w:rPr>
-    </w:lvl>
-    <w:lvl w:ilvl="3" w:tplc="04090001" w:tentative="1">
-      <w:start w:val="1"/>
-      <w:numFmt w:val="bullet"/>
-      <w:lvlText w:val=""/>
-      <w:lvlJc w:val="left"/>
-      <w:pPr>
-        <w:ind w:left="2880" w:hanging="360"/>
-      </w:pPr>
-      <w:rPr>
-        <w:rFonts w:ascii="Symbol" w:hAnsi="Symbol" w:hint="default"/>
-      </w:rPr>
-    </w:lvl>
-    <w:lvl w:ilvl="4" w:tplc="04090003" w:tentative="1">
-      <w:start w:val="1"/>
-      <w:numFmt w:val="bullet"/>
-      <w:lvlText w:val="o"/>
-      <w:lvlJc w:val="left"/>
-      <w:pPr>
-        <w:ind w:left="3600" w:hanging="360"/>
-      </w:pPr>
-      <w:rPr>
-        <w:rFonts w:ascii="Courier New" w:hAnsi="Courier New" w:cs="Courier New" w:hint="default"/>
-      </w:rPr>
-    </w:lvl>
-    <w:lvl w:ilvl="5" w:tplc="04090005" w:tentative="1">
-      <w:start w:val="1"/>
-      <w:numFmt w:val="bullet"/>
-      <w:lvlText w:val=""/>
-      <w:lvlJc w:val="left"/>
-      <w:pPr>
-        <w:ind w:left="4320" w:hanging="360"/>
-      </w:pPr>
-      <w:rPr>
-        <w:rFonts w:ascii="Wingdings" w:hAnsi="Wingdings" w:hint="default"/>
-      </w:rPr>
-    </w:lvl>
-    <w:lvl w:ilvl="6" w:tplc="04090001" w:tentative="1">
-      <w:start w:val="1"/>
-      <w:numFmt w:val="bullet"/>
-      <w:lvlText w:val=""/>
-      <w:lvlJc w:val="left"/>
-      <w:pPr>
-        <w:ind w:left="5040" w:hanging="360"/>
-      </w:pPr>
-      <w:rPr>
-        <w:rFonts w:ascii="Symbol" w:hAnsi="Symbol" w:hint="default"/>
-      </w:rPr>
-    </w:lvl>
-    <w:lvl w:ilvl="7" w:tplc="04090003" w:tentative="1">
-      <w:start w:val="1"/>
-      <w:numFmt w:val="bullet"/>
-      <w:lvlText w:val="o"/>
-      <w:lvlJc w:val="left"/>
-      <w:pPr>
-        <w:ind w:left="5760" w:hanging="360"/>
-      </w:pPr>
-      <w:rPr>
-        <w:rFonts w:ascii="Courier New" w:hAnsi="Courier New" w:cs="Courier New" w:hint="default"/>
-      </w:rPr>
-    </w:lvl>
-    <w:lvl w:ilvl="8" w:tplc="04090005" w:tentative="1">
-      <w:start w:val="1"/>
-      <w:numFmt w:val="bullet"/>
-      <w:lvlText w:val=""/>
-      <w:lvlJc w:val="left"/>
-      <w:pPr>
-        <w:ind w:left="6480" w:hanging="360"/>
-      </w:pPr>
-      <w:rPr>
-        <w:rFonts w:ascii="Wingdings" w:hAnsi="Wingdings" w:hint="default"/>
-      </w:rPr>
-    </w:lvl>
-  </w:abstractNum>
-  <w:abstractNum w:abstractNumId="12" w15:restartNumberingAfterBreak="0">
-    <w:nsid w:val="5CD93586"/>
-    <w:multiLevelType w:val="hybridMultilevel"/>
-    <w:tmpl w:val="16BA2172"/>
-    <w:lvl w:ilvl="0" w:tplc="04090001">
-      <w:start w:val="1"/>
-      <w:numFmt w:val="bullet"/>
-      <w:lvlText w:val=""/>
-      <w:lvlJc w:val="left"/>
-      <w:pPr>
-        <w:ind w:left="720" w:hanging="360"/>
-      </w:pPr>
-      <w:rPr>
-        <w:rFonts w:ascii="Symbol" w:hAnsi="Symbol" w:hint="default"/>
-      </w:rPr>
-    </w:lvl>
-    <w:lvl w:ilvl="1" w:tplc="04090003" w:tentative="1">
-      <w:start w:val="1"/>
-      <w:numFmt w:val="bullet"/>
-      <w:lvlText w:val="o"/>
-      <w:lvlJc w:val="left"/>
-      <w:pPr>
-        <w:ind w:left="1440" w:hanging="360"/>
-      </w:pPr>
-      <w:rPr>
-        <w:rFonts w:ascii="Courier New" w:hAnsi="Courier New" w:cs="Courier New" w:hint="default"/>
-      </w:rPr>
-    </w:lvl>
-    <w:lvl w:ilvl="2" w:tplc="04090005" w:tentative="1">
-      <w:start w:val="1"/>
-      <w:numFmt w:val="bullet"/>
-      <w:lvlText w:val=""/>
-      <w:lvlJc w:val="left"/>
-      <w:pPr>
-        <w:ind w:left="2160" w:hanging="360"/>
-      </w:pPr>
-      <w:rPr>
-        <w:rFonts w:ascii="Wingdings" w:hAnsi="Wingdings" w:hint="default"/>
-      </w:rPr>
-    </w:lvl>
-    <w:lvl w:ilvl="3" w:tplc="04090001" w:tentative="1">
-      <w:start w:val="1"/>
-      <w:numFmt w:val="bullet"/>
-      <w:lvlText w:val=""/>
-      <w:lvlJc w:val="left"/>
-      <w:pPr>
-        <w:ind w:left="2880" w:hanging="360"/>
-      </w:pPr>
-      <w:rPr>
-        <w:rFonts w:ascii="Symbol" w:hAnsi="Symbol" w:hint="default"/>
-      </w:rPr>
-    </w:lvl>
-    <w:lvl w:ilvl="4" w:tplc="04090003" w:tentative="1">
-      <w:start w:val="1"/>
-      <w:numFmt w:val="bullet"/>
-      <w:lvlText w:val="o"/>
-      <w:lvlJc w:val="left"/>
-      <w:pPr>
-        <w:ind w:left="3600" w:hanging="360"/>
-      </w:pPr>
-      <w:rPr>
-        <w:rFonts w:ascii="Courier New" w:hAnsi="Courier New" w:cs="Courier New" w:hint="default"/>
-      </w:rPr>
-    </w:lvl>
-    <w:lvl w:ilvl="5" w:tplc="04090005" w:tentative="1">
-      <w:start w:val="1"/>
-      <w:numFmt w:val="bullet"/>
-      <w:lvlText w:val=""/>
-      <w:lvlJc w:val="left"/>
-      <w:pPr>
-        <w:ind w:left="4320" w:hanging="360"/>
-      </w:pPr>
-      <w:rPr>
-        <w:rFonts w:ascii="Wingdings" w:hAnsi="Wingdings" w:hint="default"/>
-      </w:rPr>
-    </w:lvl>
-    <w:lvl w:ilvl="6" w:tplc="04090001" w:tentative="1">
-      <w:start w:val="1"/>
-      <w:numFmt w:val="bullet"/>
-      <w:lvlText w:val=""/>
-      <w:lvlJc w:val="left"/>
-      <w:pPr>
-        <w:ind w:left="5040" w:hanging="360"/>
-      </w:pPr>
-      <w:rPr>
-        <w:rFonts w:ascii="Symbol" w:hAnsi="Symbol" w:hint="default"/>
-      </w:rPr>
-    </w:lvl>
-    <w:lvl w:ilvl="7" w:tplc="04090003" w:tentative="1">
-      <w:start w:val="1"/>
-      <w:numFmt w:val="bullet"/>
-      <w:lvlText w:val="o"/>
-      <w:lvlJc w:val="left"/>
-      <w:pPr>
-        <w:ind w:left="5760" w:hanging="360"/>
-      </w:pPr>
-      <w:rPr>
-        <w:rFonts w:ascii="Courier New" w:hAnsi="Courier New" w:cs="Courier New" w:hint="default"/>
-      </w:rPr>
-    </w:lvl>
-    <w:lvl w:ilvl="8" w:tplc="04090005" w:tentative="1">
-      <w:start w:val="1"/>
-      <w:numFmt w:val="bullet"/>
-      <w:lvlText w:val=""/>
-      <w:lvlJc w:val="left"/>
-      <w:pPr>
-        <w:ind w:left="6480" w:hanging="360"/>
-      </w:pPr>
-      <w:rPr>
-        <w:rFonts w:ascii="Wingdings" w:hAnsi="Wingdings" w:hint="default"/>
-      </w:rPr>
-    </w:lvl>
-  </w:abstractNum>
-  <w:abstractNum w:abstractNumId="13" w15:restartNumberingAfterBreak="0">
-    <w:nsid w:val="647D5685"/>
-    <w:multiLevelType w:val="hybridMultilevel"/>
-    <w:tmpl w:val="2728B13A"/>
-    <w:lvl w:ilvl="0" w:tplc="85127304">
+    <w:tmpl w:val="46C0C06C"/>
+    <w:lvl w:ilvl="0" w:tplc="9018683E">
       <w:start w:val="1"/>
       <w:numFmt w:val="decimal"/>
       <w:lvlText w:val="%1."/>
@@ -11846,124 +15211,249 @@
       </w:pPr>
     </w:lvl>
   </w:abstractNum>
-  <w:abstractNum w:abstractNumId="14" w15:restartNumberingAfterBreak="0">
-    <w:nsid w:val="673D6D12"/>
-    <w:multiLevelType w:val="multilevel"/>
-    <w:tmpl w:val="24120F3E"/>
-    <w:lvl w:ilvl="0">
+  <w:abstractNum w:abstractNumId="12" w15:restartNumberingAfterBreak="0">
+    <w:nsid w:val="34D64688"/>
+    <w:multiLevelType w:val="hybridMultilevel"/>
+    <w:tmpl w:val="931E65CE"/>
+    <w:lvl w:ilvl="0" w:tplc="4052F390">
       <w:start w:val="1"/>
       <w:numFmt w:val="decimal"/>
-      <w:lvlText w:val="%1"/>
-      <w:lvlJc w:val="left"/>
-      <w:pPr>
-        <w:ind w:left="384" w:hanging="384"/>
+      <w:lvlText w:val="%1-"/>
+      <w:lvlJc w:val="left"/>
+      <w:pPr>
+        <w:ind w:left="720" w:hanging="360"/>
       </w:pPr>
       <w:rPr>
         <w:rFonts w:hint="default"/>
       </w:rPr>
     </w:lvl>
-    <w:lvl w:ilvl="1">
+    <w:lvl w:ilvl="1" w:tplc="04090019" w:tentative="1">
+      <w:start w:val="1"/>
+      <w:numFmt w:val="lowerLetter"/>
+      <w:lvlText w:val="%2."/>
+      <w:lvlJc w:val="left"/>
+      <w:pPr>
+        <w:ind w:left="1440" w:hanging="360"/>
+      </w:pPr>
+    </w:lvl>
+    <w:lvl w:ilvl="2" w:tplc="0409001B" w:tentative="1">
+      <w:start w:val="1"/>
+      <w:numFmt w:val="lowerRoman"/>
+      <w:lvlText w:val="%3."/>
+      <w:lvlJc w:val="right"/>
+      <w:pPr>
+        <w:ind w:left="2160" w:hanging="180"/>
+      </w:pPr>
+    </w:lvl>
+    <w:lvl w:ilvl="3" w:tplc="0409000F" w:tentative="1">
       <w:start w:val="1"/>
       <w:numFmt w:val="decimal"/>
-      <w:lvlText w:val="%2."/>
-      <w:lvlJc w:val="left"/>
-      <w:pPr>
-        <w:ind w:left="384" w:hanging="384"/>
+      <w:lvlText w:val="%4."/>
+      <w:lvlJc w:val="left"/>
+      <w:pPr>
+        <w:ind w:left="2880" w:hanging="360"/>
+      </w:pPr>
+    </w:lvl>
+    <w:lvl w:ilvl="4" w:tplc="04090019" w:tentative="1">
+      <w:start w:val="1"/>
+      <w:numFmt w:val="lowerLetter"/>
+      <w:lvlText w:val="%5."/>
+      <w:lvlJc w:val="left"/>
+      <w:pPr>
+        <w:ind w:left="3600" w:hanging="360"/>
+      </w:pPr>
+    </w:lvl>
+    <w:lvl w:ilvl="5" w:tplc="0409001B" w:tentative="1">
+      <w:start w:val="1"/>
+      <w:numFmt w:val="lowerRoman"/>
+      <w:lvlText w:val="%6."/>
+      <w:lvlJc w:val="right"/>
+      <w:pPr>
+        <w:ind w:left="4320" w:hanging="180"/>
+      </w:pPr>
+    </w:lvl>
+    <w:lvl w:ilvl="6" w:tplc="0409000F" w:tentative="1">
+      <w:start w:val="1"/>
+      <w:numFmt w:val="decimal"/>
+      <w:lvlText w:val="%7."/>
+      <w:lvlJc w:val="left"/>
+      <w:pPr>
+        <w:ind w:left="5040" w:hanging="360"/>
+      </w:pPr>
+    </w:lvl>
+    <w:lvl w:ilvl="7" w:tplc="04090019" w:tentative="1">
+      <w:start w:val="1"/>
+      <w:numFmt w:val="lowerLetter"/>
+      <w:lvlText w:val="%8."/>
+      <w:lvlJc w:val="left"/>
+      <w:pPr>
+        <w:ind w:left="5760" w:hanging="360"/>
+      </w:pPr>
+    </w:lvl>
+    <w:lvl w:ilvl="8" w:tplc="0409001B" w:tentative="1">
+      <w:start w:val="1"/>
+      <w:numFmt w:val="lowerRoman"/>
+      <w:lvlText w:val="%9."/>
+      <w:lvlJc w:val="right"/>
+      <w:pPr>
+        <w:ind w:left="6480" w:hanging="180"/>
+      </w:pPr>
+    </w:lvl>
+  </w:abstractNum>
+  <w:abstractNum w:abstractNumId="13" w15:restartNumberingAfterBreak="0">
+    <w:nsid w:val="38530CA1"/>
+    <w:multiLevelType w:val="multilevel"/>
+    <w:tmpl w:val="3B848BF2"/>
+    <w:lvl w:ilvl="0">
+      <w:start w:val="1"/>
+      <w:numFmt w:val="bullet"/>
+      <w:lvlText w:val=""/>
+      <w:lvlJc w:val="left"/>
+      <w:pPr>
+        <w:tabs>
+          <w:tab w:val="num" w:pos="720"/>
+        </w:tabs>
+        <w:ind w:left="720" w:hanging="360"/>
       </w:pPr>
       <w:rPr>
-        <w:rFonts w:ascii="Arial" w:eastAsiaTheme="minorHAnsi" w:hAnsi="Arial" w:cstheme="minorBidi"/>
+        <w:rFonts w:ascii="Symbol" w:hAnsi="Symbol" w:hint="default"/>
+        <w:sz w:val="20"/>
       </w:rPr>
     </w:lvl>
-    <w:lvl w:ilvl="2">
-      <w:start w:val="1"/>
-      <w:numFmt w:val="decimal"/>
-      <w:lvlText w:val="%1.%2.%3"/>
-      <w:lvlJc w:val="left"/>
-      <w:pPr>
-        <w:ind w:left="720" w:hanging="720"/>
+    <w:lvl w:ilvl="1" w:tentative="1">
+      <w:start w:val="1"/>
+      <w:numFmt w:val="bullet"/>
+      <w:lvlText w:val="o"/>
+      <w:lvlJc w:val="left"/>
+      <w:pPr>
+        <w:tabs>
+          <w:tab w:val="num" w:pos="1440"/>
+        </w:tabs>
+        <w:ind w:left="1440" w:hanging="360"/>
       </w:pPr>
       <w:rPr>
-        <w:rFonts w:hint="default"/>
+        <w:rFonts w:ascii="Courier New" w:hAnsi="Courier New" w:hint="default"/>
+        <w:sz w:val="20"/>
       </w:rPr>
     </w:lvl>
-    <w:lvl w:ilvl="3">
-      <w:start w:val="1"/>
-      <w:numFmt w:val="decimal"/>
-      <w:lvlText w:val="%1.%2.%3.%4"/>
-      <w:lvlJc w:val="left"/>
-      <w:pPr>
-        <w:ind w:left="720" w:hanging="720"/>
+    <w:lvl w:ilvl="2" w:tentative="1">
+      <w:start w:val="1"/>
+      <w:numFmt w:val="bullet"/>
+      <w:lvlText w:val=""/>
+      <w:lvlJc w:val="left"/>
+      <w:pPr>
+        <w:tabs>
+          <w:tab w:val="num" w:pos="2160"/>
+        </w:tabs>
+        <w:ind w:left="2160" w:hanging="360"/>
       </w:pPr>
       <w:rPr>
-        <w:rFonts w:hint="default"/>
+        <w:rFonts w:ascii="Wingdings" w:hAnsi="Wingdings" w:hint="default"/>
+        <w:sz w:val="20"/>
       </w:rPr>
     </w:lvl>
-    <w:lvl w:ilvl="4">
-      <w:start w:val="1"/>
-      <w:numFmt w:val="decimal"/>
-      <w:lvlText w:val="%1.%2.%3.%4.%5"/>
-      <w:lvlJc w:val="left"/>
-      <w:pPr>
-        <w:ind w:left="1080" w:hanging="1080"/>
+    <w:lvl w:ilvl="3" w:tentative="1">
+      <w:start w:val="1"/>
+      <w:numFmt w:val="bullet"/>
+      <w:lvlText w:val=""/>
+      <w:lvlJc w:val="left"/>
+      <w:pPr>
+        <w:tabs>
+          <w:tab w:val="num" w:pos="2880"/>
+        </w:tabs>
+        <w:ind w:left="2880" w:hanging="360"/>
       </w:pPr>
       <w:rPr>
-        <w:rFonts w:hint="default"/>
+        <w:rFonts w:ascii="Wingdings" w:hAnsi="Wingdings" w:hint="default"/>
+        <w:sz w:val="20"/>
       </w:rPr>
     </w:lvl>
-    <w:lvl w:ilvl="5">
-      <w:start w:val="1"/>
-      <w:numFmt w:val="decimal"/>
-      <w:lvlText w:val="%1.%2.%3.%4.%5.%6"/>
-      <w:lvlJc w:val="left"/>
-      <w:pPr>
-        <w:ind w:left="1260" w:hanging="1080"/>
+    <w:lvl w:ilvl="4" w:tentative="1">
+      <w:start w:val="1"/>
+      <w:numFmt w:val="bullet"/>
+      <w:lvlText w:val=""/>
+      <w:lvlJc w:val="left"/>
+      <w:pPr>
+        <w:tabs>
+          <w:tab w:val="num" w:pos="3600"/>
+        </w:tabs>
+        <w:ind w:left="3600" w:hanging="360"/>
       </w:pPr>
       <w:rPr>
-        <w:rFonts w:hint="default"/>
+        <w:rFonts w:ascii="Wingdings" w:hAnsi="Wingdings" w:hint="default"/>
+        <w:sz w:val="20"/>
       </w:rPr>
     </w:lvl>
-    <w:lvl w:ilvl="6">
-      <w:start w:val="1"/>
-      <w:numFmt w:val="decimal"/>
-      <w:lvlText w:val="%1.%2.%3.%4.%5.%6.%7"/>
-      <w:lvlJc w:val="left"/>
-      <w:pPr>
-        <w:ind w:left="1440" w:hanging="1440"/>
+    <w:lvl w:ilvl="5" w:tentative="1">
+      <w:start w:val="1"/>
+      <w:numFmt w:val="bullet"/>
+      <w:lvlText w:val=""/>
+      <w:lvlJc w:val="left"/>
+      <w:pPr>
+        <w:tabs>
+          <w:tab w:val="num" w:pos="4320"/>
+        </w:tabs>
+        <w:ind w:left="4320" w:hanging="360"/>
       </w:pPr>
       <w:rPr>
-        <w:rFonts w:hint="default"/>
+        <w:rFonts w:ascii="Wingdings" w:hAnsi="Wingdings" w:hint="default"/>
+        <w:sz w:val="20"/>
       </w:rPr>
     </w:lvl>
-    <w:lvl w:ilvl="7">
-      <w:start w:val="1"/>
-      <w:numFmt w:val="decimal"/>
-      <w:lvlText w:val="%1.%2.%3.%4.%5.%6.%7.%8"/>
-      <w:lvlJc w:val="left"/>
-      <w:pPr>
-        <w:ind w:left="1440" w:hanging="1440"/>
+    <w:lvl w:ilvl="6" w:tentative="1">
+      <w:start w:val="1"/>
+      <w:numFmt w:val="bullet"/>
+      <w:lvlText w:val=""/>
+      <w:lvlJc w:val="left"/>
+      <w:pPr>
+        <w:tabs>
+          <w:tab w:val="num" w:pos="5040"/>
+        </w:tabs>
+        <w:ind w:left="5040" w:hanging="360"/>
       </w:pPr>
       <w:rPr>
-        <w:rFonts w:hint="default"/>
+        <w:rFonts w:ascii="Wingdings" w:hAnsi="Wingdings" w:hint="default"/>
+        <w:sz w:val="20"/>
       </w:rPr>
     </w:lvl>
-    <w:lvl w:ilvl="8">
-      <w:start w:val="1"/>
-      <w:numFmt w:val="decimal"/>
-      <w:lvlText w:val="%1.%2.%3.%4.%5.%6.%7.%8.%9"/>
-      <w:lvlJc w:val="left"/>
-      <w:pPr>
-        <w:ind w:left="1440" w:hanging="1440"/>
+    <w:lvl w:ilvl="7" w:tentative="1">
+      <w:start w:val="1"/>
+      <w:numFmt w:val="bullet"/>
+      <w:lvlText w:val=""/>
+      <w:lvlJc w:val="left"/>
+      <w:pPr>
+        <w:tabs>
+          <w:tab w:val="num" w:pos="5760"/>
+        </w:tabs>
+        <w:ind w:left="5760" w:hanging="360"/>
       </w:pPr>
       <w:rPr>
-        <w:rFonts w:hint="default"/>
+        <w:rFonts w:ascii="Wingdings" w:hAnsi="Wingdings" w:hint="default"/>
+        <w:sz w:val="20"/>
       </w:rPr>
     </w:lvl>
+    <w:lvl w:ilvl="8" w:tentative="1">
+      <w:start w:val="1"/>
+      <w:numFmt w:val="bullet"/>
+      <w:lvlText w:val=""/>
+      <w:lvlJc w:val="left"/>
+      <w:pPr>
+        <w:tabs>
+          <w:tab w:val="num" w:pos="6480"/>
+        </w:tabs>
+        <w:ind w:left="6480" w:hanging="360"/>
+      </w:pPr>
+      <w:rPr>
+        <w:rFonts w:ascii="Wingdings" w:hAnsi="Wingdings" w:hint="default"/>
+        <w:sz w:val="20"/>
+      </w:rPr>
+    </w:lvl>
   </w:abstractNum>
-  <w:abstractNum w:abstractNumId="15" w15:restartNumberingAfterBreak="0">
-    <w:nsid w:val="711C1FDE"/>
+  <w:abstractNum w:abstractNumId="14" w15:restartNumberingAfterBreak="0">
+    <w:nsid w:val="445945FF"/>
     <w:multiLevelType w:val="hybridMultilevel"/>
-    <w:tmpl w:val="FA005888"/>
-    <w:lvl w:ilvl="0" w:tplc="B12446E6">
+    <w:tmpl w:val="704C968E"/>
+    <w:lvl w:ilvl="0" w:tplc="743242AA">
       <w:start w:val="1"/>
       <w:numFmt w:val="decimal"/>
       <w:lvlText w:val="%1."/>
@@ -12050,11 +15540,124 @@
       </w:pPr>
     </w:lvl>
   </w:abstractNum>
+  <w:abstractNum w:abstractNumId="15" w15:restartNumberingAfterBreak="0">
+    <w:nsid w:val="465E59AA"/>
+    <w:multiLevelType w:val="hybridMultilevel"/>
+    <w:tmpl w:val="201C1EEC"/>
+    <w:lvl w:ilvl="0" w:tplc="04090001">
+      <w:start w:val="1"/>
+      <w:numFmt w:val="bullet"/>
+      <w:lvlText w:val=""/>
+      <w:lvlJc w:val="left"/>
+      <w:pPr>
+        <w:ind w:left="720" w:hanging="360"/>
+      </w:pPr>
+      <w:rPr>
+        <w:rFonts w:ascii="Symbol" w:hAnsi="Symbol" w:hint="default"/>
+      </w:rPr>
+    </w:lvl>
+    <w:lvl w:ilvl="1" w:tplc="04090003" w:tentative="1">
+      <w:start w:val="1"/>
+      <w:numFmt w:val="bullet"/>
+      <w:lvlText w:val="o"/>
+      <w:lvlJc w:val="left"/>
+      <w:pPr>
+        <w:ind w:left="1440" w:hanging="360"/>
+      </w:pPr>
+      <w:rPr>
+        <w:rFonts w:ascii="Courier New" w:hAnsi="Courier New" w:cs="Courier New" w:hint="default"/>
+      </w:rPr>
+    </w:lvl>
+    <w:lvl w:ilvl="2" w:tplc="04090005" w:tentative="1">
+      <w:start w:val="1"/>
+      <w:numFmt w:val="bullet"/>
+      <w:lvlText w:val=""/>
+      <w:lvlJc w:val="left"/>
+      <w:pPr>
+        <w:ind w:left="2160" w:hanging="360"/>
+      </w:pPr>
+      <w:rPr>
+        <w:rFonts w:ascii="Wingdings" w:hAnsi="Wingdings" w:hint="default"/>
+      </w:rPr>
+    </w:lvl>
+    <w:lvl w:ilvl="3" w:tplc="04090001" w:tentative="1">
+      <w:start w:val="1"/>
+      <w:numFmt w:val="bullet"/>
+      <w:lvlText w:val=""/>
+      <w:lvlJc w:val="left"/>
+      <w:pPr>
+        <w:ind w:left="2880" w:hanging="360"/>
+      </w:pPr>
+      <w:rPr>
+        <w:rFonts w:ascii="Symbol" w:hAnsi="Symbol" w:hint="default"/>
+      </w:rPr>
+    </w:lvl>
+    <w:lvl w:ilvl="4" w:tplc="04090003" w:tentative="1">
+      <w:start w:val="1"/>
+      <w:numFmt w:val="bullet"/>
+      <w:lvlText w:val="o"/>
+      <w:lvlJc w:val="left"/>
+      <w:pPr>
+        <w:ind w:left="3600" w:hanging="360"/>
+      </w:pPr>
+      <w:rPr>
+        <w:rFonts w:ascii="Courier New" w:hAnsi="Courier New" w:cs="Courier New" w:hint="default"/>
+      </w:rPr>
+    </w:lvl>
+    <w:lvl w:ilvl="5" w:tplc="04090005" w:tentative="1">
+      <w:start w:val="1"/>
+      <w:numFmt w:val="bullet"/>
+      <w:lvlText w:val=""/>
+      <w:lvlJc w:val="left"/>
+      <w:pPr>
+        <w:ind w:left="4320" w:hanging="360"/>
+      </w:pPr>
+      <w:rPr>
+        <w:rFonts w:ascii="Wingdings" w:hAnsi="Wingdings" w:hint="default"/>
+      </w:rPr>
+    </w:lvl>
+    <w:lvl w:ilvl="6" w:tplc="04090001" w:tentative="1">
+      <w:start w:val="1"/>
+      <w:numFmt w:val="bullet"/>
+      <w:lvlText w:val=""/>
+      <w:lvlJc w:val="left"/>
+      <w:pPr>
+        <w:ind w:left="5040" w:hanging="360"/>
+      </w:pPr>
+      <w:rPr>
+        <w:rFonts w:ascii="Symbol" w:hAnsi="Symbol" w:hint="default"/>
+      </w:rPr>
+    </w:lvl>
+    <w:lvl w:ilvl="7" w:tplc="04090003" w:tentative="1">
+      <w:start w:val="1"/>
+      <w:numFmt w:val="bullet"/>
+      <w:lvlText w:val="o"/>
+      <w:lvlJc w:val="left"/>
+      <w:pPr>
+        <w:ind w:left="5760" w:hanging="360"/>
+      </w:pPr>
+      <w:rPr>
+        <w:rFonts w:ascii="Courier New" w:hAnsi="Courier New" w:cs="Courier New" w:hint="default"/>
+      </w:rPr>
+    </w:lvl>
+    <w:lvl w:ilvl="8" w:tplc="04090005" w:tentative="1">
+      <w:start w:val="1"/>
+      <w:numFmt w:val="bullet"/>
+      <w:lvlText w:val=""/>
+      <w:lvlJc w:val="left"/>
+      <w:pPr>
+        <w:ind w:left="6480" w:hanging="360"/>
+      </w:pPr>
+      <w:rPr>
+        <w:rFonts w:ascii="Wingdings" w:hAnsi="Wingdings" w:hint="default"/>
+      </w:rPr>
+    </w:lvl>
+  </w:abstractNum>
   <w:abstractNum w:abstractNumId="16" w15:restartNumberingAfterBreak="0">
-    <w:nsid w:val="75480D31"/>
+    <w:nsid w:val="55917612"/>
     <w:multiLevelType w:val="hybridMultilevel"/>
-    <w:tmpl w:val="EEB40D14"/>
-    <w:lvl w:ilvl="0" w:tplc="34C833E4">
+    <w:tmpl w:val="B672AB14"/>
+    <w:lvl w:ilvl="0" w:tplc="B264544E">
       <w:start w:val="1"/>
       <w:numFmt w:val="decimal"/>
       <w:lvlText w:val="%1."/>
@@ -12142,10 +15745,236 @@
     </w:lvl>
   </w:abstractNum>
   <w:abstractNum w:abstractNumId="17" w15:restartNumberingAfterBreak="0">
-    <w:nsid w:val="763F1865"/>
+    <w:nsid w:val="5C822FE4"/>
     <w:multiLevelType w:val="hybridMultilevel"/>
-    <w:tmpl w:val="C214F9EE"/>
-    <w:lvl w:ilvl="0" w:tplc="D9B6B066">
+    <w:tmpl w:val="FA0C2DC8"/>
+    <w:lvl w:ilvl="0" w:tplc="04090001">
+      <w:start w:val="1"/>
+      <w:numFmt w:val="bullet"/>
+      <w:lvlText w:val=""/>
+      <w:lvlJc w:val="left"/>
+      <w:pPr>
+        <w:ind w:left="720" w:hanging="360"/>
+      </w:pPr>
+      <w:rPr>
+        <w:rFonts w:ascii="Symbol" w:hAnsi="Symbol" w:hint="default"/>
+      </w:rPr>
+    </w:lvl>
+    <w:lvl w:ilvl="1" w:tplc="04090003" w:tentative="1">
+      <w:start w:val="1"/>
+      <w:numFmt w:val="bullet"/>
+      <w:lvlText w:val="o"/>
+      <w:lvlJc w:val="left"/>
+      <w:pPr>
+        <w:ind w:left="1440" w:hanging="360"/>
+      </w:pPr>
+      <w:rPr>
+        <w:rFonts w:ascii="Courier New" w:hAnsi="Courier New" w:cs="Courier New" w:hint="default"/>
+      </w:rPr>
+    </w:lvl>
+    <w:lvl w:ilvl="2" w:tplc="04090005" w:tentative="1">
+      <w:start w:val="1"/>
+      <w:numFmt w:val="bullet"/>
+      <w:lvlText w:val=""/>
+      <w:lvlJc w:val="left"/>
+      <w:pPr>
+        <w:ind w:left="2160" w:hanging="360"/>
+      </w:pPr>
+      <w:rPr>
+        <w:rFonts w:ascii="Wingdings" w:hAnsi="Wingdings" w:hint="default"/>
+      </w:rPr>
+    </w:lvl>
+    <w:lvl w:ilvl="3" w:tplc="04090001" w:tentative="1">
+      <w:start w:val="1"/>
+      <w:numFmt w:val="bullet"/>
+      <w:lvlText w:val=""/>
+      <w:lvlJc w:val="left"/>
+      <w:pPr>
+        <w:ind w:left="2880" w:hanging="360"/>
+      </w:pPr>
+      <w:rPr>
+        <w:rFonts w:ascii="Symbol" w:hAnsi="Symbol" w:hint="default"/>
+      </w:rPr>
+    </w:lvl>
+    <w:lvl w:ilvl="4" w:tplc="04090003" w:tentative="1">
+      <w:start w:val="1"/>
+      <w:numFmt w:val="bullet"/>
+      <w:lvlText w:val="o"/>
+      <w:lvlJc w:val="left"/>
+      <w:pPr>
+        <w:ind w:left="3600" w:hanging="360"/>
+      </w:pPr>
+      <w:rPr>
+        <w:rFonts w:ascii="Courier New" w:hAnsi="Courier New" w:cs="Courier New" w:hint="default"/>
+      </w:rPr>
+    </w:lvl>
+    <w:lvl w:ilvl="5" w:tplc="04090005" w:tentative="1">
+      <w:start w:val="1"/>
+      <w:numFmt w:val="bullet"/>
+      <w:lvlText w:val=""/>
+      <w:lvlJc w:val="left"/>
+      <w:pPr>
+        <w:ind w:left="4320" w:hanging="360"/>
+      </w:pPr>
+      <w:rPr>
+        <w:rFonts w:ascii="Wingdings" w:hAnsi="Wingdings" w:hint="default"/>
+      </w:rPr>
+    </w:lvl>
+    <w:lvl w:ilvl="6" w:tplc="04090001" w:tentative="1">
+      <w:start w:val="1"/>
+      <w:numFmt w:val="bullet"/>
+      <w:lvlText w:val=""/>
+      <w:lvlJc w:val="left"/>
+      <w:pPr>
+        <w:ind w:left="5040" w:hanging="360"/>
+      </w:pPr>
+      <w:rPr>
+        <w:rFonts w:ascii="Symbol" w:hAnsi="Symbol" w:hint="default"/>
+      </w:rPr>
+    </w:lvl>
+    <w:lvl w:ilvl="7" w:tplc="04090003" w:tentative="1">
+      <w:start w:val="1"/>
+      <w:numFmt w:val="bullet"/>
+      <w:lvlText w:val="o"/>
+      <w:lvlJc w:val="left"/>
+      <w:pPr>
+        <w:ind w:left="5760" w:hanging="360"/>
+      </w:pPr>
+      <w:rPr>
+        <w:rFonts w:ascii="Courier New" w:hAnsi="Courier New" w:cs="Courier New" w:hint="default"/>
+      </w:rPr>
+    </w:lvl>
+    <w:lvl w:ilvl="8" w:tplc="04090005" w:tentative="1">
+      <w:start w:val="1"/>
+      <w:numFmt w:val="bullet"/>
+      <w:lvlText w:val=""/>
+      <w:lvlJc w:val="left"/>
+      <w:pPr>
+        <w:ind w:left="6480" w:hanging="360"/>
+      </w:pPr>
+      <w:rPr>
+        <w:rFonts w:ascii="Wingdings" w:hAnsi="Wingdings" w:hint="default"/>
+      </w:rPr>
+    </w:lvl>
+  </w:abstractNum>
+  <w:abstractNum w:abstractNumId="18" w15:restartNumberingAfterBreak="0">
+    <w:nsid w:val="5CD93586"/>
+    <w:multiLevelType w:val="hybridMultilevel"/>
+    <w:tmpl w:val="16BA2172"/>
+    <w:lvl w:ilvl="0" w:tplc="04090001">
+      <w:start w:val="1"/>
+      <w:numFmt w:val="bullet"/>
+      <w:lvlText w:val=""/>
+      <w:lvlJc w:val="left"/>
+      <w:pPr>
+        <w:ind w:left="720" w:hanging="360"/>
+      </w:pPr>
+      <w:rPr>
+        <w:rFonts w:ascii="Symbol" w:hAnsi="Symbol" w:hint="default"/>
+      </w:rPr>
+    </w:lvl>
+    <w:lvl w:ilvl="1" w:tplc="04090003" w:tentative="1">
+      <w:start w:val="1"/>
+      <w:numFmt w:val="bullet"/>
+      <w:lvlText w:val="o"/>
+      <w:lvlJc w:val="left"/>
+      <w:pPr>
+        <w:ind w:left="1440" w:hanging="360"/>
+      </w:pPr>
+      <w:rPr>
+        <w:rFonts w:ascii="Courier New" w:hAnsi="Courier New" w:cs="Courier New" w:hint="default"/>
+      </w:rPr>
+    </w:lvl>
+    <w:lvl w:ilvl="2" w:tplc="04090005" w:tentative="1">
+      <w:start w:val="1"/>
+      <w:numFmt w:val="bullet"/>
+      <w:lvlText w:val=""/>
+      <w:lvlJc w:val="left"/>
+      <w:pPr>
+        <w:ind w:left="2160" w:hanging="360"/>
+      </w:pPr>
+      <w:rPr>
+        <w:rFonts w:ascii="Wingdings" w:hAnsi="Wingdings" w:hint="default"/>
+      </w:rPr>
+    </w:lvl>
+    <w:lvl w:ilvl="3" w:tplc="04090001" w:tentative="1">
+      <w:start w:val="1"/>
+      <w:numFmt w:val="bullet"/>
+      <w:lvlText w:val=""/>
+      <w:lvlJc w:val="left"/>
+      <w:pPr>
+        <w:ind w:left="2880" w:hanging="360"/>
+      </w:pPr>
+      <w:rPr>
+        <w:rFonts w:ascii="Symbol" w:hAnsi="Symbol" w:hint="default"/>
+      </w:rPr>
+    </w:lvl>
+    <w:lvl w:ilvl="4" w:tplc="04090003" w:tentative="1">
+      <w:start w:val="1"/>
+      <w:numFmt w:val="bullet"/>
+      <w:lvlText w:val="o"/>
+      <w:lvlJc w:val="left"/>
+      <w:pPr>
+        <w:ind w:left="3600" w:hanging="360"/>
+      </w:pPr>
+      <w:rPr>
+        <w:rFonts w:ascii="Courier New" w:hAnsi="Courier New" w:cs="Courier New" w:hint="default"/>
+      </w:rPr>
+    </w:lvl>
+    <w:lvl w:ilvl="5" w:tplc="04090005" w:tentative="1">
+      <w:start w:val="1"/>
+      <w:numFmt w:val="bullet"/>
+      <w:lvlText w:val=""/>
+      <w:lvlJc w:val="left"/>
+      <w:pPr>
+        <w:ind w:left="4320" w:hanging="360"/>
+      </w:pPr>
+      <w:rPr>
+        <w:rFonts w:ascii="Wingdings" w:hAnsi="Wingdings" w:hint="default"/>
+      </w:rPr>
+    </w:lvl>
+    <w:lvl w:ilvl="6" w:tplc="04090001" w:tentative="1">
+      <w:start w:val="1"/>
+      <w:numFmt w:val="bullet"/>
+      <w:lvlText w:val=""/>
+      <w:lvlJc w:val="left"/>
+      <w:pPr>
+        <w:ind w:left="5040" w:hanging="360"/>
+      </w:pPr>
+      <w:rPr>
+        <w:rFonts w:ascii="Symbol" w:hAnsi="Symbol" w:hint="default"/>
+      </w:rPr>
+    </w:lvl>
+    <w:lvl w:ilvl="7" w:tplc="04090003" w:tentative="1">
+      <w:start w:val="1"/>
+      <w:numFmt w:val="bullet"/>
+      <w:lvlText w:val="o"/>
+      <w:lvlJc w:val="left"/>
+      <w:pPr>
+        <w:ind w:left="5760" w:hanging="360"/>
+      </w:pPr>
+      <w:rPr>
+        <w:rFonts w:ascii="Courier New" w:hAnsi="Courier New" w:cs="Courier New" w:hint="default"/>
+      </w:rPr>
+    </w:lvl>
+    <w:lvl w:ilvl="8" w:tplc="04090005" w:tentative="1">
+      <w:start w:val="1"/>
+      <w:numFmt w:val="bullet"/>
+      <w:lvlText w:val=""/>
+      <w:lvlJc w:val="left"/>
+      <w:pPr>
+        <w:ind w:left="6480" w:hanging="360"/>
+      </w:pPr>
+      <w:rPr>
+        <w:rFonts w:ascii="Wingdings" w:hAnsi="Wingdings" w:hint="default"/>
+      </w:rPr>
+    </w:lvl>
+  </w:abstractNum>
+  <w:abstractNum w:abstractNumId="19" w15:restartNumberingAfterBreak="0">
+    <w:nsid w:val="60C002E4"/>
+    <w:multiLevelType w:val="hybridMultilevel"/>
+    <w:tmpl w:val="368E5FFE"/>
+    <w:lvl w:ilvl="0" w:tplc="FFFFFFFF">
       <w:start w:val="1"/>
       <w:numFmt w:val="decimal"/>
       <w:lvlText w:val="%1."/>
@@ -12159,7 +15988,7 @@
         <w:bCs/>
       </w:rPr>
     </w:lvl>
-    <w:lvl w:ilvl="1" w:tplc="FFFFFFFF" w:tentative="1">
+    <w:lvl w:ilvl="1" w:tplc="04090019" w:tentative="1">
       <w:start w:val="1"/>
       <w:numFmt w:val="lowerLetter"/>
       <w:lvlText w:val="%2."/>
@@ -12168,7 +15997,7 @@
         <w:ind w:left="1440" w:hanging="360"/>
       </w:pPr>
     </w:lvl>
-    <w:lvl w:ilvl="2" w:tplc="FFFFFFFF" w:tentative="1">
+    <w:lvl w:ilvl="2" w:tplc="0409001B" w:tentative="1">
       <w:start w:val="1"/>
       <w:numFmt w:val="lowerRoman"/>
       <w:lvlText w:val="%3."/>
@@ -12177,7 +16006,7 @@
         <w:ind w:left="2160" w:hanging="180"/>
       </w:pPr>
     </w:lvl>
-    <w:lvl w:ilvl="3" w:tplc="FFFFFFFF" w:tentative="1">
+    <w:lvl w:ilvl="3" w:tplc="0409000F" w:tentative="1">
       <w:start w:val="1"/>
       <w:numFmt w:val="decimal"/>
       <w:lvlText w:val="%4."/>
@@ -12186,7 +16015,7 @@
         <w:ind w:left="2880" w:hanging="360"/>
       </w:pPr>
     </w:lvl>
-    <w:lvl w:ilvl="4" w:tplc="FFFFFFFF" w:tentative="1">
+    <w:lvl w:ilvl="4" w:tplc="04090019" w:tentative="1">
       <w:start w:val="1"/>
       <w:numFmt w:val="lowerLetter"/>
       <w:lvlText w:val="%5."/>
@@ -12195,7 +16024,7 @@
         <w:ind w:left="3600" w:hanging="360"/>
       </w:pPr>
     </w:lvl>
-    <w:lvl w:ilvl="5" w:tplc="FFFFFFFF" w:tentative="1">
+    <w:lvl w:ilvl="5" w:tplc="0409001B" w:tentative="1">
       <w:start w:val="1"/>
       <w:numFmt w:val="lowerRoman"/>
       <w:lvlText w:val="%6."/>
@@ -12204,7 +16033,7 @@
         <w:ind w:left="4320" w:hanging="180"/>
       </w:pPr>
     </w:lvl>
-    <w:lvl w:ilvl="6" w:tplc="FFFFFFFF" w:tentative="1">
+    <w:lvl w:ilvl="6" w:tplc="0409000F" w:tentative="1">
       <w:start w:val="1"/>
       <w:numFmt w:val="decimal"/>
       <w:lvlText w:val="%7."/>
@@ -12213,7 +16042,7 @@
         <w:ind w:left="5040" w:hanging="360"/>
       </w:pPr>
     </w:lvl>
-    <w:lvl w:ilvl="7" w:tplc="FFFFFFFF" w:tentative="1">
+    <w:lvl w:ilvl="7" w:tplc="04090019" w:tentative="1">
       <w:start w:val="1"/>
       <w:numFmt w:val="lowerLetter"/>
       <w:lvlText w:val="%8."/>
@@ -12222,7 +16051,7 @@
         <w:ind w:left="5760" w:hanging="360"/>
       </w:pPr>
     </w:lvl>
-    <w:lvl w:ilvl="8" w:tplc="FFFFFFFF" w:tentative="1">
+    <w:lvl w:ilvl="8" w:tplc="0409001B" w:tentative="1">
       <w:start w:val="1"/>
       <w:numFmt w:val="lowerRoman"/>
       <w:lvlText w:val="%9."/>
@@ -12232,11 +16061,11 @@
       </w:pPr>
     </w:lvl>
   </w:abstractNum>
-  <w:abstractNum w:abstractNumId="18" w15:restartNumberingAfterBreak="0">
-    <w:nsid w:val="7F8A1DB9"/>
+  <w:abstractNum w:abstractNumId="20" w15:restartNumberingAfterBreak="0">
+    <w:nsid w:val="647D5685"/>
     <w:multiLevelType w:val="hybridMultilevel"/>
-    <w:tmpl w:val="B68A698C"/>
-    <w:lvl w:ilvl="0" w:tplc="A976AD7E">
+    <w:tmpl w:val="2728B13A"/>
+    <w:lvl w:ilvl="0" w:tplc="85127304">
       <w:start w:val="1"/>
       <w:numFmt w:val="decimal"/>
       <w:lvlText w:val="%1."/>
@@ -12323,62 +16152,747 @@
       </w:pPr>
     </w:lvl>
   </w:abstractNum>
+  <w:abstractNum w:abstractNumId="21" w15:restartNumberingAfterBreak="0">
+    <w:nsid w:val="673D6D12"/>
+    <w:multiLevelType w:val="multilevel"/>
+    <w:tmpl w:val="24120F3E"/>
+    <w:lvl w:ilvl="0">
+      <w:start w:val="1"/>
+      <w:numFmt w:val="decimal"/>
+      <w:lvlText w:val="%1"/>
+      <w:lvlJc w:val="left"/>
+      <w:pPr>
+        <w:ind w:left="384" w:hanging="384"/>
+      </w:pPr>
+      <w:rPr>
+        <w:rFonts w:hint="default"/>
+      </w:rPr>
+    </w:lvl>
+    <w:lvl w:ilvl="1">
+      <w:start w:val="1"/>
+      <w:numFmt w:val="decimal"/>
+      <w:lvlText w:val="%2."/>
+      <w:lvlJc w:val="left"/>
+      <w:pPr>
+        <w:ind w:left="384" w:hanging="384"/>
+      </w:pPr>
+      <w:rPr>
+        <w:rFonts w:ascii="Arial" w:eastAsiaTheme="minorHAnsi" w:hAnsi="Arial" w:cstheme="minorBidi"/>
+      </w:rPr>
+    </w:lvl>
+    <w:lvl w:ilvl="2">
+      <w:start w:val="1"/>
+      <w:numFmt w:val="decimal"/>
+      <w:lvlText w:val="%1.%2.%3"/>
+      <w:lvlJc w:val="left"/>
+      <w:pPr>
+        <w:ind w:left="720" w:hanging="720"/>
+      </w:pPr>
+      <w:rPr>
+        <w:rFonts w:hint="default"/>
+      </w:rPr>
+    </w:lvl>
+    <w:lvl w:ilvl="3">
+      <w:start w:val="1"/>
+      <w:numFmt w:val="decimal"/>
+      <w:lvlText w:val="%1.%2.%3.%4"/>
+      <w:lvlJc w:val="left"/>
+      <w:pPr>
+        <w:ind w:left="720" w:hanging="720"/>
+      </w:pPr>
+      <w:rPr>
+        <w:rFonts w:hint="default"/>
+      </w:rPr>
+    </w:lvl>
+    <w:lvl w:ilvl="4">
+      <w:start w:val="1"/>
+      <w:numFmt w:val="decimal"/>
+      <w:lvlText w:val="%1.%2.%3.%4.%5"/>
+      <w:lvlJc w:val="left"/>
+      <w:pPr>
+        <w:ind w:left="1080" w:hanging="1080"/>
+      </w:pPr>
+      <w:rPr>
+        <w:rFonts w:hint="default"/>
+      </w:rPr>
+    </w:lvl>
+    <w:lvl w:ilvl="5">
+      <w:start w:val="1"/>
+      <w:numFmt w:val="decimal"/>
+      <w:lvlText w:val="%1.%2.%3.%4.%5.%6"/>
+      <w:lvlJc w:val="left"/>
+      <w:pPr>
+        <w:ind w:left="1260" w:hanging="1080"/>
+      </w:pPr>
+      <w:rPr>
+        <w:rFonts w:hint="default"/>
+      </w:rPr>
+    </w:lvl>
+    <w:lvl w:ilvl="6">
+      <w:start w:val="1"/>
+      <w:numFmt w:val="decimal"/>
+      <w:lvlText w:val="%1.%2.%3.%4.%5.%6.%7"/>
+      <w:lvlJc w:val="left"/>
+      <w:pPr>
+        <w:ind w:left="1440" w:hanging="1440"/>
+      </w:pPr>
+      <w:rPr>
+        <w:rFonts w:hint="default"/>
+      </w:rPr>
+    </w:lvl>
+    <w:lvl w:ilvl="7">
+      <w:start w:val="1"/>
+      <w:numFmt w:val="decimal"/>
+      <w:lvlText w:val="%1.%2.%3.%4.%5.%6.%7.%8"/>
+      <w:lvlJc w:val="left"/>
+      <w:pPr>
+        <w:ind w:left="1440" w:hanging="1440"/>
+      </w:pPr>
+      <w:rPr>
+        <w:rFonts w:hint="default"/>
+      </w:rPr>
+    </w:lvl>
+    <w:lvl w:ilvl="8">
+      <w:start w:val="1"/>
+      <w:numFmt w:val="decimal"/>
+      <w:lvlText w:val="%1.%2.%3.%4.%5.%6.%7.%8.%9"/>
+      <w:lvlJc w:val="left"/>
+      <w:pPr>
+        <w:ind w:left="1440" w:hanging="1440"/>
+      </w:pPr>
+      <w:rPr>
+        <w:rFonts w:hint="default"/>
+      </w:rPr>
+    </w:lvl>
+  </w:abstractNum>
+  <w:abstractNum w:abstractNumId="22" w15:restartNumberingAfterBreak="0">
+    <w:nsid w:val="6C524325"/>
+    <w:multiLevelType w:val="hybridMultilevel"/>
+    <w:tmpl w:val="B672AB14"/>
+    <w:lvl w:ilvl="0" w:tplc="FFFFFFFF">
+      <w:start w:val="1"/>
+      <w:numFmt w:val="decimal"/>
+      <w:lvlText w:val="%1."/>
+      <w:lvlJc w:val="left"/>
+      <w:pPr>
+        <w:ind w:left="720" w:hanging="360"/>
+      </w:pPr>
+      <w:rPr>
+        <w:rFonts w:hint="default"/>
+        <w:b/>
+        <w:bCs/>
+      </w:rPr>
+    </w:lvl>
+    <w:lvl w:ilvl="1" w:tplc="FFFFFFFF" w:tentative="1">
+      <w:start w:val="1"/>
+      <w:numFmt w:val="lowerLetter"/>
+      <w:lvlText w:val="%2."/>
+      <w:lvlJc w:val="left"/>
+      <w:pPr>
+        <w:ind w:left="1440" w:hanging="360"/>
+      </w:pPr>
+    </w:lvl>
+    <w:lvl w:ilvl="2" w:tplc="FFFFFFFF" w:tentative="1">
+      <w:start w:val="1"/>
+      <w:numFmt w:val="lowerRoman"/>
+      <w:lvlText w:val="%3."/>
+      <w:lvlJc w:val="right"/>
+      <w:pPr>
+        <w:ind w:left="2160" w:hanging="180"/>
+      </w:pPr>
+    </w:lvl>
+    <w:lvl w:ilvl="3" w:tplc="FFFFFFFF" w:tentative="1">
+      <w:start w:val="1"/>
+      <w:numFmt w:val="decimal"/>
+      <w:lvlText w:val="%4."/>
+      <w:lvlJc w:val="left"/>
+      <w:pPr>
+        <w:ind w:left="2880" w:hanging="360"/>
+      </w:pPr>
+    </w:lvl>
+    <w:lvl w:ilvl="4" w:tplc="FFFFFFFF" w:tentative="1">
+      <w:start w:val="1"/>
+      <w:numFmt w:val="lowerLetter"/>
+      <w:lvlText w:val="%5."/>
+      <w:lvlJc w:val="left"/>
+      <w:pPr>
+        <w:ind w:left="3600" w:hanging="360"/>
+      </w:pPr>
+    </w:lvl>
+    <w:lvl w:ilvl="5" w:tplc="FFFFFFFF" w:tentative="1">
+      <w:start w:val="1"/>
+      <w:numFmt w:val="lowerRoman"/>
+      <w:lvlText w:val="%6."/>
+      <w:lvlJc w:val="right"/>
+      <w:pPr>
+        <w:ind w:left="4320" w:hanging="180"/>
+      </w:pPr>
+    </w:lvl>
+    <w:lvl w:ilvl="6" w:tplc="FFFFFFFF" w:tentative="1">
+      <w:start w:val="1"/>
+      <w:numFmt w:val="decimal"/>
+      <w:lvlText w:val="%7."/>
+      <w:lvlJc w:val="left"/>
+      <w:pPr>
+        <w:ind w:left="5040" w:hanging="360"/>
+      </w:pPr>
+    </w:lvl>
+    <w:lvl w:ilvl="7" w:tplc="FFFFFFFF" w:tentative="1">
+      <w:start w:val="1"/>
+      <w:numFmt w:val="lowerLetter"/>
+      <w:lvlText w:val="%8."/>
+      <w:lvlJc w:val="left"/>
+      <w:pPr>
+        <w:ind w:left="5760" w:hanging="360"/>
+      </w:pPr>
+    </w:lvl>
+    <w:lvl w:ilvl="8" w:tplc="FFFFFFFF" w:tentative="1">
+      <w:start w:val="1"/>
+      <w:numFmt w:val="lowerRoman"/>
+      <w:lvlText w:val="%9."/>
+      <w:lvlJc w:val="right"/>
+      <w:pPr>
+        <w:ind w:left="6480" w:hanging="180"/>
+      </w:pPr>
+    </w:lvl>
+  </w:abstractNum>
+  <w:abstractNum w:abstractNumId="23" w15:restartNumberingAfterBreak="0">
+    <w:nsid w:val="70A83D75"/>
+    <w:multiLevelType w:val="hybridMultilevel"/>
+    <w:tmpl w:val="DF204E28"/>
+    <w:lvl w:ilvl="0" w:tplc="A872B832">
+      <w:start w:val="1"/>
+      <w:numFmt w:val="decimal"/>
+      <w:lvlText w:val="%1."/>
+      <w:lvlJc w:val="left"/>
+      <w:pPr>
+        <w:ind w:left="720" w:hanging="360"/>
+      </w:pPr>
+      <w:rPr>
+        <w:b/>
+        <w:bCs/>
+      </w:rPr>
+    </w:lvl>
+    <w:lvl w:ilvl="1" w:tplc="04090019" w:tentative="1">
+      <w:start w:val="1"/>
+      <w:numFmt w:val="lowerLetter"/>
+      <w:lvlText w:val="%2."/>
+      <w:lvlJc w:val="left"/>
+      <w:pPr>
+        <w:ind w:left="1440" w:hanging="360"/>
+      </w:pPr>
+    </w:lvl>
+    <w:lvl w:ilvl="2" w:tplc="0409001B" w:tentative="1">
+      <w:start w:val="1"/>
+      <w:numFmt w:val="lowerRoman"/>
+      <w:lvlText w:val="%3."/>
+      <w:lvlJc w:val="right"/>
+      <w:pPr>
+        <w:ind w:left="2160" w:hanging="180"/>
+      </w:pPr>
+    </w:lvl>
+    <w:lvl w:ilvl="3" w:tplc="0409000F" w:tentative="1">
+      <w:start w:val="1"/>
+      <w:numFmt w:val="decimal"/>
+      <w:lvlText w:val="%4."/>
+      <w:lvlJc w:val="left"/>
+      <w:pPr>
+        <w:ind w:left="2880" w:hanging="360"/>
+      </w:pPr>
+    </w:lvl>
+    <w:lvl w:ilvl="4" w:tplc="04090019" w:tentative="1">
+      <w:start w:val="1"/>
+      <w:numFmt w:val="lowerLetter"/>
+      <w:lvlText w:val="%5."/>
+      <w:lvlJc w:val="left"/>
+      <w:pPr>
+        <w:ind w:left="3600" w:hanging="360"/>
+      </w:pPr>
+    </w:lvl>
+    <w:lvl w:ilvl="5" w:tplc="0409001B" w:tentative="1">
+      <w:start w:val="1"/>
+      <w:numFmt w:val="lowerRoman"/>
+      <w:lvlText w:val="%6."/>
+      <w:lvlJc w:val="right"/>
+      <w:pPr>
+        <w:ind w:left="4320" w:hanging="180"/>
+      </w:pPr>
+    </w:lvl>
+    <w:lvl w:ilvl="6" w:tplc="0409000F" w:tentative="1">
+      <w:start w:val="1"/>
+      <w:numFmt w:val="decimal"/>
+      <w:lvlText w:val="%7."/>
+      <w:lvlJc w:val="left"/>
+      <w:pPr>
+        <w:ind w:left="5040" w:hanging="360"/>
+      </w:pPr>
+    </w:lvl>
+    <w:lvl w:ilvl="7" w:tplc="04090019" w:tentative="1">
+      <w:start w:val="1"/>
+      <w:numFmt w:val="lowerLetter"/>
+      <w:lvlText w:val="%8."/>
+      <w:lvlJc w:val="left"/>
+      <w:pPr>
+        <w:ind w:left="5760" w:hanging="360"/>
+      </w:pPr>
+    </w:lvl>
+    <w:lvl w:ilvl="8" w:tplc="0409001B" w:tentative="1">
+      <w:start w:val="1"/>
+      <w:numFmt w:val="lowerRoman"/>
+      <w:lvlText w:val="%9."/>
+      <w:lvlJc w:val="right"/>
+      <w:pPr>
+        <w:ind w:left="6480" w:hanging="180"/>
+      </w:pPr>
+    </w:lvl>
+  </w:abstractNum>
+  <w:abstractNum w:abstractNumId="24" w15:restartNumberingAfterBreak="0">
+    <w:nsid w:val="711C1FDE"/>
+    <w:multiLevelType w:val="hybridMultilevel"/>
+    <w:tmpl w:val="FA005888"/>
+    <w:lvl w:ilvl="0" w:tplc="B12446E6">
+      <w:start w:val="1"/>
+      <w:numFmt w:val="decimal"/>
+      <w:lvlText w:val="%1."/>
+      <w:lvlJc w:val="left"/>
+      <w:pPr>
+        <w:ind w:left="720" w:hanging="360"/>
+      </w:pPr>
+      <w:rPr>
+        <w:rFonts w:hint="default"/>
+        <w:b/>
+        <w:bCs/>
+      </w:rPr>
+    </w:lvl>
+    <w:lvl w:ilvl="1" w:tplc="04090019" w:tentative="1">
+      <w:start w:val="1"/>
+      <w:numFmt w:val="lowerLetter"/>
+      <w:lvlText w:val="%2."/>
+      <w:lvlJc w:val="left"/>
+      <w:pPr>
+        <w:ind w:left="1440" w:hanging="360"/>
+      </w:pPr>
+    </w:lvl>
+    <w:lvl w:ilvl="2" w:tplc="0409001B" w:tentative="1">
+      <w:start w:val="1"/>
+      <w:numFmt w:val="lowerRoman"/>
+      <w:lvlText w:val="%3."/>
+      <w:lvlJc w:val="right"/>
+      <w:pPr>
+        <w:ind w:left="2160" w:hanging="180"/>
+      </w:pPr>
+    </w:lvl>
+    <w:lvl w:ilvl="3" w:tplc="0409000F" w:tentative="1">
+      <w:start w:val="1"/>
+      <w:numFmt w:val="decimal"/>
+      <w:lvlText w:val="%4."/>
+      <w:lvlJc w:val="left"/>
+      <w:pPr>
+        <w:ind w:left="2880" w:hanging="360"/>
+      </w:pPr>
+    </w:lvl>
+    <w:lvl w:ilvl="4" w:tplc="04090019" w:tentative="1">
+      <w:start w:val="1"/>
+      <w:numFmt w:val="lowerLetter"/>
+      <w:lvlText w:val="%5."/>
+      <w:lvlJc w:val="left"/>
+      <w:pPr>
+        <w:ind w:left="3600" w:hanging="360"/>
+      </w:pPr>
+    </w:lvl>
+    <w:lvl w:ilvl="5" w:tplc="0409001B" w:tentative="1">
+      <w:start w:val="1"/>
+      <w:numFmt w:val="lowerRoman"/>
+      <w:lvlText w:val="%6."/>
+      <w:lvlJc w:val="right"/>
+      <w:pPr>
+        <w:ind w:left="4320" w:hanging="180"/>
+      </w:pPr>
+    </w:lvl>
+    <w:lvl w:ilvl="6" w:tplc="0409000F" w:tentative="1">
+      <w:start w:val="1"/>
+      <w:numFmt w:val="decimal"/>
+      <w:lvlText w:val="%7."/>
+      <w:lvlJc w:val="left"/>
+      <w:pPr>
+        <w:ind w:left="5040" w:hanging="360"/>
+      </w:pPr>
+    </w:lvl>
+    <w:lvl w:ilvl="7" w:tplc="04090019" w:tentative="1">
+      <w:start w:val="1"/>
+      <w:numFmt w:val="lowerLetter"/>
+      <w:lvlText w:val="%8."/>
+      <w:lvlJc w:val="left"/>
+      <w:pPr>
+        <w:ind w:left="5760" w:hanging="360"/>
+      </w:pPr>
+    </w:lvl>
+    <w:lvl w:ilvl="8" w:tplc="0409001B" w:tentative="1">
+      <w:start w:val="1"/>
+      <w:numFmt w:val="lowerRoman"/>
+      <w:lvlText w:val="%9."/>
+      <w:lvlJc w:val="right"/>
+      <w:pPr>
+        <w:ind w:left="6480" w:hanging="180"/>
+      </w:pPr>
+    </w:lvl>
+  </w:abstractNum>
+  <w:abstractNum w:abstractNumId="25" w15:restartNumberingAfterBreak="0">
+    <w:nsid w:val="75480D31"/>
+    <w:multiLevelType w:val="hybridMultilevel"/>
+    <w:tmpl w:val="EEB40D14"/>
+    <w:lvl w:ilvl="0" w:tplc="34C833E4">
+      <w:start w:val="1"/>
+      <w:numFmt w:val="decimal"/>
+      <w:lvlText w:val="%1."/>
+      <w:lvlJc w:val="left"/>
+      <w:pPr>
+        <w:ind w:left="720" w:hanging="360"/>
+      </w:pPr>
+      <w:rPr>
+        <w:rFonts w:hint="default"/>
+        <w:b/>
+        <w:bCs/>
+      </w:rPr>
+    </w:lvl>
+    <w:lvl w:ilvl="1" w:tplc="04090019" w:tentative="1">
+      <w:start w:val="1"/>
+      <w:numFmt w:val="lowerLetter"/>
+      <w:lvlText w:val="%2."/>
+      <w:lvlJc w:val="left"/>
+      <w:pPr>
+        <w:ind w:left="1440" w:hanging="360"/>
+      </w:pPr>
+    </w:lvl>
+    <w:lvl w:ilvl="2" w:tplc="0409001B" w:tentative="1">
+      <w:start w:val="1"/>
+      <w:numFmt w:val="lowerRoman"/>
+      <w:lvlText w:val="%3."/>
+      <w:lvlJc w:val="right"/>
+      <w:pPr>
+        <w:ind w:left="2160" w:hanging="180"/>
+      </w:pPr>
+    </w:lvl>
+    <w:lvl w:ilvl="3" w:tplc="0409000F" w:tentative="1">
+      <w:start w:val="1"/>
+      <w:numFmt w:val="decimal"/>
+      <w:lvlText w:val="%4."/>
+      <w:lvlJc w:val="left"/>
+      <w:pPr>
+        <w:ind w:left="2880" w:hanging="360"/>
+      </w:pPr>
+    </w:lvl>
+    <w:lvl w:ilvl="4" w:tplc="04090019" w:tentative="1">
+      <w:start w:val="1"/>
+      <w:numFmt w:val="lowerLetter"/>
+      <w:lvlText w:val="%5."/>
+      <w:lvlJc w:val="left"/>
+      <w:pPr>
+        <w:ind w:left="3600" w:hanging="360"/>
+      </w:pPr>
+    </w:lvl>
+    <w:lvl w:ilvl="5" w:tplc="0409001B" w:tentative="1">
+      <w:start w:val="1"/>
+      <w:numFmt w:val="lowerRoman"/>
+      <w:lvlText w:val="%6."/>
+      <w:lvlJc w:val="right"/>
+      <w:pPr>
+        <w:ind w:left="4320" w:hanging="180"/>
+      </w:pPr>
+    </w:lvl>
+    <w:lvl w:ilvl="6" w:tplc="0409000F" w:tentative="1">
+      <w:start w:val="1"/>
+      <w:numFmt w:val="decimal"/>
+      <w:lvlText w:val="%7."/>
+      <w:lvlJc w:val="left"/>
+      <w:pPr>
+        <w:ind w:left="5040" w:hanging="360"/>
+      </w:pPr>
+    </w:lvl>
+    <w:lvl w:ilvl="7" w:tplc="04090019" w:tentative="1">
+      <w:start w:val="1"/>
+      <w:numFmt w:val="lowerLetter"/>
+      <w:lvlText w:val="%8."/>
+      <w:lvlJc w:val="left"/>
+      <w:pPr>
+        <w:ind w:left="5760" w:hanging="360"/>
+      </w:pPr>
+    </w:lvl>
+    <w:lvl w:ilvl="8" w:tplc="0409001B" w:tentative="1">
+      <w:start w:val="1"/>
+      <w:numFmt w:val="lowerRoman"/>
+      <w:lvlText w:val="%9."/>
+      <w:lvlJc w:val="right"/>
+      <w:pPr>
+        <w:ind w:left="6480" w:hanging="180"/>
+      </w:pPr>
+    </w:lvl>
+  </w:abstractNum>
+  <w:abstractNum w:abstractNumId="26" w15:restartNumberingAfterBreak="0">
+    <w:nsid w:val="763F1865"/>
+    <w:multiLevelType w:val="hybridMultilevel"/>
+    <w:tmpl w:val="C214F9EE"/>
+    <w:lvl w:ilvl="0" w:tplc="D9B6B066">
+      <w:start w:val="1"/>
+      <w:numFmt w:val="decimal"/>
+      <w:lvlText w:val="%1."/>
+      <w:lvlJc w:val="left"/>
+      <w:pPr>
+        <w:ind w:left="720" w:hanging="360"/>
+      </w:pPr>
+      <w:rPr>
+        <w:rFonts w:hint="default"/>
+        <w:b/>
+        <w:bCs/>
+      </w:rPr>
+    </w:lvl>
+    <w:lvl w:ilvl="1" w:tplc="FFFFFFFF" w:tentative="1">
+      <w:start w:val="1"/>
+      <w:numFmt w:val="lowerLetter"/>
+      <w:lvlText w:val="%2."/>
+      <w:lvlJc w:val="left"/>
+      <w:pPr>
+        <w:ind w:left="1440" w:hanging="360"/>
+      </w:pPr>
+    </w:lvl>
+    <w:lvl w:ilvl="2" w:tplc="FFFFFFFF" w:tentative="1">
+      <w:start w:val="1"/>
+      <w:numFmt w:val="lowerRoman"/>
+      <w:lvlText w:val="%3."/>
+      <w:lvlJc w:val="right"/>
+      <w:pPr>
+        <w:ind w:left="2160" w:hanging="180"/>
+      </w:pPr>
+    </w:lvl>
+    <w:lvl w:ilvl="3" w:tplc="FFFFFFFF" w:tentative="1">
+      <w:start w:val="1"/>
+      <w:numFmt w:val="decimal"/>
+      <w:lvlText w:val="%4."/>
+      <w:lvlJc w:val="left"/>
+      <w:pPr>
+        <w:ind w:left="2880" w:hanging="360"/>
+      </w:pPr>
+    </w:lvl>
+    <w:lvl w:ilvl="4" w:tplc="FFFFFFFF" w:tentative="1">
+      <w:start w:val="1"/>
+      <w:numFmt w:val="lowerLetter"/>
+      <w:lvlText w:val="%5."/>
+      <w:lvlJc w:val="left"/>
+      <w:pPr>
+        <w:ind w:left="3600" w:hanging="360"/>
+      </w:pPr>
+    </w:lvl>
+    <w:lvl w:ilvl="5" w:tplc="FFFFFFFF" w:tentative="1">
+      <w:start w:val="1"/>
+      <w:numFmt w:val="lowerRoman"/>
+      <w:lvlText w:val="%6."/>
+      <w:lvlJc w:val="right"/>
+      <w:pPr>
+        <w:ind w:left="4320" w:hanging="180"/>
+      </w:pPr>
+    </w:lvl>
+    <w:lvl w:ilvl="6" w:tplc="FFFFFFFF" w:tentative="1">
+      <w:start w:val="1"/>
+      <w:numFmt w:val="decimal"/>
+      <w:lvlText w:val="%7."/>
+      <w:lvlJc w:val="left"/>
+      <w:pPr>
+        <w:ind w:left="5040" w:hanging="360"/>
+      </w:pPr>
+    </w:lvl>
+    <w:lvl w:ilvl="7" w:tplc="FFFFFFFF" w:tentative="1">
+      <w:start w:val="1"/>
+      <w:numFmt w:val="lowerLetter"/>
+      <w:lvlText w:val="%8."/>
+      <w:lvlJc w:val="left"/>
+      <w:pPr>
+        <w:ind w:left="5760" w:hanging="360"/>
+      </w:pPr>
+    </w:lvl>
+    <w:lvl w:ilvl="8" w:tplc="FFFFFFFF" w:tentative="1">
+      <w:start w:val="1"/>
+      <w:numFmt w:val="lowerRoman"/>
+      <w:lvlText w:val="%9."/>
+      <w:lvlJc w:val="right"/>
+      <w:pPr>
+        <w:ind w:left="6480" w:hanging="180"/>
+      </w:pPr>
+    </w:lvl>
+  </w:abstractNum>
+  <w:abstractNum w:abstractNumId="27" w15:restartNumberingAfterBreak="0">
+    <w:nsid w:val="7F8A1DB9"/>
+    <w:multiLevelType w:val="hybridMultilevel"/>
+    <w:tmpl w:val="B68A698C"/>
+    <w:lvl w:ilvl="0" w:tplc="A976AD7E">
+      <w:start w:val="1"/>
+      <w:numFmt w:val="decimal"/>
+      <w:lvlText w:val="%1."/>
+      <w:lvlJc w:val="left"/>
+      <w:pPr>
+        <w:ind w:left="720" w:hanging="360"/>
+      </w:pPr>
+      <w:rPr>
+        <w:rFonts w:hint="default"/>
+        <w:b/>
+        <w:bCs/>
+      </w:rPr>
+    </w:lvl>
+    <w:lvl w:ilvl="1" w:tplc="04090019" w:tentative="1">
+      <w:start w:val="1"/>
+      <w:numFmt w:val="lowerLetter"/>
+      <w:lvlText w:val="%2."/>
+      <w:lvlJc w:val="left"/>
+      <w:pPr>
+        <w:ind w:left="1440" w:hanging="360"/>
+      </w:pPr>
+    </w:lvl>
+    <w:lvl w:ilvl="2" w:tplc="0409001B" w:tentative="1">
+      <w:start w:val="1"/>
+      <w:numFmt w:val="lowerRoman"/>
+      <w:lvlText w:val="%3."/>
+      <w:lvlJc w:val="right"/>
+      <w:pPr>
+        <w:ind w:left="2160" w:hanging="180"/>
+      </w:pPr>
+    </w:lvl>
+    <w:lvl w:ilvl="3" w:tplc="0409000F" w:tentative="1">
+      <w:start w:val="1"/>
+      <w:numFmt w:val="decimal"/>
+      <w:lvlText w:val="%4."/>
+      <w:lvlJc w:val="left"/>
+      <w:pPr>
+        <w:ind w:left="2880" w:hanging="360"/>
+      </w:pPr>
+    </w:lvl>
+    <w:lvl w:ilvl="4" w:tplc="04090019" w:tentative="1">
+      <w:start w:val="1"/>
+      <w:numFmt w:val="lowerLetter"/>
+      <w:lvlText w:val="%5."/>
+      <w:lvlJc w:val="left"/>
+      <w:pPr>
+        <w:ind w:left="3600" w:hanging="360"/>
+      </w:pPr>
+    </w:lvl>
+    <w:lvl w:ilvl="5" w:tplc="0409001B" w:tentative="1">
+      <w:start w:val="1"/>
+      <w:numFmt w:val="lowerRoman"/>
+      <w:lvlText w:val="%6."/>
+      <w:lvlJc w:val="right"/>
+      <w:pPr>
+        <w:ind w:left="4320" w:hanging="180"/>
+      </w:pPr>
+    </w:lvl>
+    <w:lvl w:ilvl="6" w:tplc="0409000F" w:tentative="1">
+      <w:start w:val="1"/>
+      <w:numFmt w:val="decimal"/>
+      <w:lvlText w:val="%7."/>
+      <w:lvlJc w:val="left"/>
+      <w:pPr>
+        <w:ind w:left="5040" w:hanging="360"/>
+      </w:pPr>
+    </w:lvl>
+    <w:lvl w:ilvl="7" w:tplc="04090019" w:tentative="1">
+      <w:start w:val="1"/>
+      <w:numFmt w:val="lowerLetter"/>
+      <w:lvlText w:val="%8."/>
+      <w:lvlJc w:val="left"/>
+      <w:pPr>
+        <w:ind w:left="5760" w:hanging="360"/>
+      </w:pPr>
+    </w:lvl>
+    <w:lvl w:ilvl="8" w:tplc="0409001B" w:tentative="1">
+      <w:start w:val="1"/>
+      <w:numFmt w:val="lowerRoman"/>
+      <w:lvlText w:val="%9."/>
+      <w:lvlJc w:val="right"/>
+      <w:pPr>
+        <w:ind w:left="6480" w:hanging="180"/>
+      </w:pPr>
+    </w:lvl>
+  </w:abstractNum>
   <w:num w:numId="1" w16cid:durableId="1892114746">
+    <w:abstractNumId w:val="8"/>
+  </w:num>
+  <w:num w:numId="2" w16cid:durableId="2140874696">
+    <w:abstractNumId w:val="17"/>
+  </w:num>
+  <w:num w:numId="3" w16cid:durableId="221723370">
+    <w:abstractNumId w:val="18"/>
+  </w:num>
+  <w:num w:numId="4" w16cid:durableId="1562593782">
+    <w:abstractNumId w:val="9"/>
+  </w:num>
+  <w:num w:numId="5" w16cid:durableId="1659727706">
+    <w:abstractNumId w:val="12"/>
+  </w:num>
+  <w:num w:numId="6" w16cid:durableId="672145141">
+    <w:abstractNumId w:val="6"/>
+  </w:num>
+  <w:num w:numId="7" w16cid:durableId="1069885794">
+    <w:abstractNumId w:val="25"/>
+  </w:num>
+  <w:num w:numId="8" w16cid:durableId="232391577">
+    <w:abstractNumId w:val="10"/>
+  </w:num>
+  <w:num w:numId="9" w16cid:durableId="142703922">
+    <w:abstractNumId w:val="2"/>
+  </w:num>
+  <w:num w:numId="10" w16cid:durableId="591162208">
+    <w:abstractNumId w:val="21"/>
+  </w:num>
+  <w:num w:numId="11" w16cid:durableId="309554352">
+    <w:abstractNumId w:val="26"/>
+  </w:num>
+  <w:num w:numId="12" w16cid:durableId="1169296955">
+    <w:abstractNumId w:val="27"/>
+  </w:num>
+  <w:num w:numId="13" w16cid:durableId="1417895371">
+    <w:abstractNumId w:val="14"/>
+  </w:num>
+  <w:num w:numId="14" w16cid:durableId="172384681">
+    <w:abstractNumId w:val="11"/>
+  </w:num>
+  <w:num w:numId="15" w16cid:durableId="1236477887">
+    <w:abstractNumId w:val="20"/>
+  </w:num>
+  <w:num w:numId="16" w16cid:durableId="139924272">
+    <w:abstractNumId w:val="15"/>
+  </w:num>
+  <w:num w:numId="17" w16cid:durableId="2028016504">
     <w:abstractNumId w:val="4"/>
   </w:num>
-  <w:num w:numId="2" w16cid:durableId="2140874696">
-    <w:abstractNumId w:val="11"/>
-  </w:num>
-  <w:num w:numId="3" w16cid:durableId="221723370">
-    <w:abstractNumId w:val="12"/>
-  </w:num>
-  <w:num w:numId="4" w16cid:durableId="1562593782">
+  <w:num w:numId="18" w16cid:durableId="922647733">
     <w:abstractNumId w:val="5"/>
   </w:num>
-  <w:num w:numId="5" w16cid:durableId="1659727706">
-    <w:abstractNumId w:val="8"/>
+  <w:num w:numId="19" w16cid:durableId="2036878483">
+    <w:abstractNumId w:val="24"/>
   </w:num>
-  <w:num w:numId="6" w16cid:durableId="672145141">
+  <w:num w:numId="20" w16cid:durableId="1027101166">
+    <w:abstractNumId w:val="23"/>
+  </w:num>
+  <w:num w:numId="21" w16cid:durableId="1847135786">
     <w:abstractNumId w:val="3"/>
   </w:num>
-  <w:num w:numId="7" w16cid:durableId="1069885794">
+  <w:num w:numId="22" w16cid:durableId="2004551014">
     <w:abstractNumId w:val="16"/>
   </w:num>
-  <w:num w:numId="8" w16cid:durableId="232391577">
-    <w:abstractNumId w:val="6"/>
+  <w:num w:numId="23" w16cid:durableId="1620136652">
+    <w:abstractNumId w:val="7"/>
   </w:num>
-  <w:num w:numId="9" w16cid:durableId="142703922">
+  <w:num w:numId="24" w16cid:durableId="712539998">
     <w:abstractNumId w:val="0"/>
   </w:num>
-  <w:num w:numId="10" w16cid:durableId="591162208">
-    <w:abstractNumId w:val="14"/>
-  </w:num>
-  <w:num w:numId="11" w16cid:durableId="309554352">
-    <w:abstractNumId w:val="17"/>
-  </w:num>
-  <w:num w:numId="12" w16cid:durableId="1169296955">
-    <w:abstractNumId w:val="18"/>
-  </w:num>
-  <w:num w:numId="13" w16cid:durableId="1417895371">
-    <w:abstractNumId w:val="9"/>
-  </w:num>
-  <w:num w:numId="14" w16cid:durableId="172384681">
-    <w:abstractNumId w:val="7"/>
-  </w:num>
-  <w:num w:numId="15" w16cid:durableId="1236477887">
+  <w:num w:numId="25" w16cid:durableId="590352000">
     <w:abstractNumId w:val="13"/>
   </w:num>
-  <w:num w:numId="16" w16cid:durableId="139924272">
-    <w:abstractNumId w:val="10"/>
-  </w:num>
-  <w:num w:numId="17" w16cid:durableId="2028016504">
+  <w:num w:numId="26" w16cid:durableId="709185754">
     <w:abstractNumId w:val="1"/>
   </w:num>
-  <w:num w:numId="18" w16cid:durableId="922647733">
-    <w:abstractNumId w:val="2"/>
+  <w:num w:numId="27" w16cid:durableId="332876324">
+    <w:abstractNumId w:val="22"/>
   </w:num>
-  <w:num w:numId="19" w16cid:durableId="2036878483">
-    <w:abstractNumId w:val="15"/>
+  <w:num w:numId="28" w16cid:durableId="1808470469">
+    <w:abstractNumId w:val="19"/>
   </w:num>
   <w:numIdMacAtCleanup w:val="1"/>
 </w:numbering>
@@ -12784,7 +17298,7 @@
   <w:style w:type="paragraph" w:default="1" w:styleId="Normal">
     <w:name w:val="Normal"/>
     <w:qFormat/>
-    <w:rsid w:val="009F5DAA"/>
+    <w:rsid w:val="002964F0"/>
   </w:style>
   <w:style w:type="paragraph" w:styleId="Heading1">
     <w:name w:val="heading 1"/>
